--- a/public/documentos/GOB-11-informe-de-cierre-de-la-fase-de-formulacion.docx
+++ b/public/documentos/GOB-11-informe-de-cierre-de-la-fase-de-formulacion.docx
@@ -18,7 +18,7 @@
           <w:left w:w="10" w:type="dxa"/>
           <w:right w:w="10" w:type="dxa"/>
         </w:tblCellMar>
-        <w:tblLook w:val="04A0" w:firstRow="1" w:lastRow="0" w:firstColumn="1" w:lastColumn="0" w:noHBand="0" w:noVBand="1"/>
+        <w:tblLook w:val="0000" w:firstRow="0" w:lastRow="0" w:firstColumn="0" w:lastColumn="0" w:noHBand="0" w:noVBand="0"/>
       </w:tblPr>
       <w:tblGrid>
         <w:gridCol w:w="1757"/>
@@ -52,7 +52,7 @@
                 <w:noProof/>
               </w:rPr>
               <w:drawing>
-                <wp:inline distT="0" distB="0" distL="0" distR="0" wp14:anchorId="3670AAA0" wp14:editId="1B4E86AF">
+                <wp:inline distT="0" distB="0" distL="0" distR="0" wp14:anchorId="5147F117" wp14:editId="4FF8CD35">
                   <wp:extent cx="990600" cy="990600"/>
                   <wp:effectExtent l="0" t="0" r="0" b="0"/>
                   <wp:docPr id="1" name="Imagen 1"/>
@@ -171,10 +171,10 @@
                 <w:noProof/>
               </w:rPr>
               <w:drawing>
-                <wp:inline distT="0" distB="0" distL="0" distR="0" wp14:anchorId="2E919C40" wp14:editId="23241154">
+                <wp:inline distT="0" distB="0" distL="0" distR="0" wp14:anchorId="16E53988" wp14:editId="72DCD09F">
                   <wp:extent cx="800100" cy="800100"/>
                   <wp:effectExtent l="0" t="0" r="0" b="0"/>
-                  <wp:docPr id="1455468616" name="Imagen 1455468616"/>
+                  <wp:docPr id="1437931220" name="Imagen 1437931220"/>
                   <wp:cNvGraphicFramePr>
                     <a:graphicFrameLocks xmlns:a="http://schemas.openxmlformats.org/drawingml/2006/main" noChangeAspect="1"/>
                   </wp:cNvGraphicFramePr>
@@ -308,7 +308,7 @@
           <w:left w:w="10" w:type="dxa"/>
           <w:right w:w="10" w:type="dxa"/>
         </w:tblCellMar>
-        <w:tblLook w:val="04A0" w:firstRow="1" w:lastRow="0" w:firstColumn="1" w:lastColumn="0" w:noHBand="0" w:noVBand="1"/>
+        <w:tblLook w:val="0000" w:firstRow="0" w:lastRow="0" w:firstColumn="0" w:lastColumn="0" w:noHBand="0" w:noVBand="0"/>
       </w:tblPr>
       <w:tblGrid>
         <w:gridCol w:w="2636"/>
@@ -786,7 +786,7 @@
           <w:left w:w="10" w:type="dxa"/>
           <w:right w:w="10" w:type="dxa"/>
         </w:tblCellMar>
-        <w:tblLook w:val="04A0" w:firstRow="1" w:lastRow="0" w:firstColumn="1" w:lastColumn="0" w:noHBand="0" w:noVBand="1"/>
+        <w:tblLook w:val="0000" w:firstRow="0" w:lastRow="0" w:firstColumn="0" w:lastColumn="0" w:noHBand="0" w:noVBand="0"/>
       </w:tblPr>
       <w:tblGrid>
         <w:gridCol w:w="4042"/>
@@ -1399,7 +1399,7 @@
           <w:left w:w="10" w:type="dxa"/>
           <w:right w:w="10" w:type="dxa"/>
         </w:tblCellMar>
-        <w:tblLook w:val="04A0" w:firstRow="1" w:lastRow="0" w:firstColumn="1" w:lastColumn="0" w:noHBand="0" w:noVBand="1"/>
+        <w:tblLook w:val="0000" w:firstRow="0" w:lastRow="0" w:firstColumn="0" w:lastColumn="0" w:noHBand="0" w:noVBand="0"/>
       </w:tblPr>
       <w:tblGrid>
         <w:gridCol w:w="2636"/>
@@ -1817,7 +1817,7 @@
           <w:left w:w="10" w:type="dxa"/>
           <w:right w:w="10" w:type="dxa"/>
         </w:tblCellMar>
-        <w:tblLook w:val="04A0" w:firstRow="1" w:lastRow="0" w:firstColumn="1" w:lastColumn="0" w:noHBand="0" w:noVBand="1"/>
+        <w:tblLook w:val="0000" w:firstRow="0" w:lastRow="0" w:firstColumn="0" w:lastColumn="0" w:noHBand="0" w:noVBand="0"/>
       </w:tblPr>
       <w:tblGrid>
         <w:gridCol w:w="1054"/>
@@ -2158,7 +2158,7 @@
           <w:left w:w="10" w:type="dxa"/>
           <w:right w:w="10" w:type="dxa"/>
         </w:tblCellMar>
-        <w:tblLook w:val="04A0" w:firstRow="1" w:lastRow="0" w:firstColumn="1" w:lastColumn="0" w:noHBand="0" w:noVBand="1"/>
+        <w:tblLook w:val="0000" w:firstRow="0" w:lastRow="0" w:firstColumn="0" w:lastColumn="0" w:noHBand="0" w:noVBand="0"/>
       </w:tblPr>
       <w:tblGrid>
         <w:gridCol w:w="2636"/>
@@ -2498,7 +2498,7 @@
           <w:left w:w="10" w:type="dxa"/>
           <w:right w:w="10" w:type="dxa"/>
         </w:tblCellMar>
-        <w:tblLook w:val="04A0" w:firstRow="1" w:lastRow="0" w:firstColumn="1" w:lastColumn="0" w:noHBand="0" w:noVBand="1"/>
+        <w:tblLook w:val="0000" w:firstRow="0" w:lastRow="0" w:firstColumn="0" w:lastColumn="0" w:noHBand="0" w:noVBand="0"/>
       </w:tblPr>
       <w:tblGrid>
         <w:gridCol w:w="8787"/>
@@ -2585,7 +2585,7 @@
     <w:sdt>
       <w:sdtPr>
         <w:alias w:val="Contenido"/>
-        <w:id w:val="-1710330111"/>
+        <w:id w:val="-179198705"/>
       </w:sdtPr>
       <w:sdtEndPr/>
       <w:sdtContent>
@@ -2611,7 +2611,7 @@
           <w:r>
             <w:fldChar w:fldCharType="separate"/>
           </w:r>
-          <w:hyperlink w:anchor="_Toc242536699" w:history="1">
+          <w:hyperlink w:anchor="_Toc242538697" w:history="1">
             <w:r>
               <w:rPr>
                 <w:rStyle w:val="Hipervnculo"/>
@@ -2635,7 +2635,7 @@
               <w:rPr>
                 <w:noProof/>
               </w:rPr>
-              <w:instrText xml:space="preserve"> PAGEREF _Toc242536699 \h </w:instrText>
+              <w:instrText xml:space="preserve"> PAGEREF _Toc242538697 \h </w:instrText>
             </w:r>
             <w:r>
               <w:rPr>
@@ -2675,7 +2675,7 @@
               <w14:ligatures w14:val="standardContextual"/>
             </w:rPr>
           </w:pPr>
-          <w:hyperlink w:anchor="_Toc242536700" w:history="1">
+          <w:hyperlink w:anchor="_Toc242538698" w:history="1">
             <w:r>
               <w:rPr>
                 <w:rStyle w:val="Hipervnculo"/>
@@ -2699,7 +2699,7 @@
               <w:rPr>
                 <w:noProof/>
               </w:rPr>
-              <w:instrText xml:space="preserve"> PAGEREF _Toc242536700 \h </w:instrText>
+              <w:instrText xml:space="preserve"> PAGEREF _Toc242538698 \h </w:instrText>
             </w:r>
             <w:r>
               <w:rPr>
@@ -2739,7 +2739,7 @@
               <w14:ligatures w14:val="standardContextual"/>
             </w:rPr>
           </w:pPr>
-          <w:hyperlink w:anchor="_Toc242536701" w:history="1">
+          <w:hyperlink w:anchor="_Toc242538699" w:history="1">
             <w:r>
               <w:rPr>
                 <w:rStyle w:val="Hipervnculo"/>
@@ -2763,7 +2763,7 @@
               <w:rPr>
                 <w:noProof/>
               </w:rPr>
-              <w:instrText xml:space="preserve"> PAGEREF _Toc242536701 \h </w:instrText>
+              <w:instrText xml:space="preserve"> PAGEREF _Toc242538699 \h </w:instrText>
             </w:r>
             <w:r>
               <w:rPr>
@@ -2803,7 +2803,7 @@
               <w14:ligatures w14:val="standardContextual"/>
             </w:rPr>
           </w:pPr>
-          <w:hyperlink w:anchor="_Toc242536702" w:history="1">
+          <w:hyperlink w:anchor="_Toc242538700" w:history="1">
             <w:r>
               <w:rPr>
                 <w:rStyle w:val="Hipervnculo"/>
@@ -2827,7 +2827,7 @@
               <w:rPr>
                 <w:noProof/>
               </w:rPr>
-              <w:instrText xml:space="preserve"> PAGEREF _Toc242536702 \h </w:instrText>
+              <w:instrText xml:space="preserve"> PAGEREF _Toc242538700 \h </w:instrText>
             </w:r>
             <w:r>
               <w:rPr>
@@ -2867,7 +2867,7 @@
               <w14:ligatures w14:val="standardContextual"/>
             </w:rPr>
           </w:pPr>
-          <w:hyperlink w:anchor="_Toc242536703" w:history="1">
+          <w:hyperlink w:anchor="_Toc242538701" w:history="1">
             <w:r>
               <w:rPr>
                 <w:rStyle w:val="Hipervnculo"/>
@@ -2891,7 +2891,7 @@
               <w:rPr>
                 <w:noProof/>
               </w:rPr>
-              <w:instrText xml:space="preserve"> PAGEREF _Toc242536703 \h </w:instrText>
+              <w:instrText xml:space="preserve"> PAGEREF _Toc242538701 \h </w:instrText>
             </w:r>
             <w:r>
               <w:rPr>
@@ -2931,7 +2931,7 @@
               <w14:ligatures w14:val="standardContextual"/>
             </w:rPr>
           </w:pPr>
-          <w:hyperlink w:anchor="_Toc242536704" w:history="1">
+          <w:hyperlink w:anchor="_Toc242538702" w:history="1">
             <w:r>
               <w:rPr>
                 <w:rStyle w:val="Hipervnculo"/>
@@ -2955,7 +2955,7 @@
               <w:rPr>
                 <w:noProof/>
               </w:rPr>
-              <w:instrText xml:space="preserve"> PAGEREF _Toc242536704 \h </w:instrText>
+              <w:instrText xml:space="preserve"> PAGEREF _Toc242538702 \h </w:instrText>
             </w:r>
             <w:r>
               <w:rPr>
@@ -2995,7 +2995,7 @@
               <w14:ligatures w14:val="standardContextual"/>
             </w:rPr>
           </w:pPr>
-          <w:hyperlink w:anchor="_Toc242536705" w:history="1">
+          <w:hyperlink w:anchor="_Toc242538703" w:history="1">
             <w:r>
               <w:rPr>
                 <w:rStyle w:val="Hipervnculo"/>
@@ -3019,7 +3019,7 @@
               <w:rPr>
                 <w:noProof/>
               </w:rPr>
-              <w:instrText xml:space="preserve"> PAGEREF _Toc242536705 \h </w:instrText>
+              <w:instrText xml:space="preserve"> PAGEREF _Toc242538703 \h </w:instrText>
             </w:r>
             <w:r>
               <w:rPr>
@@ -3069,7 +3069,7 @@
       <w:pPr>
         <w:pStyle w:val="Ttulo1"/>
       </w:pPr>
-      <w:bookmarkStart w:id="0" w:name="_Toc242536699"/>
+      <w:bookmarkStart w:id="0" w:name="_Toc242538697"/>
       <w:r>
         <w:lastRenderedPageBreak/>
         <w:t>1. Datos de la fase</w:t>
@@ -3092,7 +3092,7 @@
           <w:left w:w="10" w:type="dxa"/>
           <w:right w:w="10" w:type="dxa"/>
         </w:tblCellMar>
-        <w:tblLook w:val="04A0" w:firstRow="1" w:lastRow="0" w:firstColumn="1" w:lastColumn="0" w:noHBand="0" w:noVBand="1"/>
+        <w:tblLook w:val="0000" w:firstRow="0" w:lastRow="0" w:firstColumn="0" w:lastColumn="0" w:noHBand="0" w:noVBand="0"/>
       </w:tblPr>
       <w:tblGrid>
         <w:gridCol w:w="2636"/>
@@ -3498,7 +3498,7 @@
       <w:pPr>
         <w:pStyle w:val="Ttulo1"/>
       </w:pPr>
-      <w:bookmarkStart w:id="1" w:name="_Toc242536700"/>
+      <w:bookmarkStart w:id="1" w:name="_Toc242538698"/>
       <w:r>
         <w:t>2. Objetivo de la fase y resultado</w:t>
       </w:r>
@@ -3526,7 +3526,7 @@
       <w:pPr>
         <w:pStyle w:val="Ttulo1"/>
       </w:pPr>
-      <w:bookmarkStart w:id="2" w:name="_Toc242536701"/>
+      <w:bookmarkStart w:id="2" w:name="_Toc242538699"/>
       <w:r>
         <w:t>3. Entregables de la fase</w:t>
       </w:r>
@@ -3574,7 +3574,7 @@
           <w:left w:w="10" w:type="dxa"/>
           <w:right w:w="10" w:type="dxa"/>
         </w:tblCellMar>
-        <w:tblLook w:val="04A0" w:firstRow="1" w:lastRow="0" w:firstColumn="1" w:lastColumn="0" w:noHBand="0" w:noVBand="1"/>
+        <w:tblLook w:val="0000" w:firstRow="0" w:lastRow="0" w:firstColumn="0" w:lastColumn="0" w:noHBand="0" w:noVBand="0"/>
       </w:tblPr>
       <w:tblGrid>
         <w:gridCol w:w="3339"/>
@@ -4579,7 +4579,7 @@
       <w:pPr>
         <w:pStyle w:val="Ttulo1"/>
       </w:pPr>
-      <w:bookmarkStart w:id="3" w:name="_Toc242536702"/>
+      <w:bookmarkStart w:id="3" w:name="_Toc242538700"/>
       <w:r>
         <w:lastRenderedPageBreak/>
         <w:t>4. Verificación del cierre</w:t>
@@ -4628,7 +4628,7 @@
           <w:left w:w="10" w:type="dxa"/>
           <w:right w:w="10" w:type="dxa"/>
         </w:tblCellMar>
-        <w:tblLook w:val="04A0" w:firstRow="1" w:lastRow="0" w:firstColumn="1" w:lastColumn="0" w:noHBand="0" w:noVBand="1"/>
+        <w:tblLook w:val="0000" w:firstRow="0" w:lastRow="0" w:firstColumn="0" w:lastColumn="0" w:noHBand="0" w:noVBand="0"/>
       </w:tblPr>
       <w:tblGrid>
         <w:gridCol w:w="3514"/>
@@ -5645,7 +5645,7 @@
       <w:pPr>
         <w:pStyle w:val="Ttulo1"/>
       </w:pPr>
-      <w:bookmarkStart w:id="4" w:name="_Toc242536703"/>
+      <w:bookmarkStart w:id="4" w:name="_Toc242538701"/>
       <w:r>
         <w:t>5. Pendientes que pasan a la fase actual</w:t>
       </w:r>
@@ -5693,7 +5693,7 @@
           <w:left w:w="10" w:type="dxa"/>
           <w:right w:w="10" w:type="dxa"/>
         </w:tblCellMar>
-        <w:tblLook w:val="04A0" w:firstRow="1" w:lastRow="0" w:firstColumn="1" w:lastColumn="0" w:noHBand="0" w:noVBand="1"/>
+        <w:tblLook w:val="0000" w:firstRow="0" w:lastRow="0" w:firstColumn="0" w:lastColumn="0" w:noHBand="0" w:noVBand="0"/>
       </w:tblPr>
       <w:tblGrid>
         <w:gridCol w:w="5272"/>
@@ -6401,7 +6401,7 @@
       <w:pPr>
         <w:pStyle w:val="Ttulo1"/>
       </w:pPr>
-      <w:bookmarkStart w:id="5" w:name="_Toc242536704"/>
+      <w:bookmarkStart w:id="5" w:name="_Toc242538702"/>
       <w:r>
         <w:t>6. Transferencia al equipo actual</w:t>
       </w:r>
@@ -6467,7 +6467,7 @@
       <w:pPr>
         <w:pStyle w:val="Ttulo1"/>
       </w:pPr>
-      <w:bookmarkStart w:id="6" w:name="_Toc242536705"/>
+      <w:bookmarkStart w:id="6" w:name="_Toc242538703"/>
       <w:r>
         <w:lastRenderedPageBreak/>
         <w:t>7. Conclusión</w:t>
@@ -6874,10 +6874,10 @@
 <file path=word/numbering.xml><?xml version="1.0" encoding="utf-8"?>
 <w:numbering xmlns:wpc="http://schemas.microsoft.com/office/word/2010/wordprocessingCanvas" xmlns:cx="http://schemas.microsoft.com/office/drawing/2014/chartex" xmlns:cx1="http://schemas.microsoft.com/office/drawing/2015/9/8/chartex" xmlns:cx2="http://schemas.microsoft.com/office/drawing/2015/10/21/chartex" xmlns:cx3="http://schemas.microsoft.com/office/drawing/2016/5/9/chartex" xmlns:cx4="http://schemas.microsoft.com/office/drawing/2016/5/10/chartex" xmlns:cx5="http://schemas.microsoft.com/office/drawing/2016/5/11/chartex" xmlns:cx6="http://schemas.microsoft.com/office/drawing/2016/5/12/chartex" xmlns:cx7="http://schemas.microsoft.com/office/drawing/2016/5/13/chartex" xmlns:cx8="http://schemas.microsoft.com/office/drawing/2016/5/14/chartex" xmlns:mc="http://schemas.openxmlformats.org/markup-compatibility/2006" xmlns:aink="http://schemas.microsoft.com/office/drawing/2016/ink" xmlns:am3d="http://schemas.microsoft.com/office/drawing/2017/model3d" xmlns:o="urn:schemas-microsoft-com:office:office" xmlns:oel="http://schemas.microsoft.com/office/2019/extlst" xmlns:r="http://schemas.openxmlformats.org/officeDocument/2006/relationships" xmlns:m="http://schemas.openxmlformats.org/officeDocument/2006/math" xmlns:v="urn:schemas-microsoft-com:vml" xmlns:wp14="http://schemas.microsoft.com/office/word/2010/wordprocessingDrawing" xmlns:wp="http://schemas.openxmlformats.org/drawingml/2006/wordprocessingDrawing" xmlns:w10="urn:schemas-microsoft-com:office:word" xmlns:w="http://schemas.openxmlformats.org/wordprocessingml/2006/main" xmlns:w14="http://schemas.microsoft.com/office/word/2010/wordml" xmlns:w15="http://schemas.microsoft.com/office/word/2012/wordml" xmlns:w16cex="http://schemas.microsoft.com/office/word/2018/wordml/cex" xmlns:w16cid="http://schemas.microsoft.com/office/word/2016/wordml/cid" xmlns:w16="http://schemas.microsoft.com/office/word/2018/wordml" xmlns:w16du="http://schemas.microsoft.com/office/word/2023/wordml/word16du" xmlns:w16sdtdh="http://schemas.microsoft.com/office/word/2020/wordml/sdtdatahash" xmlns:w16sdtfl="http://schemas.microsoft.com/office/word/2024/wordml/sdtformatlock" xmlns:w16se="http://schemas.microsoft.com/office/word/2015/wordml/symex" xmlns:wpg="http://schemas.microsoft.com/office/word/2010/wordprocessingGroup" xmlns:wpi="http://schemas.microsoft.com/office/word/2010/wordprocessingInk" xmlns:wne="http://schemas.microsoft.com/office/word/2006/wordml" xmlns:wps="http://schemas.microsoft.com/office/word/2010/wordprocessingShape" mc:Ignorable="w14 w15 w16se w16cid w16 w16cex w16sdtdh w16sdtfl w16du wp14">
   <w:abstractNum w:abstractNumId="0" w15:restartNumberingAfterBreak="0">
-    <w:nsid w:val="0F265897"/>
+    <w:nsid w:val="1D0C1683"/>
     <w:multiLevelType w:val="hybridMultilevel"/>
-    <w:tmpl w:val="A5D0AFEC"/>
-    <w:lvl w:ilvl="0" w:tplc="A4BA0F4C">
+    <w:tmpl w:val="ADAE8AB4"/>
+    <w:lvl w:ilvl="0" w:tplc="8F32D552">
       <w:start w:val="1"/>
       <w:numFmt w:val="bullet"/>
       <w:lvlText w:val="•"/>
@@ -6886,52 +6886,52 @@
         <w:ind w:left="560" w:hanging="280"/>
       </w:pPr>
     </w:lvl>
-    <w:lvl w:ilvl="1" w:tplc="5A70E022">
+    <w:lvl w:ilvl="1" w:tplc="27261F90">
       <w:numFmt w:val="decimal"/>
       <w:lvlText w:val=""/>
       <w:lvlJc w:val="left"/>
     </w:lvl>
-    <w:lvl w:ilvl="2" w:tplc="345AAF46">
+    <w:lvl w:ilvl="2" w:tplc="301CF2BA">
       <w:numFmt w:val="decimal"/>
       <w:lvlText w:val=""/>
       <w:lvlJc w:val="left"/>
     </w:lvl>
-    <w:lvl w:ilvl="3" w:tplc="9B2EC334">
+    <w:lvl w:ilvl="3" w:tplc="7C24F168">
       <w:numFmt w:val="decimal"/>
       <w:lvlText w:val=""/>
       <w:lvlJc w:val="left"/>
     </w:lvl>
-    <w:lvl w:ilvl="4" w:tplc="29E6C6F6">
+    <w:lvl w:ilvl="4" w:tplc="E98EA352">
       <w:numFmt w:val="decimal"/>
       <w:lvlText w:val=""/>
       <w:lvlJc w:val="left"/>
     </w:lvl>
-    <w:lvl w:ilvl="5" w:tplc="72B881B2">
+    <w:lvl w:ilvl="5" w:tplc="1F7E6DD6">
       <w:numFmt w:val="decimal"/>
       <w:lvlText w:val=""/>
       <w:lvlJc w:val="left"/>
     </w:lvl>
-    <w:lvl w:ilvl="6" w:tplc="07BE4A4E">
+    <w:lvl w:ilvl="6" w:tplc="20E68B80">
       <w:numFmt w:val="decimal"/>
       <w:lvlText w:val=""/>
       <w:lvlJc w:val="left"/>
     </w:lvl>
-    <w:lvl w:ilvl="7" w:tplc="F104B5D2">
+    <w:lvl w:ilvl="7" w:tplc="59706F42">
       <w:numFmt w:val="decimal"/>
       <w:lvlText w:val=""/>
       <w:lvlJc w:val="left"/>
     </w:lvl>
-    <w:lvl w:ilvl="8" w:tplc="DB8E8FAA">
+    <w:lvl w:ilvl="8" w:tplc="D162165C">
       <w:numFmt w:val="decimal"/>
       <w:lvlText w:val=""/>
       <w:lvlJc w:val="left"/>
     </w:lvl>
   </w:abstractNum>
   <w:abstractNum w:abstractNumId="1" w15:restartNumberingAfterBreak="0">
-    <w:nsid w:val="31A54A2B"/>
+    <w:nsid w:val="30AE341C"/>
     <w:multiLevelType w:val="hybridMultilevel"/>
-    <w:tmpl w:val="0EB46376"/>
-    <w:lvl w:ilvl="0" w:tplc="006ECECC">
+    <w:tmpl w:val="83781F3E"/>
+    <w:lvl w:ilvl="0" w:tplc="D778A056">
       <w:start w:val="1"/>
       <w:numFmt w:val="bullet"/>
       <w:lvlText w:val="●"/>
@@ -6940,7 +6940,7 @@
         <w:ind w:left="720" w:hanging="360"/>
       </w:pPr>
     </w:lvl>
-    <w:lvl w:ilvl="1" w:tplc="E10C1792">
+    <w:lvl w:ilvl="1" w:tplc="78E0A6AC">
       <w:start w:val="1"/>
       <w:numFmt w:val="bullet"/>
       <w:lvlText w:val="○"/>
@@ -6949,7 +6949,7 @@
         <w:ind w:left="1440" w:hanging="360"/>
       </w:pPr>
     </w:lvl>
-    <w:lvl w:ilvl="2" w:tplc="A5B207CC">
+    <w:lvl w:ilvl="2" w:tplc="94CAA4FE">
       <w:start w:val="1"/>
       <w:numFmt w:val="bullet"/>
       <w:lvlText w:val="■"/>
@@ -6958,7 +6958,7 @@
         <w:ind w:left="2160" w:hanging="360"/>
       </w:pPr>
     </w:lvl>
-    <w:lvl w:ilvl="3" w:tplc="5AD4CEB0">
+    <w:lvl w:ilvl="3" w:tplc="4016EF8E">
       <w:start w:val="1"/>
       <w:numFmt w:val="bullet"/>
       <w:lvlText w:val="●"/>
@@ -6967,7 +6967,7 @@
         <w:ind w:left="2880" w:hanging="360"/>
       </w:pPr>
     </w:lvl>
-    <w:lvl w:ilvl="4" w:tplc="CCDCCD0A">
+    <w:lvl w:ilvl="4" w:tplc="A59E2206">
       <w:start w:val="1"/>
       <w:numFmt w:val="bullet"/>
       <w:lvlText w:val="○"/>
@@ -6976,7 +6976,7 @@
         <w:ind w:left="3600" w:hanging="360"/>
       </w:pPr>
     </w:lvl>
-    <w:lvl w:ilvl="5" w:tplc="9A90FF34">
+    <w:lvl w:ilvl="5" w:tplc="A252AC04">
       <w:start w:val="1"/>
       <w:numFmt w:val="bullet"/>
       <w:lvlText w:val="■"/>
@@ -6985,7 +6985,7 @@
         <w:ind w:left="4320" w:hanging="360"/>
       </w:pPr>
     </w:lvl>
-    <w:lvl w:ilvl="6" w:tplc="245658D2">
+    <w:lvl w:ilvl="6" w:tplc="BB265888">
       <w:start w:val="1"/>
       <w:numFmt w:val="bullet"/>
       <w:lvlText w:val="●"/>
@@ -6994,7 +6994,7 @@
         <w:ind w:left="5040" w:hanging="360"/>
       </w:pPr>
     </w:lvl>
-    <w:lvl w:ilvl="7" w:tplc="CB8438DA">
+    <w:lvl w:ilvl="7" w:tplc="B26431E0">
       <w:start w:val="1"/>
       <w:numFmt w:val="bullet"/>
       <w:lvlText w:val="●"/>
@@ -7003,7 +7003,7 @@
         <w:ind w:left="5760" w:hanging="360"/>
       </w:pPr>
     </w:lvl>
-    <w:lvl w:ilvl="8" w:tplc="616E55B8">
+    <w:lvl w:ilvl="8" w:tplc="CDC0B71A">
       <w:start w:val="1"/>
       <w:numFmt w:val="bullet"/>
       <w:lvlText w:val="●"/>
@@ -7014,10 +7014,10 @@
     </w:lvl>
   </w:abstractNum>
   <w:abstractNum w:abstractNumId="2" w15:restartNumberingAfterBreak="0">
-    <w:nsid w:val="72045F99"/>
+    <w:nsid w:val="61DB5497"/>
     <w:multiLevelType w:val="hybridMultilevel"/>
-    <w:tmpl w:val="8B6AF898"/>
-    <w:lvl w:ilvl="0" w:tplc="A0127106">
+    <w:tmpl w:val="D61686B6"/>
+    <w:lvl w:ilvl="0" w:tplc="9264929A">
       <w:start w:val="1"/>
       <w:numFmt w:val="decimal"/>
       <w:lvlText w:val="%1."/>
@@ -7026,54 +7026,54 @@
         <w:ind w:left="560" w:hanging="340"/>
       </w:pPr>
     </w:lvl>
-    <w:lvl w:ilvl="1" w:tplc="7CC28B2A">
+    <w:lvl w:ilvl="1" w:tplc="B426B348">
       <w:numFmt w:val="decimal"/>
       <w:lvlText w:val=""/>
       <w:lvlJc w:val="left"/>
     </w:lvl>
-    <w:lvl w:ilvl="2" w:tplc="39E43F4E">
+    <w:lvl w:ilvl="2" w:tplc="7F9E4C54">
       <w:numFmt w:val="decimal"/>
       <w:lvlText w:val=""/>
       <w:lvlJc w:val="left"/>
     </w:lvl>
-    <w:lvl w:ilvl="3" w:tplc="08ECBA3E">
+    <w:lvl w:ilvl="3" w:tplc="AA727212">
       <w:numFmt w:val="decimal"/>
       <w:lvlText w:val=""/>
       <w:lvlJc w:val="left"/>
     </w:lvl>
-    <w:lvl w:ilvl="4" w:tplc="575CEC4C">
+    <w:lvl w:ilvl="4" w:tplc="BB4CC9BE">
       <w:numFmt w:val="decimal"/>
       <w:lvlText w:val=""/>
       <w:lvlJc w:val="left"/>
     </w:lvl>
-    <w:lvl w:ilvl="5" w:tplc="BC9E939A">
+    <w:lvl w:ilvl="5" w:tplc="37D0B050">
       <w:numFmt w:val="decimal"/>
       <w:lvlText w:val=""/>
       <w:lvlJc w:val="left"/>
     </w:lvl>
-    <w:lvl w:ilvl="6" w:tplc="0B4844AE">
+    <w:lvl w:ilvl="6" w:tplc="77DCAA48">
       <w:numFmt w:val="decimal"/>
       <w:lvlText w:val=""/>
       <w:lvlJc w:val="left"/>
     </w:lvl>
-    <w:lvl w:ilvl="7" w:tplc="44AC0226">
+    <w:lvl w:ilvl="7" w:tplc="18EA2946">
       <w:numFmt w:val="decimal"/>
       <w:lvlText w:val=""/>
       <w:lvlJc w:val="left"/>
     </w:lvl>
-    <w:lvl w:ilvl="8" w:tplc="C17EA8CC">
+    <w:lvl w:ilvl="8" w:tplc="A5E6EAA0">
       <w:numFmt w:val="decimal"/>
       <w:lvlText w:val=""/>
       <w:lvlJc w:val="left"/>
     </w:lvl>
   </w:abstractNum>
-  <w:num w:numId="1" w16cid:durableId="877594988">
+  <w:num w:numId="1" w16cid:durableId="1383016403">
     <w:abstractNumId w:val="1"/>
     <w:lvlOverride w:ilvl="0">
       <w:startOverride w:val="1"/>
     </w:lvlOverride>
   </w:num>
-  <w:num w:numId="2" w16cid:durableId="1899172815">
+  <w:num w:numId="2" w16cid:durableId="733970331">
     <w:abstractNumId w:val="0"/>
     <w:lvlOverride w:ilvl="0">
       <w:startOverride w:val="1"/>
@@ -7667,7 +7667,7 @@
     <w:autoRedefine/>
     <w:uiPriority w:val="39"/>
     <w:unhideWhenUsed/>
-    <w:rsid w:val="000857A4"/>
+    <w:rsid w:val="00156C4D"/>
     <w:pPr>
       <w:spacing w:after="100"/>
     </w:pPr>

--- a/public/documentos/GOB-11-informe-de-cierre-de-la-fase-de-formulacion.docx
+++ b/public/documentos/GOB-11-informe-de-cierre-de-la-fase-de-formulacion.docx
@@ -18,7 +18,7 @@
           <w:left w:w="10" w:type="dxa"/>
           <w:right w:w="10" w:type="dxa"/>
         </w:tblCellMar>
-        <w:tblLook w:val="0000" w:firstRow="0" w:lastRow="0" w:firstColumn="0" w:lastColumn="0" w:noHBand="0" w:noVBand="0"/>
+        <w:tblLook w:val="04A0" w:firstRow="1" w:lastRow="0" w:firstColumn="1" w:lastColumn="0" w:noHBand="0" w:noVBand="1"/>
       </w:tblPr>
       <w:tblGrid>
         <w:gridCol w:w="1757"/>
@@ -52,7 +52,7 @@
                 <w:noProof/>
               </w:rPr>
               <w:drawing>
-                <wp:inline distT="0" distB="0" distL="0" distR="0" wp14:anchorId="5147F117" wp14:editId="4FF8CD35">
+                <wp:inline distT="0" distB="0" distL="0" distR="0" wp14:anchorId="155E4BFA" wp14:editId="5D956A1E">
                   <wp:extent cx="990600" cy="990600"/>
                   <wp:effectExtent l="0" t="0" r="0" b="0"/>
                   <wp:docPr id="1" name="Imagen 1"/>
@@ -171,10 +171,10 @@
                 <w:noProof/>
               </w:rPr>
               <w:drawing>
-                <wp:inline distT="0" distB="0" distL="0" distR="0" wp14:anchorId="16E53988" wp14:editId="72DCD09F">
+                <wp:inline distT="0" distB="0" distL="0" distR="0" wp14:anchorId="4814F8DC" wp14:editId="679BE257">
                   <wp:extent cx="800100" cy="800100"/>
                   <wp:effectExtent l="0" t="0" r="0" b="0"/>
-                  <wp:docPr id="1437931220" name="Imagen 1437931220"/>
+                  <wp:docPr id="1925966845" name="Imagen 1925966845"/>
                   <wp:cNvGraphicFramePr>
                     <a:graphicFrameLocks xmlns:a="http://schemas.openxmlformats.org/drawingml/2006/main" noChangeAspect="1"/>
                   </wp:cNvGraphicFramePr>
@@ -308,7 +308,7 @@
           <w:left w:w="10" w:type="dxa"/>
           <w:right w:w="10" w:type="dxa"/>
         </w:tblCellMar>
-        <w:tblLook w:val="0000" w:firstRow="0" w:lastRow="0" w:firstColumn="0" w:lastColumn="0" w:noHBand="0" w:noVBand="0"/>
+        <w:tblLook w:val="04A0" w:firstRow="1" w:lastRow="0" w:firstColumn="1" w:lastColumn="0" w:noHBand="0" w:noVBand="1"/>
       </w:tblPr>
       <w:tblGrid>
         <w:gridCol w:w="2636"/>
@@ -786,7 +786,7 @@
           <w:left w:w="10" w:type="dxa"/>
           <w:right w:w="10" w:type="dxa"/>
         </w:tblCellMar>
-        <w:tblLook w:val="0000" w:firstRow="0" w:lastRow="0" w:firstColumn="0" w:lastColumn="0" w:noHBand="0" w:noVBand="0"/>
+        <w:tblLook w:val="04A0" w:firstRow="1" w:lastRow="0" w:firstColumn="1" w:lastColumn="0" w:noHBand="0" w:noVBand="1"/>
       </w:tblPr>
       <w:tblGrid>
         <w:gridCol w:w="4042"/>
@@ -1399,7 +1399,7 @@
           <w:left w:w="10" w:type="dxa"/>
           <w:right w:w="10" w:type="dxa"/>
         </w:tblCellMar>
-        <w:tblLook w:val="0000" w:firstRow="0" w:lastRow="0" w:firstColumn="0" w:lastColumn="0" w:noHBand="0" w:noVBand="0"/>
+        <w:tblLook w:val="04A0" w:firstRow="1" w:lastRow="0" w:firstColumn="1" w:lastColumn="0" w:noHBand="0" w:noVBand="1"/>
       </w:tblPr>
       <w:tblGrid>
         <w:gridCol w:w="2636"/>
@@ -1817,7 +1817,7 @@
           <w:left w:w="10" w:type="dxa"/>
           <w:right w:w="10" w:type="dxa"/>
         </w:tblCellMar>
-        <w:tblLook w:val="0000" w:firstRow="0" w:lastRow="0" w:firstColumn="0" w:lastColumn="0" w:noHBand="0" w:noVBand="0"/>
+        <w:tblLook w:val="04A0" w:firstRow="1" w:lastRow="0" w:firstColumn="1" w:lastColumn="0" w:noHBand="0" w:noVBand="1"/>
       </w:tblPr>
       <w:tblGrid>
         <w:gridCol w:w="1054"/>
@@ -2158,7 +2158,7 @@
           <w:left w:w="10" w:type="dxa"/>
           <w:right w:w="10" w:type="dxa"/>
         </w:tblCellMar>
-        <w:tblLook w:val="0000" w:firstRow="0" w:lastRow="0" w:firstColumn="0" w:lastColumn="0" w:noHBand="0" w:noVBand="0"/>
+        <w:tblLook w:val="04A0" w:firstRow="1" w:lastRow="0" w:firstColumn="1" w:lastColumn="0" w:noHBand="0" w:noVBand="1"/>
       </w:tblPr>
       <w:tblGrid>
         <w:gridCol w:w="2636"/>
@@ -2498,7 +2498,7 @@
           <w:left w:w="10" w:type="dxa"/>
           <w:right w:w="10" w:type="dxa"/>
         </w:tblCellMar>
-        <w:tblLook w:val="0000" w:firstRow="0" w:lastRow="0" w:firstColumn="0" w:lastColumn="0" w:noHBand="0" w:noVBand="0"/>
+        <w:tblLook w:val="04A0" w:firstRow="1" w:lastRow="0" w:firstColumn="1" w:lastColumn="0" w:noHBand="0" w:noVBand="1"/>
       </w:tblPr>
       <w:tblGrid>
         <w:gridCol w:w="8787"/>
@@ -2585,7 +2585,7 @@
     <w:sdt>
       <w:sdtPr>
         <w:alias w:val="Contenido"/>
-        <w:id w:val="-179198705"/>
+        <w:id w:val="346838847"/>
       </w:sdtPr>
       <w:sdtEndPr/>
       <w:sdtContent>
@@ -2611,7 +2611,7 @@
           <w:r>
             <w:fldChar w:fldCharType="separate"/>
           </w:r>
-          <w:hyperlink w:anchor="_Toc242538697" w:history="1">
+          <w:hyperlink w:anchor="_Toc242540271" w:history="1">
             <w:r>
               <w:rPr>
                 <w:rStyle w:val="Hipervnculo"/>
@@ -2635,7 +2635,7 @@
               <w:rPr>
                 <w:noProof/>
               </w:rPr>
-              <w:instrText xml:space="preserve"> PAGEREF _Toc242538697 \h </w:instrText>
+              <w:instrText xml:space="preserve"> PAGEREF _Toc242540271 \h </w:instrText>
             </w:r>
             <w:r>
               <w:rPr>
@@ -2675,7 +2675,7 @@
               <w14:ligatures w14:val="standardContextual"/>
             </w:rPr>
           </w:pPr>
-          <w:hyperlink w:anchor="_Toc242538698" w:history="1">
+          <w:hyperlink w:anchor="_Toc242540272" w:history="1">
             <w:r>
               <w:rPr>
                 <w:rStyle w:val="Hipervnculo"/>
@@ -2699,7 +2699,7 @@
               <w:rPr>
                 <w:noProof/>
               </w:rPr>
-              <w:instrText xml:space="preserve"> PAGEREF _Toc242538698 \h </w:instrText>
+              <w:instrText xml:space="preserve"> PAGEREF _Toc242540272 \h </w:instrText>
             </w:r>
             <w:r>
               <w:rPr>
@@ -2739,7 +2739,7 @@
               <w14:ligatures w14:val="standardContextual"/>
             </w:rPr>
           </w:pPr>
-          <w:hyperlink w:anchor="_Toc242538699" w:history="1">
+          <w:hyperlink w:anchor="_Toc242540273" w:history="1">
             <w:r>
               <w:rPr>
                 <w:rStyle w:val="Hipervnculo"/>
@@ -2763,7 +2763,7 @@
               <w:rPr>
                 <w:noProof/>
               </w:rPr>
-              <w:instrText xml:space="preserve"> PAGEREF _Toc242538699 \h </w:instrText>
+              <w:instrText xml:space="preserve"> PAGEREF _Toc242540273 \h </w:instrText>
             </w:r>
             <w:r>
               <w:rPr>
@@ -2803,7 +2803,7 @@
               <w14:ligatures w14:val="standardContextual"/>
             </w:rPr>
           </w:pPr>
-          <w:hyperlink w:anchor="_Toc242538700" w:history="1">
+          <w:hyperlink w:anchor="_Toc242540274" w:history="1">
             <w:r>
               <w:rPr>
                 <w:rStyle w:val="Hipervnculo"/>
@@ -2827,7 +2827,7 @@
               <w:rPr>
                 <w:noProof/>
               </w:rPr>
-              <w:instrText xml:space="preserve"> PAGEREF _Toc242538700 \h </w:instrText>
+              <w:instrText xml:space="preserve"> PAGEREF _Toc242540274 \h </w:instrText>
             </w:r>
             <w:r>
               <w:rPr>
@@ -2867,7 +2867,7 @@
               <w14:ligatures w14:val="standardContextual"/>
             </w:rPr>
           </w:pPr>
-          <w:hyperlink w:anchor="_Toc242538701" w:history="1">
+          <w:hyperlink w:anchor="_Toc242540275" w:history="1">
             <w:r>
               <w:rPr>
                 <w:rStyle w:val="Hipervnculo"/>
@@ -2891,7 +2891,7 @@
               <w:rPr>
                 <w:noProof/>
               </w:rPr>
-              <w:instrText xml:space="preserve"> PAGEREF _Toc242538701 \h </w:instrText>
+              <w:instrText xml:space="preserve"> PAGEREF _Toc242540275 \h </w:instrText>
             </w:r>
             <w:r>
               <w:rPr>
@@ -2931,7 +2931,7 @@
               <w14:ligatures w14:val="standardContextual"/>
             </w:rPr>
           </w:pPr>
-          <w:hyperlink w:anchor="_Toc242538702" w:history="1">
+          <w:hyperlink w:anchor="_Toc242540276" w:history="1">
             <w:r>
               <w:rPr>
                 <w:rStyle w:val="Hipervnculo"/>
@@ -2955,7 +2955,7 @@
               <w:rPr>
                 <w:noProof/>
               </w:rPr>
-              <w:instrText xml:space="preserve"> PAGEREF _Toc242538702 \h </w:instrText>
+              <w:instrText xml:space="preserve"> PAGEREF _Toc242540276 \h </w:instrText>
             </w:r>
             <w:r>
               <w:rPr>
@@ -2995,7 +2995,7 @@
               <w14:ligatures w14:val="standardContextual"/>
             </w:rPr>
           </w:pPr>
-          <w:hyperlink w:anchor="_Toc242538703" w:history="1">
+          <w:hyperlink w:anchor="_Toc242540277" w:history="1">
             <w:r>
               <w:rPr>
                 <w:rStyle w:val="Hipervnculo"/>
@@ -3019,7 +3019,7 @@
               <w:rPr>
                 <w:noProof/>
               </w:rPr>
-              <w:instrText xml:space="preserve"> PAGEREF _Toc242538703 \h </w:instrText>
+              <w:instrText xml:space="preserve"> PAGEREF _Toc242540277 \h </w:instrText>
             </w:r>
             <w:r>
               <w:rPr>
@@ -3069,7 +3069,7 @@
       <w:pPr>
         <w:pStyle w:val="Ttulo1"/>
       </w:pPr>
-      <w:bookmarkStart w:id="0" w:name="_Toc242538697"/>
+      <w:bookmarkStart w:id="0" w:name="_Toc242540271"/>
       <w:r>
         <w:lastRenderedPageBreak/>
         <w:t>1. Datos de la fase</w:t>
@@ -3092,7 +3092,7 @@
           <w:left w:w="10" w:type="dxa"/>
           <w:right w:w="10" w:type="dxa"/>
         </w:tblCellMar>
-        <w:tblLook w:val="0000" w:firstRow="0" w:lastRow="0" w:firstColumn="0" w:lastColumn="0" w:noHBand="0" w:noVBand="0"/>
+        <w:tblLook w:val="04A0" w:firstRow="1" w:lastRow="0" w:firstColumn="1" w:lastColumn="0" w:noHBand="0" w:noVBand="1"/>
       </w:tblPr>
       <w:tblGrid>
         <w:gridCol w:w="2636"/>
@@ -3498,7 +3498,7 @@
       <w:pPr>
         <w:pStyle w:val="Ttulo1"/>
       </w:pPr>
-      <w:bookmarkStart w:id="1" w:name="_Toc242538698"/>
+      <w:bookmarkStart w:id="1" w:name="_Toc242540272"/>
       <w:r>
         <w:t>2. Objetivo de la fase y resultado</w:t>
       </w:r>
@@ -3526,7 +3526,7 @@
       <w:pPr>
         <w:pStyle w:val="Ttulo1"/>
       </w:pPr>
-      <w:bookmarkStart w:id="2" w:name="_Toc242538699"/>
+      <w:bookmarkStart w:id="2" w:name="_Toc242540273"/>
       <w:r>
         <w:t>3. Entregables de la fase</w:t>
       </w:r>
@@ -3574,7 +3574,7 @@
           <w:left w:w="10" w:type="dxa"/>
           <w:right w:w="10" w:type="dxa"/>
         </w:tblCellMar>
-        <w:tblLook w:val="0000" w:firstRow="0" w:lastRow="0" w:firstColumn="0" w:lastColumn="0" w:noHBand="0" w:noVBand="0"/>
+        <w:tblLook w:val="04A0" w:firstRow="1" w:lastRow="0" w:firstColumn="1" w:lastColumn="0" w:noHBand="0" w:noVBand="1"/>
       </w:tblPr>
       <w:tblGrid>
         <w:gridCol w:w="3339"/>
@@ -4579,7 +4579,7 @@
       <w:pPr>
         <w:pStyle w:val="Ttulo1"/>
       </w:pPr>
-      <w:bookmarkStart w:id="3" w:name="_Toc242538700"/>
+      <w:bookmarkStart w:id="3" w:name="_Toc242540274"/>
       <w:r>
         <w:lastRenderedPageBreak/>
         <w:t>4. Verificación del cierre</w:t>
@@ -4628,7 +4628,7 @@
           <w:left w:w="10" w:type="dxa"/>
           <w:right w:w="10" w:type="dxa"/>
         </w:tblCellMar>
-        <w:tblLook w:val="0000" w:firstRow="0" w:lastRow="0" w:firstColumn="0" w:lastColumn="0" w:noHBand="0" w:noVBand="0"/>
+        <w:tblLook w:val="04A0" w:firstRow="1" w:lastRow="0" w:firstColumn="1" w:lastColumn="0" w:noHBand="0" w:noVBand="1"/>
       </w:tblPr>
       <w:tblGrid>
         <w:gridCol w:w="3514"/>
@@ -5645,7 +5645,7 @@
       <w:pPr>
         <w:pStyle w:val="Ttulo1"/>
       </w:pPr>
-      <w:bookmarkStart w:id="4" w:name="_Toc242538701"/>
+      <w:bookmarkStart w:id="4" w:name="_Toc242540275"/>
       <w:r>
         <w:t>5. Pendientes que pasan a la fase actual</w:t>
       </w:r>
@@ -5693,7 +5693,7 @@
           <w:left w:w="10" w:type="dxa"/>
           <w:right w:w="10" w:type="dxa"/>
         </w:tblCellMar>
-        <w:tblLook w:val="0000" w:firstRow="0" w:lastRow="0" w:firstColumn="0" w:lastColumn="0" w:noHBand="0" w:noVBand="0"/>
+        <w:tblLook w:val="04A0" w:firstRow="1" w:lastRow="0" w:firstColumn="1" w:lastColumn="0" w:noHBand="0" w:noVBand="1"/>
       </w:tblPr>
       <w:tblGrid>
         <w:gridCol w:w="5272"/>
@@ -6401,7 +6401,7 @@
       <w:pPr>
         <w:pStyle w:val="Ttulo1"/>
       </w:pPr>
-      <w:bookmarkStart w:id="5" w:name="_Toc242538702"/>
+      <w:bookmarkStart w:id="5" w:name="_Toc242540276"/>
       <w:r>
         <w:t>6. Transferencia al equipo actual</w:t>
       </w:r>
@@ -6467,7 +6467,7 @@
       <w:pPr>
         <w:pStyle w:val="Ttulo1"/>
       </w:pPr>
-      <w:bookmarkStart w:id="6" w:name="_Toc242538703"/>
+      <w:bookmarkStart w:id="6" w:name="_Toc242540277"/>
       <w:r>
         <w:lastRenderedPageBreak/>
         <w:t>7. Conclusión</w:t>
@@ -6874,10 +6874,10 @@
 <file path=word/numbering.xml><?xml version="1.0" encoding="utf-8"?>
 <w:numbering xmlns:wpc="http://schemas.microsoft.com/office/word/2010/wordprocessingCanvas" xmlns:cx="http://schemas.microsoft.com/office/drawing/2014/chartex" xmlns:cx1="http://schemas.microsoft.com/office/drawing/2015/9/8/chartex" xmlns:cx2="http://schemas.microsoft.com/office/drawing/2015/10/21/chartex" xmlns:cx3="http://schemas.microsoft.com/office/drawing/2016/5/9/chartex" xmlns:cx4="http://schemas.microsoft.com/office/drawing/2016/5/10/chartex" xmlns:cx5="http://schemas.microsoft.com/office/drawing/2016/5/11/chartex" xmlns:cx6="http://schemas.microsoft.com/office/drawing/2016/5/12/chartex" xmlns:cx7="http://schemas.microsoft.com/office/drawing/2016/5/13/chartex" xmlns:cx8="http://schemas.microsoft.com/office/drawing/2016/5/14/chartex" xmlns:mc="http://schemas.openxmlformats.org/markup-compatibility/2006" xmlns:aink="http://schemas.microsoft.com/office/drawing/2016/ink" xmlns:am3d="http://schemas.microsoft.com/office/drawing/2017/model3d" xmlns:o="urn:schemas-microsoft-com:office:office" xmlns:oel="http://schemas.microsoft.com/office/2019/extlst" xmlns:r="http://schemas.openxmlformats.org/officeDocument/2006/relationships" xmlns:m="http://schemas.openxmlformats.org/officeDocument/2006/math" xmlns:v="urn:schemas-microsoft-com:vml" xmlns:wp14="http://schemas.microsoft.com/office/word/2010/wordprocessingDrawing" xmlns:wp="http://schemas.openxmlformats.org/drawingml/2006/wordprocessingDrawing" xmlns:w10="urn:schemas-microsoft-com:office:word" xmlns:w="http://schemas.openxmlformats.org/wordprocessingml/2006/main" xmlns:w14="http://schemas.microsoft.com/office/word/2010/wordml" xmlns:w15="http://schemas.microsoft.com/office/word/2012/wordml" xmlns:w16cex="http://schemas.microsoft.com/office/word/2018/wordml/cex" xmlns:w16cid="http://schemas.microsoft.com/office/word/2016/wordml/cid" xmlns:w16="http://schemas.microsoft.com/office/word/2018/wordml" xmlns:w16du="http://schemas.microsoft.com/office/word/2023/wordml/word16du" xmlns:w16sdtdh="http://schemas.microsoft.com/office/word/2020/wordml/sdtdatahash" xmlns:w16sdtfl="http://schemas.microsoft.com/office/word/2024/wordml/sdtformatlock" xmlns:w16se="http://schemas.microsoft.com/office/word/2015/wordml/symex" xmlns:wpg="http://schemas.microsoft.com/office/word/2010/wordprocessingGroup" xmlns:wpi="http://schemas.microsoft.com/office/word/2010/wordprocessingInk" xmlns:wne="http://schemas.microsoft.com/office/word/2006/wordml" xmlns:wps="http://schemas.microsoft.com/office/word/2010/wordprocessingShape" mc:Ignorable="w14 w15 w16se w16cid w16 w16cex w16sdtdh w16sdtfl w16du wp14">
   <w:abstractNum w:abstractNumId="0" w15:restartNumberingAfterBreak="0">
-    <w:nsid w:val="1D0C1683"/>
+    <w:nsid w:val="19B6024E"/>
     <w:multiLevelType w:val="hybridMultilevel"/>
-    <w:tmpl w:val="ADAE8AB4"/>
-    <w:lvl w:ilvl="0" w:tplc="8F32D552">
+    <w:tmpl w:val="33665548"/>
+    <w:lvl w:ilvl="0" w:tplc="43A0A2CA">
       <w:start w:val="1"/>
       <w:numFmt w:val="bullet"/>
       <w:lvlText w:val="•"/>
@@ -6886,52 +6886,106 @@
         <w:ind w:left="560" w:hanging="280"/>
       </w:pPr>
     </w:lvl>
-    <w:lvl w:ilvl="1" w:tplc="27261F90">
+    <w:lvl w:ilvl="1" w:tplc="A11AF68A">
       <w:numFmt w:val="decimal"/>
       <w:lvlText w:val=""/>
       <w:lvlJc w:val="left"/>
     </w:lvl>
-    <w:lvl w:ilvl="2" w:tplc="301CF2BA">
+    <w:lvl w:ilvl="2" w:tplc="A90245E6">
       <w:numFmt w:val="decimal"/>
       <w:lvlText w:val=""/>
       <w:lvlJc w:val="left"/>
     </w:lvl>
-    <w:lvl w:ilvl="3" w:tplc="7C24F168">
+    <w:lvl w:ilvl="3" w:tplc="E7343806">
       <w:numFmt w:val="decimal"/>
       <w:lvlText w:val=""/>
       <w:lvlJc w:val="left"/>
     </w:lvl>
-    <w:lvl w:ilvl="4" w:tplc="E98EA352">
+    <w:lvl w:ilvl="4" w:tplc="A336CB5E">
       <w:numFmt w:val="decimal"/>
       <w:lvlText w:val=""/>
       <w:lvlJc w:val="left"/>
     </w:lvl>
-    <w:lvl w:ilvl="5" w:tplc="1F7E6DD6">
+    <w:lvl w:ilvl="5" w:tplc="68D0864A">
       <w:numFmt w:val="decimal"/>
       <w:lvlText w:val=""/>
       <w:lvlJc w:val="left"/>
     </w:lvl>
-    <w:lvl w:ilvl="6" w:tplc="20E68B80">
+    <w:lvl w:ilvl="6" w:tplc="486847F0">
       <w:numFmt w:val="decimal"/>
       <w:lvlText w:val=""/>
       <w:lvlJc w:val="left"/>
     </w:lvl>
-    <w:lvl w:ilvl="7" w:tplc="59706F42">
+    <w:lvl w:ilvl="7" w:tplc="3A24D548">
       <w:numFmt w:val="decimal"/>
       <w:lvlText w:val=""/>
       <w:lvlJc w:val="left"/>
     </w:lvl>
-    <w:lvl w:ilvl="8" w:tplc="D162165C">
+    <w:lvl w:ilvl="8" w:tplc="EB0CB62A">
       <w:numFmt w:val="decimal"/>
       <w:lvlText w:val=""/>
       <w:lvlJc w:val="left"/>
     </w:lvl>
   </w:abstractNum>
   <w:abstractNum w:abstractNumId="1" w15:restartNumberingAfterBreak="0">
-    <w:nsid w:val="30AE341C"/>
+    <w:nsid w:val="6675547D"/>
     <w:multiLevelType w:val="hybridMultilevel"/>
-    <w:tmpl w:val="83781F3E"/>
-    <w:lvl w:ilvl="0" w:tplc="D778A056">
+    <w:tmpl w:val="216CA33A"/>
+    <w:lvl w:ilvl="0" w:tplc="89F62AA0">
+      <w:start w:val="1"/>
+      <w:numFmt w:val="decimal"/>
+      <w:lvlText w:val="%1."/>
+      <w:lvlJc w:val="left"/>
+      <w:pPr>
+        <w:ind w:left="560" w:hanging="340"/>
+      </w:pPr>
+    </w:lvl>
+    <w:lvl w:ilvl="1" w:tplc="B212FAF4">
+      <w:numFmt w:val="decimal"/>
+      <w:lvlText w:val=""/>
+      <w:lvlJc w:val="left"/>
+    </w:lvl>
+    <w:lvl w:ilvl="2" w:tplc="2368A98C">
+      <w:numFmt w:val="decimal"/>
+      <w:lvlText w:val=""/>
+      <w:lvlJc w:val="left"/>
+    </w:lvl>
+    <w:lvl w:ilvl="3" w:tplc="F04E9374">
+      <w:numFmt w:val="decimal"/>
+      <w:lvlText w:val=""/>
+      <w:lvlJc w:val="left"/>
+    </w:lvl>
+    <w:lvl w:ilvl="4" w:tplc="4D288C3E">
+      <w:numFmt w:val="decimal"/>
+      <w:lvlText w:val=""/>
+      <w:lvlJc w:val="left"/>
+    </w:lvl>
+    <w:lvl w:ilvl="5" w:tplc="C6BCB3F0">
+      <w:numFmt w:val="decimal"/>
+      <w:lvlText w:val=""/>
+      <w:lvlJc w:val="left"/>
+    </w:lvl>
+    <w:lvl w:ilvl="6" w:tplc="79BC926A">
+      <w:numFmt w:val="decimal"/>
+      <w:lvlText w:val=""/>
+      <w:lvlJc w:val="left"/>
+    </w:lvl>
+    <w:lvl w:ilvl="7" w:tplc="5576F9C4">
+      <w:numFmt w:val="decimal"/>
+      <w:lvlText w:val=""/>
+      <w:lvlJc w:val="left"/>
+    </w:lvl>
+    <w:lvl w:ilvl="8" w:tplc="7916BBE2">
+      <w:numFmt w:val="decimal"/>
+      <w:lvlText w:val=""/>
+      <w:lvlJc w:val="left"/>
+    </w:lvl>
+  </w:abstractNum>
+  <w:abstractNum w:abstractNumId="2" w15:restartNumberingAfterBreak="0">
+    <w:nsid w:val="6E5C0040"/>
+    <w:multiLevelType w:val="hybridMultilevel"/>
+    <w:tmpl w:val="8926EB78"/>
+    <w:lvl w:ilvl="0" w:tplc="DD5A85D0">
       <w:start w:val="1"/>
       <w:numFmt w:val="bullet"/>
       <w:lvlText w:val="●"/>
@@ -6940,7 +6994,7 @@
         <w:ind w:left="720" w:hanging="360"/>
       </w:pPr>
     </w:lvl>
-    <w:lvl w:ilvl="1" w:tplc="78E0A6AC">
+    <w:lvl w:ilvl="1" w:tplc="EF727006">
       <w:start w:val="1"/>
       <w:numFmt w:val="bullet"/>
       <w:lvlText w:val="○"/>
@@ -6949,7 +7003,7 @@
         <w:ind w:left="1440" w:hanging="360"/>
       </w:pPr>
     </w:lvl>
-    <w:lvl w:ilvl="2" w:tplc="94CAA4FE">
+    <w:lvl w:ilvl="2" w:tplc="2EEA2064">
       <w:start w:val="1"/>
       <w:numFmt w:val="bullet"/>
       <w:lvlText w:val="■"/>
@@ -6958,7 +7012,7 @@
         <w:ind w:left="2160" w:hanging="360"/>
       </w:pPr>
     </w:lvl>
-    <w:lvl w:ilvl="3" w:tplc="4016EF8E">
+    <w:lvl w:ilvl="3" w:tplc="02A23B74">
       <w:start w:val="1"/>
       <w:numFmt w:val="bullet"/>
       <w:lvlText w:val="●"/>
@@ -6967,7 +7021,7 @@
         <w:ind w:left="2880" w:hanging="360"/>
       </w:pPr>
     </w:lvl>
-    <w:lvl w:ilvl="4" w:tplc="A59E2206">
+    <w:lvl w:ilvl="4" w:tplc="23AA9AA6">
       <w:start w:val="1"/>
       <w:numFmt w:val="bullet"/>
       <w:lvlText w:val="○"/>
@@ -6976,7 +7030,7 @@
         <w:ind w:left="3600" w:hanging="360"/>
       </w:pPr>
     </w:lvl>
-    <w:lvl w:ilvl="5" w:tplc="A252AC04">
+    <w:lvl w:ilvl="5" w:tplc="6DCEDF84">
       <w:start w:val="1"/>
       <w:numFmt w:val="bullet"/>
       <w:lvlText w:val="■"/>
@@ -6985,7 +7039,7 @@
         <w:ind w:left="4320" w:hanging="360"/>
       </w:pPr>
     </w:lvl>
-    <w:lvl w:ilvl="6" w:tplc="BB265888">
+    <w:lvl w:ilvl="6" w:tplc="7D189A1A">
       <w:start w:val="1"/>
       <w:numFmt w:val="bullet"/>
       <w:lvlText w:val="●"/>
@@ -6994,7 +7048,7 @@
         <w:ind w:left="5040" w:hanging="360"/>
       </w:pPr>
     </w:lvl>
-    <w:lvl w:ilvl="7" w:tplc="B26431E0">
+    <w:lvl w:ilvl="7" w:tplc="8280FB7C">
       <w:start w:val="1"/>
       <w:numFmt w:val="bullet"/>
       <w:lvlText w:val="●"/>
@@ -7003,7 +7057,7 @@
         <w:ind w:left="5760" w:hanging="360"/>
       </w:pPr>
     </w:lvl>
-    <w:lvl w:ilvl="8" w:tplc="CDC0B71A">
+    <w:lvl w:ilvl="8" w:tplc="59EC3D3A">
       <w:start w:val="1"/>
       <w:numFmt w:val="bullet"/>
       <w:lvlText w:val="●"/>
@@ -7013,67 +7067,13 @@
       </w:pPr>
     </w:lvl>
   </w:abstractNum>
-  <w:abstractNum w:abstractNumId="2" w15:restartNumberingAfterBreak="0">
-    <w:nsid w:val="61DB5497"/>
-    <w:multiLevelType w:val="hybridMultilevel"/>
-    <w:tmpl w:val="D61686B6"/>
-    <w:lvl w:ilvl="0" w:tplc="9264929A">
-      <w:start w:val="1"/>
-      <w:numFmt w:val="decimal"/>
-      <w:lvlText w:val="%1."/>
-      <w:lvlJc w:val="left"/>
-      <w:pPr>
-        <w:ind w:left="560" w:hanging="340"/>
-      </w:pPr>
-    </w:lvl>
-    <w:lvl w:ilvl="1" w:tplc="B426B348">
-      <w:numFmt w:val="decimal"/>
-      <w:lvlText w:val=""/>
-      <w:lvlJc w:val="left"/>
-    </w:lvl>
-    <w:lvl w:ilvl="2" w:tplc="7F9E4C54">
-      <w:numFmt w:val="decimal"/>
-      <w:lvlText w:val=""/>
-      <w:lvlJc w:val="left"/>
-    </w:lvl>
-    <w:lvl w:ilvl="3" w:tplc="AA727212">
-      <w:numFmt w:val="decimal"/>
-      <w:lvlText w:val=""/>
-      <w:lvlJc w:val="left"/>
-    </w:lvl>
-    <w:lvl w:ilvl="4" w:tplc="BB4CC9BE">
-      <w:numFmt w:val="decimal"/>
-      <w:lvlText w:val=""/>
-      <w:lvlJc w:val="left"/>
-    </w:lvl>
-    <w:lvl w:ilvl="5" w:tplc="37D0B050">
-      <w:numFmt w:val="decimal"/>
-      <w:lvlText w:val=""/>
-      <w:lvlJc w:val="left"/>
-    </w:lvl>
-    <w:lvl w:ilvl="6" w:tplc="77DCAA48">
-      <w:numFmt w:val="decimal"/>
-      <w:lvlText w:val=""/>
-      <w:lvlJc w:val="left"/>
-    </w:lvl>
-    <w:lvl w:ilvl="7" w:tplc="18EA2946">
-      <w:numFmt w:val="decimal"/>
-      <w:lvlText w:val=""/>
-      <w:lvlJc w:val="left"/>
-    </w:lvl>
-    <w:lvl w:ilvl="8" w:tplc="A5E6EAA0">
-      <w:numFmt w:val="decimal"/>
-      <w:lvlText w:val=""/>
-      <w:lvlJc w:val="left"/>
-    </w:lvl>
-  </w:abstractNum>
-  <w:num w:numId="1" w16cid:durableId="1383016403">
-    <w:abstractNumId w:val="1"/>
+  <w:num w:numId="1" w16cid:durableId="1091774967">
+    <w:abstractNumId w:val="2"/>
     <w:lvlOverride w:ilvl="0">
       <w:startOverride w:val="1"/>
     </w:lvlOverride>
   </w:num>
-  <w:num w:numId="2" w16cid:durableId="733970331">
+  <w:num w:numId="2" w16cid:durableId="389765862">
     <w:abstractNumId w:val="0"/>
     <w:lvlOverride w:ilvl="0">
       <w:startOverride w:val="1"/>
@@ -7667,7 +7667,7 @@
     <w:autoRedefine/>
     <w:uiPriority w:val="39"/>
     <w:unhideWhenUsed/>
-    <w:rsid w:val="00156C4D"/>
+    <w:rsid w:val="00FE64E6"/>
     <w:pPr>
       <w:spacing w:after="100"/>
     </w:pPr>

--- a/public/documentos/GOB-11-informe-de-cierre-de-la-fase-de-formulacion.docx
+++ b/public/documentos/GOB-11-informe-de-cierre-de-la-fase-de-formulacion.docx
@@ -18,7 +18,7 @@
           <w:left w:w="10" w:type="dxa"/>
           <w:right w:w="10" w:type="dxa"/>
         </w:tblCellMar>
-        <w:tblLook w:val="04A0" w:firstRow="1" w:lastRow="0" w:firstColumn="1" w:lastColumn="0" w:noHBand="0" w:noVBand="1"/>
+        <w:tblLook w:val="0000" w:firstRow="0" w:lastRow="0" w:firstColumn="0" w:lastColumn="0" w:noHBand="0" w:noVBand="0"/>
       </w:tblPr>
       <w:tblGrid>
         <w:gridCol w:w="1757"/>
@@ -52,7 +52,7 @@
                 <w:noProof/>
               </w:rPr>
               <w:drawing>
-                <wp:inline distT="0" distB="0" distL="0" distR="0" wp14:anchorId="155E4BFA" wp14:editId="5D956A1E">
+                <wp:inline distT="0" distB="0" distL="0" distR="0" wp14:anchorId="6C72B500" wp14:editId="0796B13F">
                   <wp:extent cx="990600" cy="990600"/>
                   <wp:effectExtent l="0" t="0" r="0" b="0"/>
                   <wp:docPr id="1" name="Imagen 1"/>
@@ -171,10 +171,10 @@
                 <w:noProof/>
               </w:rPr>
               <w:drawing>
-                <wp:inline distT="0" distB="0" distL="0" distR="0" wp14:anchorId="4814F8DC" wp14:editId="679BE257">
+                <wp:inline distT="0" distB="0" distL="0" distR="0" wp14:anchorId="3B1A7542" wp14:editId="011147BC">
                   <wp:extent cx="800100" cy="800100"/>
                   <wp:effectExtent l="0" t="0" r="0" b="0"/>
-                  <wp:docPr id="1925966845" name="Imagen 1925966845"/>
+                  <wp:docPr id="508558266" name="Imagen 508558266"/>
                   <wp:cNvGraphicFramePr>
                     <a:graphicFrameLocks xmlns:a="http://schemas.openxmlformats.org/drawingml/2006/main" noChangeAspect="1"/>
                   </wp:cNvGraphicFramePr>
@@ -308,7 +308,7 @@
           <w:left w:w="10" w:type="dxa"/>
           <w:right w:w="10" w:type="dxa"/>
         </w:tblCellMar>
-        <w:tblLook w:val="04A0" w:firstRow="1" w:lastRow="0" w:firstColumn="1" w:lastColumn="0" w:noHBand="0" w:noVBand="1"/>
+        <w:tblLook w:val="0000" w:firstRow="0" w:lastRow="0" w:firstColumn="0" w:lastColumn="0" w:noHBand="0" w:noVBand="0"/>
       </w:tblPr>
       <w:tblGrid>
         <w:gridCol w:w="2636"/>
@@ -786,7 +786,7 @@
           <w:left w:w="10" w:type="dxa"/>
           <w:right w:w="10" w:type="dxa"/>
         </w:tblCellMar>
-        <w:tblLook w:val="04A0" w:firstRow="1" w:lastRow="0" w:firstColumn="1" w:lastColumn="0" w:noHBand="0" w:noVBand="1"/>
+        <w:tblLook w:val="0000" w:firstRow="0" w:lastRow="0" w:firstColumn="0" w:lastColumn="0" w:noHBand="0" w:noVBand="0"/>
       </w:tblPr>
       <w:tblGrid>
         <w:gridCol w:w="4042"/>
@@ -1399,7 +1399,7 @@
           <w:left w:w="10" w:type="dxa"/>
           <w:right w:w="10" w:type="dxa"/>
         </w:tblCellMar>
-        <w:tblLook w:val="04A0" w:firstRow="1" w:lastRow="0" w:firstColumn="1" w:lastColumn="0" w:noHBand="0" w:noVBand="1"/>
+        <w:tblLook w:val="0000" w:firstRow="0" w:lastRow="0" w:firstColumn="0" w:lastColumn="0" w:noHBand="0" w:noVBand="0"/>
       </w:tblPr>
       <w:tblGrid>
         <w:gridCol w:w="2636"/>
@@ -1817,7 +1817,7 @@
           <w:left w:w="10" w:type="dxa"/>
           <w:right w:w="10" w:type="dxa"/>
         </w:tblCellMar>
-        <w:tblLook w:val="04A0" w:firstRow="1" w:lastRow="0" w:firstColumn="1" w:lastColumn="0" w:noHBand="0" w:noVBand="1"/>
+        <w:tblLook w:val="0000" w:firstRow="0" w:lastRow="0" w:firstColumn="0" w:lastColumn="0" w:noHBand="0" w:noVBand="0"/>
       </w:tblPr>
       <w:tblGrid>
         <w:gridCol w:w="1054"/>
@@ -2158,7 +2158,7 @@
           <w:left w:w="10" w:type="dxa"/>
           <w:right w:w="10" w:type="dxa"/>
         </w:tblCellMar>
-        <w:tblLook w:val="04A0" w:firstRow="1" w:lastRow="0" w:firstColumn="1" w:lastColumn="0" w:noHBand="0" w:noVBand="1"/>
+        <w:tblLook w:val="0000" w:firstRow="0" w:lastRow="0" w:firstColumn="0" w:lastColumn="0" w:noHBand="0" w:noVBand="0"/>
       </w:tblPr>
       <w:tblGrid>
         <w:gridCol w:w="2636"/>
@@ -2498,7 +2498,7 @@
           <w:left w:w="10" w:type="dxa"/>
           <w:right w:w="10" w:type="dxa"/>
         </w:tblCellMar>
-        <w:tblLook w:val="04A0" w:firstRow="1" w:lastRow="0" w:firstColumn="1" w:lastColumn="0" w:noHBand="0" w:noVBand="1"/>
+        <w:tblLook w:val="0000" w:firstRow="0" w:lastRow="0" w:firstColumn="0" w:lastColumn="0" w:noHBand="0" w:noVBand="0"/>
       </w:tblPr>
       <w:tblGrid>
         <w:gridCol w:w="8787"/>
@@ -2585,7 +2585,7 @@
     <w:sdt>
       <w:sdtPr>
         <w:alias w:val="Contenido"/>
-        <w:id w:val="346838847"/>
+        <w:id w:val="434412296"/>
       </w:sdtPr>
       <w:sdtEndPr/>
       <w:sdtContent>
@@ -2611,7 +2611,7 @@
           <w:r>
             <w:fldChar w:fldCharType="separate"/>
           </w:r>
-          <w:hyperlink w:anchor="_Toc242540271" w:history="1">
+          <w:hyperlink w:anchor="_Toc242543351" w:history="1">
             <w:r>
               <w:rPr>
                 <w:rStyle w:val="Hipervnculo"/>
@@ -2635,7 +2635,7 @@
               <w:rPr>
                 <w:noProof/>
               </w:rPr>
-              <w:instrText xml:space="preserve"> PAGEREF _Toc242540271 \h </w:instrText>
+              <w:instrText xml:space="preserve"> PAGEREF _Toc242543351 \h </w:instrText>
             </w:r>
             <w:r>
               <w:rPr>
@@ -2675,7 +2675,7 @@
               <w14:ligatures w14:val="standardContextual"/>
             </w:rPr>
           </w:pPr>
-          <w:hyperlink w:anchor="_Toc242540272" w:history="1">
+          <w:hyperlink w:anchor="_Toc242543352" w:history="1">
             <w:r>
               <w:rPr>
                 <w:rStyle w:val="Hipervnculo"/>
@@ -2699,7 +2699,7 @@
               <w:rPr>
                 <w:noProof/>
               </w:rPr>
-              <w:instrText xml:space="preserve"> PAGEREF _Toc242540272 \h </w:instrText>
+              <w:instrText xml:space="preserve"> PAGEREF _Toc242543352 \h </w:instrText>
             </w:r>
             <w:r>
               <w:rPr>
@@ -2739,7 +2739,7 @@
               <w14:ligatures w14:val="standardContextual"/>
             </w:rPr>
           </w:pPr>
-          <w:hyperlink w:anchor="_Toc242540273" w:history="1">
+          <w:hyperlink w:anchor="_Toc242543353" w:history="1">
             <w:r>
               <w:rPr>
                 <w:rStyle w:val="Hipervnculo"/>
@@ -2763,7 +2763,7 @@
               <w:rPr>
                 <w:noProof/>
               </w:rPr>
-              <w:instrText xml:space="preserve"> PAGEREF _Toc242540273 \h </w:instrText>
+              <w:instrText xml:space="preserve"> PAGEREF _Toc242543353 \h </w:instrText>
             </w:r>
             <w:r>
               <w:rPr>
@@ -2803,7 +2803,7 @@
               <w14:ligatures w14:val="standardContextual"/>
             </w:rPr>
           </w:pPr>
-          <w:hyperlink w:anchor="_Toc242540274" w:history="1">
+          <w:hyperlink w:anchor="_Toc242543354" w:history="1">
             <w:r>
               <w:rPr>
                 <w:rStyle w:val="Hipervnculo"/>
@@ -2827,7 +2827,7 @@
               <w:rPr>
                 <w:noProof/>
               </w:rPr>
-              <w:instrText xml:space="preserve"> PAGEREF _Toc242540274 \h </w:instrText>
+              <w:instrText xml:space="preserve"> PAGEREF _Toc242543354 \h </w:instrText>
             </w:r>
             <w:r>
               <w:rPr>
@@ -2867,7 +2867,7 @@
               <w14:ligatures w14:val="standardContextual"/>
             </w:rPr>
           </w:pPr>
-          <w:hyperlink w:anchor="_Toc242540275" w:history="1">
+          <w:hyperlink w:anchor="_Toc242543355" w:history="1">
             <w:r>
               <w:rPr>
                 <w:rStyle w:val="Hipervnculo"/>
@@ -2891,7 +2891,7 @@
               <w:rPr>
                 <w:noProof/>
               </w:rPr>
-              <w:instrText xml:space="preserve"> PAGEREF _Toc242540275 \h </w:instrText>
+              <w:instrText xml:space="preserve"> PAGEREF _Toc242543355 \h </w:instrText>
             </w:r>
             <w:r>
               <w:rPr>
@@ -2931,7 +2931,7 @@
               <w14:ligatures w14:val="standardContextual"/>
             </w:rPr>
           </w:pPr>
-          <w:hyperlink w:anchor="_Toc242540276" w:history="1">
+          <w:hyperlink w:anchor="_Toc242543356" w:history="1">
             <w:r>
               <w:rPr>
                 <w:rStyle w:val="Hipervnculo"/>
@@ -2955,7 +2955,7 @@
               <w:rPr>
                 <w:noProof/>
               </w:rPr>
-              <w:instrText xml:space="preserve"> PAGEREF _Toc242540276 \h </w:instrText>
+              <w:instrText xml:space="preserve"> PAGEREF _Toc242543356 \h </w:instrText>
             </w:r>
             <w:r>
               <w:rPr>
@@ -2995,7 +2995,7 @@
               <w14:ligatures w14:val="standardContextual"/>
             </w:rPr>
           </w:pPr>
-          <w:hyperlink w:anchor="_Toc242540277" w:history="1">
+          <w:hyperlink w:anchor="_Toc242543357" w:history="1">
             <w:r>
               <w:rPr>
                 <w:rStyle w:val="Hipervnculo"/>
@@ -3019,7 +3019,7 @@
               <w:rPr>
                 <w:noProof/>
               </w:rPr>
-              <w:instrText xml:space="preserve"> PAGEREF _Toc242540277 \h </w:instrText>
+              <w:instrText xml:space="preserve"> PAGEREF _Toc242543357 \h </w:instrText>
             </w:r>
             <w:r>
               <w:rPr>
@@ -3069,7 +3069,7 @@
       <w:pPr>
         <w:pStyle w:val="Ttulo1"/>
       </w:pPr>
-      <w:bookmarkStart w:id="0" w:name="_Toc242540271"/>
+      <w:bookmarkStart w:id="0" w:name="_Toc242543351"/>
       <w:r>
         <w:lastRenderedPageBreak/>
         <w:t>1. Datos de la fase</w:t>
@@ -3092,7 +3092,7 @@
           <w:left w:w="10" w:type="dxa"/>
           <w:right w:w="10" w:type="dxa"/>
         </w:tblCellMar>
-        <w:tblLook w:val="04A0" w:firstRow="1" w:lastRow="0" w:firstColumn="1" w:lastColumn="0" w:noHBand="0" w:noVBand="1"/>
+        <w:tblLook w:val="0000" w:firstRow="0" w:lastRow="0" w:firstColumn="0" w:lastColumn="0" w:noHBand="0" w:noVBand="0"/>
       </w:tblPr>
       <w:tblGrid>
         <w:gridCol w:w="2636"/>
@@ -3498,7 +3498,7 @@
       <w:pPr>
         <w:pStyle w:val="Ttulo1"/>
       </w:pPr>
-      <w:bookmarkStart w:id="1" w:name="_Toc242540272"/>
+      <w:bookmarkStart w:id="1" w:name="_Toc242543352"/>
       <w:r>
         <w:t>2. Objetivo de la fase y resultado</w:t>
       </w:r>
@@ -3526,7 +3526,7 @@
       <w:pPr>
         <w:pStyle w:val="Ttulo1"/>
       </w:pPr>
-      <w:bookmarkStart w:id="2" w:name="_Toc242540273"/>
+      <w:bookmarkStart w:id="2" w:name="_Toc242543353"/>
       <w:r>
         <w:t>3. Entregables de la fase</w:t>
       </w:r>
@@ -3574,7 +3574,7 @@
           <w:left w:w="10" w:type="dxa"/>
           <w:right w:w="10" w:type="dxa"/>
         </w:tblCellMar>
-        <w:tblLook w:val="04A0" w:firstRow="1" w:lastRow="0" w:firstColumn="1" w:lastColumn="0" w:noHBand="0" w:noVBand="1"/>
+        <w:tblLook w:val="0000" w:firstRow="0" w:lastRow="0" w:firstColumn="0" w:lastColumn="0" w:noHBand="0" w:noVBand="0"/>
       </w:tblPr>
       <w:tblGrid>
         <w:gridCol w:w="3339"/>
@@ -4579,7 +4579,7 @@
       <w:pPr>
         <w:pStyle w:val="Ttulo1"/>
       </w:pPr>
-      <w:bookmarkStart w:id="3" w:name="_Toc242540274"/>
+      <w:bookmarkStart w:id="3" w:name="_Toc242543354"/>
       <w:r>
         <w:lastRenderedPageBreak/>
         <w:t>4. Verificación del cierre</w:t>
@@ -4628,7 +4628,7 @@
           <w:left w:w="10" w:type="dxa"/>
           <w:right w:w="10" w:type="dxa"/>
         </w:tblCellMar>
-        <w:tblLook w:val="04A0" w:firstRow="1" w:lastRow="0" w:firstColumn="1" w:lastColumn="0" w:noHBand="0" w:noVBand="1"/>
+        <w:tblLook w:val="0000" w:firstRow="0" w:lastRow="0" w:firstColumn="0" w:lastColumn="0" w:noHBand="0" w:noVBand="0"/>
       </w:tblPr>
       <w:tblGrid>
         <w:gridCol w:w="3514"/>
@@ -5645,7 +5645,7 @@
       <w:pPr>
         <w:pStyle w:val="Ttulo1"/>
       </w:pPr>
-      <w:bookmarkStart w:id="4" w:name="_Toc242540275"/>
+      <w:bookmarkStart w:id="4" w:name="_Toc242543355"/>
       <w:r>
         <w:t>5. Pendientes que pasan a la fase actual</w:t>
       </w:r>
@@ -5693,7 +5693,7 @@
           <w:left w:w="10" w:type="dxa"/>
           <w:right w:w="10" w:type="dxa"/>
         </w:tblCellMar>
-        <w:tblLook w:val="04A0" w:firstRow="1" w:lastRow="0" w:firstColumn="1" w:lastColumn="0" w:noHBand="0" w:noVBand="1"/>
+        <w:tblLook w:val="0000" w:firstRow="0" w:lastRow="0" w:firstColumn="0" w:lastColumn="0" w:noHBand="0" w:noVBand="0"/>
       </w:tblPr>
       <w:tblGrid>
         <w:gridCol w:w="5272"/>
@@ -6401,7 +6401,7 @@
       <w:pPr>
         <w:pStyle w:val="Ttulo1"/>
       </w:pPr>
-      <w:bookmarkStart w:id="5" w:name="_Toc242540276"/>
+      <w:bookmarkStart w:id="5" w:name="_Toc242543356"/>
       <w:r>
         <w:t>6. Transferencia al equipo actual</w:t>
       </w:r>
@@ -6467,7 +6467,7 @@
       <w:pPr>
         <w:pStyle w:val="Ttulo1"/>
       </w:pPr>
-      <w:bookmarkStart w:id="6" w:name="_Toc242540277"/>
+      <w:bookmarkStart w:id="6" w:name="_Toc242543357"/>
       <w:r>
         <w:lastRenderedPageBreak/>
         <w:t>7. Conclusión</w:t>
@@ -6874,118 +6874,10 @@
 <file path=word/numbering.xml><?xml version="1.0" encoding="utf-8"?>
 <w:numbering xmlns:wpc="http://schemas.microsoft.com/office/word/2010/wordprocessingCanvas" xmlns:cx="http://schemas.microsoft.com/office/drawing/2014/chartex" xmlns:cx1="http://schemas.microsoft.com/office/drawing/2015/9/8/chartex" xmlns:cx2="http://schemas.microsoft.com/office/drawing/2015/10/21/chartex" xmlns:cx3="http://schemas.microsoft.com/office/drawing/2016/5/9/chartex" xmlns:cx4="http://schemas.microsoft.com/office/drawing/2016/5/10/chartex" xmlns:cx5="http://schemas.microsoft.com/office/drawing/2016/5/11/chartex" xmlns:cx6="http://schemas.microsoft.com/office/drawing/2016/5/12/chartex" xmlns:cx7="http://schemas.microsoft.com/office/drawing/2016/5/13/chartex" xmlns:cx8="http://schemas.microsoft.com/office/drawing/2016/5/14/chartex" xmlns:mc="http://schemas.openxmlformats.org/markup-compatibility/2006" xmlns:aink="http://schemas.microsoft.com/office/drawing/2016/ink" xmlns:am3d="http://schemas.microsoft.com/office/drawing/2017/model3d" xmlns:o="urn:schemas-microsoft-com:office:office" xmlns:oel="http://schemas.microsoft.com/office/2019/extlst" xmlns:r="http://schemas.openxmlformats.org/officeDocument/2006/relationships" xmlns:m="http://schemas.openxmlformats.org/officeDocument/2006/math" xmlns:v="urn:schemas-microsoft-com:vml" xmlns:wp14="http://schemas.microsoft.com/office/word/2010/wordprocessingDrawing" xmlns:wp="http://schemas.openxmlformats.org/drawingml/2006/wordprocessingDrawing" xmlns:w10="urn:schemas-microsoft-com:office:word" xmlns:w="http://schemas.openxmlformats.org/wordprocessingml/2006/main" xmlns:w14="http://schemas.microsoft.com/office/word/2010/wordml" xmlns:w15="http://schemas.microsoft.com/office/word/2012/wordml" xmlns:w16cex="http://schemas.microsoft.com/office/word/2018/wordml/cex" xmlns:w16cid="http://schemas.microsoft.com/office/word/2016/wordml/cid" xmlns:w16="http://schemas.microsoft.com/office/word/2018/wordml" xmlns:w16du="http://schemas.microsoft.com/office/word/2023/wordml/word16du" xmlns:w16sdtdh="http://schemas.microsoft.com/office/word/2020/wordml/sdtdatahash" xmlns:w16sdtfl="http://schemas.microsoft.com/office/word/2024/wordml/sdtformatlock" xmlns:w16se="http://schemas.microsoft.com/office/word/2015/wordml/symex" xmlns:wpg="http://schemas.microsoft.com/office/word/2010/wordprocessingGroup" xmlns:wpi="http://schemas.microsoft.com/office/word/2010/wordprocessingInk" xmlns:wne="http://schemas.microsoft.com/office/word/2006/wordml" xmlns:wps="http://schemas.microsoft.com/office/word/2010/wordprocessingShape" mc:Ignorable="w14 w15 w16se w16cid w16 w16cex w16sdtdh w16sdtfl w16du wp14">
   <w:abstractNum w:abstractNumId="0" w15:restartNumberingAfterBreak="0">
-    <w:nsid w:val="19B6024E"/>
+    <w:nsid w:val="06B44E74"/>
     <w:multiLevelType w:val="hybridMultilevel"/>
-    <w:tmpl w:val="33665548"/>
-    <w:lvl w:ilvl="0" w:tplc="43A0A2CA">
-      <w:start w:val="1"/>
-      <w:numFmt w:val="bullet"/>
-      <w:lvlText w:val="•"/>
-      <w:lvlJc w:val="left"/>
-      <w:pPr>
-        <w:ind w:left="560" w:hanging="280"/>
-      </w:pPr>
-    </w:lvl>
-    <w:lvl w:ilvl="1" w:tplc="A11AF68A">
-      <w:numFmt w:val="decimal"/>
-      <w:lvlText w:val=""/>
-      <w:lvlJc w:val="left"/>
-    </w:lvl>
-    <w:lvl w:ilvl="2" w:tplc="A90245E6">
-      <w:numFmt w:val="decimal"/>
-      <w:lvlText w:val=""/>
-      <w:lvlJc w:val="left"/>
-    </w:lvl>
-    <w:lvl w:ilvl="3" w:tplc="E7343806">
-      <w:numFmt w:val="decimal"/>
-      <w:lvlText w:val=""/>
-      <w:lvlJc w:val="left"/>
-    </w:lvl>
-    <w:lvl w:ilvl="4" w:tplc="A336CB5E">
-      <w:numFmt w:val="decimal"/>
-      <w:lvlText w:val=""/>
-      <w:lvlJc w:val="left"/>
-    </w:lvl>
-    <w:lvl w:ilvl="5" w:tplc="68D0864A">
-      <w:numFmt w:val="decimal"/>
-      <w:lvlText w:val=""/>
-      <w:lvlJc w:val="left"/>
-    </w:lvl>
-    <w:lvl w:ilvl="6" w:tplc="486847F0">
-      <w:numFmt w:val="decimal"/>
-      <w:lvlText w:val=""/>
-      <w:lvlJc w:val="left"/>
-    </w:lvl>
-    <w:lvl w:ilvl="7" w:tplc="3A24D548">
-      <w:numFmt w:val="decimal"/>
-      <w:lvlText w:val=""/>
-      <w:lvlJc w:val="left"/>
-    </w:lvl>
-    <w:lvl w:ilvl="8" w:tplc="EB0CB62A">
-      <w:numFmt w:val="decimal"/>
-      <w:lvlText w:val=""/>
-      <w:lvlJc w:val="left"/>
-    </w:lvl>
-  </w:abstractNum>
-  <w:abstractNum w:abstractNumId="1" w15:restartNumberingAfterBreak="0">
-    <w:nsid w:val="6675547D"/>
-    <w:multiLevelType w:val="hybridMultilevel"/>
-    <w:tmpl w:val="216CA33A"/>
-    <w:lvl w:ilvl="0" w:tplc="89F62AA0">
-      <w:start w:val="1"/>
-      <w:numFmt w:val="decimal"/>
-      <w:lvlText w:val="%1."/>
-      <w:lvlJc w:val="left"/>
-      <w:pPr>
-        <w:ind w:left="560" w:hanging="340"/>
-      </w:pPr>
-    </w:lvl>
-    <w:lvl w:ilvl="1" w:tplc="B212FAF4">
-      <w:numFmt w:val="decimal"/>
-      <w:lvlText w:val=""/>
-      <w:lvlJc w:val="left"/>
-    </w:lvl>
-    <w:lvl w:ilvl="2" w:tplc="2368A98C">
-      <w:numFmt w:val="decimal"/>
-      <w:lvlText w:val=""/>
-      <w:lvlJc w:val="left"/>
-    </w:lvl>
-    <w:lvl w:ilvl="3" w:tplc="F04E9374">
-      <w:numFmt w:val="decimal"/>
-      <w:lvlText w:val=""/>
-      <w:lvlJc w:val="left"/>
-    </w:lvl>
-    <w:lvl w:ilvl="4" w:tplc="4D288C3E">
-      <w:numFmt w:val="decimal"/>
-      <w:lvlText w:val=""/>
-      <w:lvlJc w:val="left"/>
-    </w:lvl>
-    <w:lvl w:ilvl="5" w:tplc="C6BCB3F0">
-      <w:numFmt w:val="decimal"/>
-      <w:lvlText w:val=""/>
-      <w:lvlJc w:val="left"/>
-    </w:lvl>
-    <w:lvl w:ilvl="6" w:tplc="79BC926A">
-      <w:numFmt w:val="decimal"/>
-      <w:lvlText w:val=""/>
-      <w:lvlJc w:val="left"/>
-    </w:lvl>
-    <w:lvl w:ilvl="7" w:tplc="5576F9C4">
-      <w:numFmt w:val="decimal"/>
-      <w:lvlText w:val=""/>
-      <w:lvlJc w:val="left"/>
-    </w:lvl>
-    <w:lvl w:ilvl="8" w:tplc="7916BBE2">
-      <w:numFmt w:val="decimal"/>
-      <w:lvlText w:val=""/>
-      <w:lvlJc w:val="left"/>
-    </w:lvl>
-  </w:abstractNum>
-  <w:abstractNum w:abstractNumId="2" w15:restartNumberingAfterBreak="0">
-    <w:nsid w:val="6E5C0040"/>
-    <w:multiLevelType w:val="hybridMultilevel"/>
-    <w:tmpl w:val="8926EB78"/>
-    <w:lvl w:ilvl="0" w:tplc="DD5A85D0">
+    <w:tmpl w:val="ED6AB45A"/>
+    <w:lvl w:ilvl="0" w:tplc="70BA0D44">
       <w:start w:val="1"/>
       <w:numFmt w:val="bullet"/>
       <w:lvlText w:val="●"/>
@@ -6994,7 +6886,7 @@
         <w:ind w:left="720" w:hanging="360"/>
       </w:pPr>
     </w:lvl>
-    <w:lvl w:ilvl="1" w:tplc="EF727006">
+    <w:lvl w:ilvl="1" w:tplc="25302C98">
       <w:start w:val="1"/>
       <w:numFmt w:val="bullet"/>
       <w:lvlText w:val="○"/>
@@ -7003,7 +6895,7 @@
         <w:ind w:left="1440" w:hanging="360"/>
       </w:pPr>
     </w:lvl>
-    <w:lvl w:ilvl="2" w:tplc="2EEA2064">
+    <w:lvl w:ilvl="2" w:tplc="0D5CE2FA">
       <w:start w:val="1"/>
       <w:numFmt w:val="bullet"/>
       <w:lvlText w:val="■"/>
@@ -7012,7 +6904,7 @@
         <w:ind w:left="2160" w:hanging="360"/>
       </w:pPr>
     </w:lvl>
-    <w:lvl w:ilvl="3" w:tplc="02A23B74">
+    <w:lvl w:ilvl="3" w:tplc="121657EC">
       <w:start w:val="1"/>
       <w:numFmt w:val="bullet"/>
       <w:lvlText w:val="●"/>
@@ -7021,7 +6913,7 @@
         <w:ind w:left="2880" w:hanging="360"/>
       </w:pPr>
     </w:lvl>
-    <w:lvl w:ilvl="4" w:tplc="23AA9AA6">
+    <w:lvl w:ilvl="4" w:tplc="4A2C0F02">
       <w:start w:val="1"/>
       <w:numFmt w:val="bullet"/>
       <w:lvlText w:val="○"/>
@@ -7030,7 +6922,7 @@
         <w:ind w:left="3600" w:hanging="360"/>
       </w:pPr>
     </w:lvl>
-    <w:lvl w:ilvl="5" w:tplc="6DCEDF84">
+    <w:lvl w:ilvl="5" w:tplc="2378FB56">
       <w:start w:val="1"/>
       <w:numFmt w:val="bullet"/>
       <w:lvlText w:val="■"/>
@@ -7039,7 +6931,7 @@
         <w:ind w:left="4320" w:hanging="360"/>
       </w:pPr>
     </w:lvl>
-    <w:lvl w:ilvl="6" w:tplc="7D189A1A">
+    <w:lvl w:ilvl="6" w:tplc="99303B66">
       <w:start w:val="1"/>
       <w:numFmt w:val="bullet"/>
       <w:lvlText w:val="●"/>
@@ -7048,7 +6940,7 @@
         <w:ind w:left="5040" w:hanging="360"/>
       </w:pPr>
     </w:lvl>
-    <w:lvl w:ilvl="7" w:tplc="8280FB7C">
+    <w:lvl w:ilvl="7" w:tplc="128A8FAE">
       <w:start w:val="1"/>
       <w:numFmt w:val="bullet"/>
       <w:lvlText w:val="●"/>
@@ -7057,7 +6949,7 @@
         <w:ind w:left="5760" w:hanging="360"/>
       </w:pPr>
     </w:lvl>
-    <w:lvl w:ilvl="8" w:tplc="59EC3D3A">
+    <w:lvl w:ilvl="8" w:tplc="B1520606">
       <w:start w:val="1"/>
       <w:numFmt w:val="bullet"/>
       <w:lvlText w:val="●"/>
@@ -7067,14 +6959,122 @@
       </w:pPr>
     </w:lvl>
   </w:abstractNum>
-  <w:num w:numId="1" w16cid:durableId="1091774967">
-    <w:abstractNumId w:val="2"/>
+  <w:abstractNum w:abstractNumId="1" w15:restartNumberingAfterBreak="0">
+    <w:nsid w:val="1CE06AA0"/>
+    <w:multiLevelType w:val="hybridMultilevel"/>
+    <w:tmpl w:val="8F484B1C"/>
+    <w:lvl w:ilvl="0" w:tplc="CAC43A34">
+      <w:start w:val="1"/>
+      <w:numFmt w:val="bullet"/>
+      <w:lvlText w:val="•"/>
+      <w:lvlJc w:val="left"/>
+      <w:pPr>
+        <w:ind w:left="560" w:hanging="280"/>
+      </w:pPr>
+    </w:lvl>
+    <w:lvl w:ilvl="1" w:tplc="58E4A326">
+      <w:numFmt w:val="decimal"/>
+      <w:lvlText w:val=""/>
+      <w:lvlJc w:val="left"/>
+    </w:lvl>
+    <w:lvl w:ilvl="2" w:tplc="7BF85738">
+      <w:numFmt w:val="decimal"/>
+      <w:lvlText w:val=""/>
+      <w:lvlJc w:val="left"/>
+    </w:lvl>
+    <w:lvl w:ilvl="3" w:tplc="56EC2128">
+      <w:numFmt w:val="decimal"/>
+      <w:lvlText w:val=""/>
+      <w:lvlJc w:val="left"/>
+    </w:lvl>
+    <w:lvl w:ilvl="4" w:tplc="401865AA">
+      <w:numFmt w:val="decimal"/>
+      <w:lvlText w:val=""/>
+      <w:lvlJc w:val="left"/>
+    </w:lvl>
+    <w:lvl w:ilvl="5" w:tplc="A170F826">
+      <w:numFmt w:val="decimal"/>
+      <w:lvlText w:val=""/>
+      <w:lvlJc w:val="left"/>
+    </w:lvl>
+    <w:lvl w:ilvl="6" w:tplc="720E07F0">
+      <w:numFmt w:val="decimal"/>
+      <w:lvlText w:val=""/>
+      <w:lvlJc w:val="left"/>
+    </w:lvl>
+    <w:lvl w:ilvl="7" w:tplc="F7807870">
+      <w:numFmt w:val="decimal"/>
+      <w:lvlText w:val=""/>
+      <w:lvlJc w:val="left"/>
+    </w:lvl>
+    <w:lvl w:ilvl="8" w:tplc="F3B60E68">
+      <w:numFmt w:val="decimal"/>
+      <w:lvlText w:val=""/>
+      <w:lvlJc w:val="left"/>
+    </w:lvl>
+  </w:abstractNum>
+  <w:abstractNum w:abstractNumId="2" w15:restartNumberingAfterBreak="0">
+    <w:nsid w:val="5C697EFF"/>
+    <w:multiLevelType w:val="hybridMultilevel"/>
+    <w:tmpl w:val="A09E4AB2"/>
+    <w:lvl w:ilvl="0" w:tplc="0E5E98DA">
+      <w:start w:val="1"/>
+      <w:numFmt w:val="decimal"/>
+      <w:lvlText w:val="%1."/>
+      <w:lvlJc w:val="left"/>
+      <w:pPr>
+        <w:ind w:left="560" w:hanging="340"/>
+      </w:pPr>
+    </w:lvl>
+    <w:lvl w:ilvl="1" w:tplc="721ADC86">
+      <w:numFmt w:val="decimal"/>
+      <w:lvlText w:val=""/>
+      <w:lvlJc w:val="left"/>
+    </w:lvl>
+    <w:lvl w:ilvl="2" w:tplc="A19A103C">
+      <w:numFmt w:val="decimal"/>
+      <w:lvlText w:val=""/>
+      <w:lvlJc w:val="left"/>
+    </w:lvl>
+    <w:lvl w:ilvl="3" w:tplc="1B7CE3A4">
+      <w:numFmt w:val="decimal"/>
+      <w:lvlText w:val=""/>
+      <w:lvlJc w:val="left"/>
+    </w:lvl>
+    <w:lvl w:ilvl="4" w:tplc="CB20FEE6">
+      <w:numFmt w:val="decimal"/>
+      <w:lvlText w:val=""/>
+      <w:lvlJc w:val="left"/>
+    </w:lvl>
+    <w:lvl w:ilvl="5" w:tplc="51BAAB04">
+      <w:numFmt w:val="decimal"/>
+      <w:lvlText w:val=""/>
+      <w:lvlJc w:val="left"/>
+    </w:lvl>
+    <w:lvl w:ilvl="6" w:tplc="4492FC14">
+      <w:numFmt w:val="decimal"/>
+      <w:lvlText w:val=""/>
+      <w:lvlJc w:val="left"/>
+    </w:lvl>
+    <w:lvl w:ilvl="7" w:tplc="555032DA">
+      <w:numFmt w:val="decimal"/>
+      <w:lvlText w:val=""/>
+      <w:lvlJc w:val="left"/>
+    </w:lvl>
+    <w:lvl w:ilvl="8" w:tplc="618A44C4">
+      <w:numFmt w:val="decimal"/>
+      <w:lvlText w:val=""/>
+      <w:lvlJc w:val="left"/>
+    </w:lvl>
+  </w:abstractNum>
+  <w:num w:numId="1" w16cid:durableId="293142680">
+    <w:abstractNumId w:val="0"/>
     <w:lvlOverride w:ilvl="0">
       <w:startOverride w:val="1"/>
     </w:lvlOverride>
   </w:num>
-  <w:num w:numId="2" w16cid:durableId="389765862">
-    <w:abstractNumId w:val="0"/>
+  <w:num w:numId="2" w16cid:durableId="1027364854">
+    <w:abstractNumId w:val="1"/>
     <w:lvlOverride w:ilvl="0">
       <w:startOverride w:val="1"/>
     </w:lvlOverride>
@@ -7667,7 +7667,7 @@
     <w:autoRedefine/>
     <w:uiPriority w:val="39"/>
     <w:unhideWhenUsed/>
-    <w:rsid w:val="00FE64E6"/>
+    <w:rsid w:val="00CF60C0"/>
     <w:pPr>
       <w:spacing w:after="100"/>
     </w:pPr>

--- a/public/documentos/GOB-11-informe-de-cierre-de-la-fase-de-formulacion.docx
+++ b/public/documentos/GOB-11-informe-de-cierre-de-la-fase-de-formulacion.docx
@@ -18,7 +18,7 @@
           <w:left w:w="10" w:type="dxa"/>
           <w:right w:w="10" w:type="dxa"/>
         </w:tblCellMar>
-        <w:tblLook w:val="0000" w:firstRow="0" w:lastRow="0" w:firstColumn="0" w:lastColumn="0" w:noHBand="0" w:noVBand="0"/>
+        <w:tblLook w:val="04A0" w:firstRow="1" w:lastRow="0" w:firstColumn="1" w:lastColumn="0" w:noHBand="0" w:noVBand="1"/>
       </w:tblPr>
       <w:tblGrid>
         <w:gridCol w:w="1757"/>
@@ -52,7 +52,7 @@
                 <w:noProof/>
               </w:rPr>
               <w:drawing>
-                <wp:inline distT="0" distB="0" distL="0" distR="0" wp14:anchorId="6C72B500" wp14:editId="0796B13F">
+                <wp:inline distT="0" distB="0" distL="0" distR="0" wp14:anchorId="63F417C4" wp14:editId="26409DA3">
                   <wp:extent cx="990600" cy="990600"/>
                   <wp:effectExtent l="0" t="0" r="0" b="0"/>
                   <wp:docPr id="1" name="Imagen 1"/>
@@ -171,10 +171,10 @@
                 <w:noProof/>
               </w:rPr>
               <w:drawing>
-                <wp:inline distT="0" distB="0" distL="0" distR="0" wp14:anchorId="3B1A7542" wp14:editId="011147BC">
+                <wp:inline distT="0" distB="0" distL="0" distR="0" wp14:anchorId="17EC2B1E" wp14:editId="5A3EDA84">
                   <wp:extent cx="800100" cy="800100"/>
                   <wp:effectExtent l="0" t="0" r="0" b="0"/>
-                  <wp:docPr id="508558266" name="Imagen 508558266"/>
+                  <wp:docPr id="490115124" name="Imagen 490115124"/>
                   <wp:cNvGraphicFramePr>
                     <a:graphicFrameLocks xmlns:a="http://schemas.openxmlformats.org/drawingml/2006/main" noChangeAspect="1"/>
                   </wp:cNvGraphicFramePr>
@@ -308,7 +308,7 @@
           <w:left w:w="10" w:type="dxa"/>
           <w:right w:w="10" w:type="dxa"/>
         </w:tblCellMar>
-        <w:tblLook w:val="0000" w:firstRow="0" w:lastRow="0" w:firstColumn="0" w:lastColumn="0" w:noHBand="0" w:noVBand="0"/>
+        <w:tblLook w:val="04A0" w:firstRow="1" w:lastRow="0" w:firstColumn="1" w:lastColumn="0" w:noHBand="0" w:noVBand="1"/>
       </w:tblPr>
       <w:tblGrid>
         <w:gridCol w:w="2636"/>
@@ -786,7 +786,7 @@
           <w:left w:w="10" w:type="dxa"/>
           <w:right w:w="10" w:type="dxa"/>
         </w:tblCellMar>
-        <w:tblLook w:val="0000" w:firstRow="0" w:lastRow="0" w:firstColumn="0" w:lastColumn="0" w:noHBand="0" w:noVBand="0"/>
+        <w:tblLook w:val="04A0" w:firstRow="1" w:lastRow="0" w:firstColumn="1" w:lastColumn="0" w:noHBand="0" w:noVBand="1"/>
       </w:tblPr>
       <w:tblGrid>
         <w:gridCol w:w="4042"/>
@@ -1399,7 +1399,7 @@
           <w:left w:w="10" w:type="dxa"/>
           <w:right w:w="10" w:type="dxa"/>
         </w:tblCellMar>
-        <w:tblLook w:val="0000" w:firstRow="0" w:lastRow="0" w:firstColumn="0" w:lastColumn="0" w:noHBand="0" w:noVBand="0"/>
+        <w:tblLook w:val="04A0" w:firstRow="1" w:lastRow="0" w:firstColumn="1" w:lastColumn="0" w:noHBand="0" w:noVBand="1"/>
       </w:tblPr>
       <w:tblGrid>
         <w:gridCol w:w="2636"/>
@@ -1817,7 +1817,7 @@
           <w:left w:w="10" w:type="dxa"/>
           <w:right w:w="10" w:type="dxa"/>
         </w:tblCellMar>
-        <w:tblLook w:val="0000" w:firstRow="0" w:lastRow="0" w:firstColumn="0" w:lastColumn="0" w:noHBand="0" w:noVBand="0"/>
+        <w:tblLook w:val="04A0" w:firstRow="1" w:lastRow="0" w:firstColumn="1" w:lastColumn="0" w:noHBand="0" w:noVBand="1"/>
       </w:tblPr>
       <w:tblGrid>
         <w:gridCol w:w="1054"/>
@@ -2158,7 +2158,7 @@
           <w:left w:w="10" w:type="dxa"/>
           <w:right w:w="10" w:type="dxa"/>
         </w:tblCellMar>
-        <w:tblLook w:val="0000" w:firstRow="0" w:lastRow="0" w:firstColumn="0" w:lastColumn="0" w:noHBand="0" w:noVBand="0"/>
+        <w:tblLook w:val="04A0" w:firstRow="1" w:lastRow="0" w:firstColumn="1" w:lastColumn="0" w:noHBand="0" w:noVBand="1"/>
       </w:tblPr>
       <w:tblGrid>
         <w:gridCol w:w="2636"/>
@@ -2498,7 +2498,7 @@
           <w:left w:w="10" w:type="dxa"/>
           <w:right w:w="10" w:type="dxa"/>
         </w:tblCellMar>
-        <w:tblLook w:val="0000" w:firstRow="0" w:lastRow="0" w:firstColumn="0" w:lastColumn="0" w:noHBand="0" w:noVBand="0"/>
+        <w:tblLook w:val="04A0" w:firstRow="1" w:lastRow="0" w:firstColumn="1" w:lastColumn="0" w:noHBand="0" w:noVBand="1"/>
       </w:tblPr>
       <w:tblGrid>
         <w:gridCol w:w="8787"/>
@@ -2585,7 +2585,7 @@
     <w:sdt>
       <w:sdtPr>
         <w:alias w:val="Contenido"/>
-        <w:id w:val="434412296"/>
+        <w:id w:val="-850715825"/>
       </w:sdtPr>
       <w:sdtEndPr/>
       <w:sdtContent>
@@ -2611,7 +2611,7 @@
           <w:r>
             <w:fldChar w:fldCharType="separate"/>
           </w:r>
-          <w:hyperlink w:anchor="_Toc242543351" w:history="1">
+          <w:hyperlink w:anchor="_Toc242545379" w:history="1">
             <w:r>
               <w:rPr>
                 <w:rStyle w:val="Hipervnculo"/>
@@ -2635,7 +2635,7 @@
               <w:rPr>
                 <w:noProof/>
               </w:rPr>
-              <w:instrText xml:space="preserve"> PAGEREF _Toc242543351 \h </w:instrText>
+              <w:instrText xml:space="preserve"> PAGEREF _Toc242545379 \h </w:instrText>
             </w:r>
             <w:r>
               <w:rPr>
@@ -2675,7 +2675,7 @@
               <w14:ligatures w14:val="standardContextual"/>
             </w:rPr>
           </w:pPr>
-          <w:hyperlink w:anchor="_Toc242543352" w:history="1">
+          <w:hyperlink w:anchor="_Toc242545380" w:history="1">
             <w:r>
               <w:rPr>
                 <w:rStyle w:val="Hipervnculo"/>
@@ -2699,7 +2699,7 @@
               <w:rPr>
                 <w:noProof/>
               </w:rPr>
-              <w:instrText xml:space="preserve"> PAGEREF _Toc242543352 \h </w:instrText>
+              <w:instrText xml:space="preserve"> PAGEREF _Toc242545380 \h </w:instrText>
             </w:r>
             <w:r>
               <w:rPr>
@@ -2739,7 +2739,7 @@
               <w14:ligatures w14:val="standardContextual"/>
             </w:rPr>
           </w:pPr>
-          <w:hyperlink w:anchor="_Toc242543353" w:history="1">
+          <w:hyperlink w:anchor="_Toc242545381" w:history="1">
             <w:r>
               <w:rPr>
                 <w:rStyle w:val="Hipervnculo"/>
@@ -2763,7 +2763,7 @@
               <w:rPr>
                 <w:noProof/>
               </w:rPr>
-              <w:instrText xml:space="preserve"> PAGEREF _Toc242543353 \h </w:instrText>
+              <w:instrText xml:space="preserve"> PAGEREF _Toc242545381 \h </w:instrText>
             </w:r>
             <w:r>
               <w:rPr>
@@ -2803,7 +2803,7 @@
               <w14:ligatures w14:val="standardContextual"/>
             </w:rPr>
           </w:pPr>
-          <w:hyperlink w:anchor="_Toc242543354" w:history="1">
+          <w:hyperlink w:anchor="_Toc242545382" w:history="1">
             <w:r>
               <w:rPr>
                 <w:rStyle w:val="Hipervnculo"/>
@@ -2827,7 +2827,7 @@
               <w:rPr>
                 <w:noProof/>
               </w:rPr>
-              <w:instrText xml:space="preserve"> PAGEREF _Toc242543354 \h </w:instrText>
+              <w:instrText xml:space="preserve"> PAGEREF _Toc242545382 \h </w:instrText>
             </w:r>
             <w:r>
               <w:rPr>
@@ -2867,7 +2867,7 @@
               <w14:ligatures w14:val="standardContextual"/>
             </w:rPr>
           </w:pPr>
-          <w:hyperlink w:anchor="_Toc242543355" w:history="1">
+          <w:hyperlink w:anchor="_Toc242545383" w:history="1">
             <w:r>
               <w:rPr>
                 <w:rStyle w:val="Hipervnculo"/>
@@ -2891,7 +2891,7 @@
               <w:rPr>
                 <w:noProof/>
               </w:rPr>
-              <w:instrText xml:space="preserve"> PAGEREF _Toc242543355 \h </w:instrText>
+              <w:instrText xml:space="preserve"> PAGEREF _Toc242545383 \h </w:instrText>
             </w:r>
             <w:r>
               <w:rPr>
@@ -2931,7 +2931,7 @@
               <w14:ligatures w14:val="standardContextual"/>
             </w:rPr>
           </w:pPr>
-          <w:hyperlink w:anchor="_Toc242543356" w:history="1">
+          <w:hyperlink w:anchor="_Toc242545384" w:history="1">
             <w:r>
               <w:rPr>
                 <w:rStyle w:val="Hipervnculo"/>
@@ -2955,7 +2955,7 @@
               <w:rPr>
                 <w:noProof/>
               </w:rPr>
-              <w:instrText xml:space="preserve"> PAGEREF _Toc242543356 \h </w:instrText>
+              <w:instrText xml:space="preserve"> PAGEREF _Toc242545384 \h </w:instrText>
             </w:r>
             <w:r>
               <w:rPr>
@@ -2995,7 +2995,7 @@
               <w14:ligatures w14:val="standardContextual"/>
             </w:rPr>
           </w:pPr>
-          <w:hyperlink w:anchor="_Toc242543357" w:history="1">
+          <w:hyperlink w:anchor="_Toc242545385" w:history="1">
             <w:r>
               <w:rPr>
                 <w:rStyle w:val="Hipervnculo"/>
@@ -3019,7 +3019,7 @@
               <w:rPr>
                 <w:noProof/>
               </w:rPr>
-              <w:instrText xml:space="preserve"> PAGEREF _Toc242543357 \h </w:instrText>
+              <w:instrText xml:space="preserve"> PAGEREF _Toc242545385 \h </w:instrText>
             </w:r>
             <w:r>
               <w:rPr>
@@ -3069,7 +3069,7 @@
       <w:pPr>
         <w:pStyle w:val="Ttulo1"/>
       </w:pPr>
-      <w:bookmarkStart w:id="0" w:name="_Toc242543351"/>
+      <w:bookmarkStart w:id="0" w:name="_Toc242545379"/>
       <w:r>
         <w:lastRenderedPageBreak/>
         <w:t>1. Datos de la fase</w:t>
@@ -3092,7 +3092,7 @@
           <w:left w:w="10" w:type="dxa"/>
           <w:right w:w="10" w:type="dxa"/>
         </w:tblCellMar>
-        <w:tblLook w:val="0000" w:firstRow="0" w:lastRow="0" w:firstColumn="0" w:lastColumn="0" w:noHBand="0" w:noVBand="0"/>
+        <w:tblLook w:val="04A0" w:firstRow="1" w:lastRow="0" w:firstColumn="1" w:lastColumn="0" w:noHBand="0" w:noVBand="1"/>
       </w:tblPr>
       <w:tblGrid>
         <w:gridCol w:w="2636"/>
@@ -3498,7 +3498,7 @@
       <w:pPr>
         <w:pStyle w:val="Ttulo1"/>
       </w:pPr>
-      <w:bookmarkStart w:id="1" w:name="_Toc242543352"/>
+      <w:bookmarkStart w:id="1" w:name="_Toc242545380"/>
       <w:r>
         <w:t>2. Objetivo de la fase y resultado</w:t>
       </w:r>
@@ -3526,7 +3526,7 @@
       <w:pPr>
         <w:pStyle w:val="Ttulo1"/>
       </w:pPr>
-      <w:bookmarkStart w:id="2" w:name="_Toc242543353"/>
+      <w:bookmarkStart w:id="2" w:name="_Toc242545381"/>
       <w:r>
         <w:t>3. Entregables de la fase</w:t>
       </w:r>
@@ -3574,7 +3574,7 @@
           <w:left w:w="10" w:type="dxa"/>
           <w:right w:w="10" w:type="dxa"/>
         </w:tblCellMar>
-        <w:tblLook w:val="0000" w:firstRow="0" w:lastRow="0" w:firstColumn="0" w:lastColumn="0" w:noHBand="0" w:noVBand="0"/>
+        <w:tblLook w:val="04A0" w:firstRow="1" w:lastRow="0" w:firstColumn="1" w:lastColumn="0" w:noHBand="0" w:noVBand="1"/>
       </w:tblPr>
       <w:tblGrid>
         <w:gridCol w:w="3339"/>
@@ -4579,7 +4579,7 @@
       <w:pPr>
         <w:pStyle w:val="Ttulo1"/>
       </w:pPr>
-      <w:bookmarkStart w:id="3" w:name="_Toc242543354"/>
+      <w:bookmarkStart w:id="3" w:name="_Toc242545382"/>
       <w:r>
         <w:lastRenderedPageBreak/>
         <w:t>4. Verificación del cierre</w:t>
@@ -4628,7 +4628,7 @@
           <w:left w:w="10" w:type="dxa"/>
           <w:right w:w="10" w:type="dxa"/>
         </w:tblCellMar>
-        <w:tblLook w:val="0000" w:firstRow="0" w:lastRow="0" w:firstColumn="0" w:lastColumn="0" w:noHBand="0" w:noVBand="0"/>
+        <w:tblLook w:val="04A0" w:firstRow="1" w:lastRow="0" w:firstColumn="1" w:lastColumn="0" w:noHBand="0" w:noVBand="1"/>
       </w:tblPr>
       <w:tblGrid>
         <w:gridCol w:w="3514"/>
@@ -5645,7 +5645,7 @@
       <w:pPr>
         <w:pStyle w:val="Ttulo1"/>
       </w:pPr>
-      <w:bookmarkStart w:id="4" w:name="_Toc242543355"/>
+      <w:bookmarkStart w:id="4" w:name="_Toc242545383"/>
       <w:r>
         <w:t>5. Pendientes que pasan a la fase actual</w:t>
       </w:r>
@@ -5693,7 +5693,7 @@
           <w:left w:w="10" w:type="dxa"/>
           <w:right w:w="10" w:type="dxa"/>
         </w:tblCellMar>
-        <w:tblLook w:val="0000" w:firstRow="0" w:lastRow="0" w:firstColumn="0" w:lastColumn="0" w:noHBand="0" w:noVBand="0"/>
+        <w:tblLook w:val="04A0" w:firstRow="1" w:lastRow="0" w:firstColumn="1" w:lastColumn="0" w:noHBand="0" w:noVBand="1"/>
       </w:tblPr>
       <w:tblGrid>
         <w:gridCol w:w="5272"/>
@@ -6401,7 +6401,7 @@
       <w:pPr>
         <w:pStyle w:val="Ttulo1"/>
       </w:pPr>
-      <w:bookmarkStart w:id="5" w:name="_Toc242543356"/>
+      <w:bookmarkStart w:id="5" w:name="_Toc242545384"/>
       <w:r>
         <w:t>6. Transferencia al equipo actual</w:t>
       </w:r>
@@ -6467,7 +6467,7 @@
       <w:pPr>
         <w:pStyle w:val="Ttulo1"/>
       </w:pPr>
-      <w:bookmarkStart w:id="6" w:name="_Toc242543357"/>
+      <w:bookmarkStart w:id="6" w:name="_Toc242545385"/>
       <w:r>
         <w:lastRenderedPageBreak/>
         <w:t>7. Conclusión</w:t>
@@ -6874,10 +6874,118 @@
 <file path=word/numbering.xml><?xml version="1.0" encoding="utf-8"?>
 <w:numbering xmlns:wpc="http://schemas.microsoft.com/office/word/2010/wordprocessingCanvas" xmlns:cx="http://schemas.microsoft.com/office/drawing/2014/chartex" xmlns:cx1="http://schemas.microsoft.com/office/drawing/2015/9/8/chartex" xmlns:cx2="http://schemas.microsoft.com/office/drawing/2015/10/21/chartex" xmlns:cx3="http://schemas.microsoft.com/office/drawing/2016/5/9/chartex" xmlns:cx4="http://schemas.microsoft.com/office/drawing/2016/5/10/chartex" xmlns:cx5="http://schemas.microsoft.com/office/drawing/2016/5/11/chartex" xmlns:cx6="http://schemas.microsoft.com/office/drawing/2016/5/12/chartex" xmlns:cx7="http://schemas.microsoft.com/office/drawing/2016/5/13/chartex" xmlns:cx8="http://schemas.microsoft.com/office/drawing/2016/5/14/chartex" xmlns:mc="http://schemas.openxmlformats.org/markup-compatibility/2006" xmlns:aink="http://schemas.microsoft.com/office/drawing/2016/ink" xmlns:am3d="http://schemas.microsoft.com/office/drawing/2017/model3d" xmlns:o="urn:schemas-microsoft-com:office:office" xmlns:oel="http://schemas.microsoft.com/office/2019/extlst" xmlns:r="http://schemas.openxmlformats.org/officeDocument/2006/relationships" xmlns:m="http://schemas.openxmlformats.org/officeDocument/2006/math" xmlns:v="urn:schemas-microsoft-com:vml" xmlns:wp14="http://schemas.microsoft.com/office/word/2010/wordprocessingDrawing" xmlns:wp="http://schemas.openxmlformats.org/drawingml/2006/wordprocessingDrawing" xmlns:w10="urn:schemas-microsoft-com:office:word" xmlns:w="http://schemas.openxmlformats.org/wordprocessingml/2006/main" xmlns:w14="http://schemas.microsoft.com/office/word/2010/wordml" xmlns:w15="http://schemas.microsoft.com/office/word/2012/wordml" xmlns:w16cex="http://schemas.microsoft.com/office/word/2018/wordml/cex" xmlns:w16cid="http://schemas.microsoft.com/office/word/2016/wordml/cid" xmlns:w16="http://schemas.microsoft.com/office/word/2018/wordml" xmlns:w16du="http://schemas.microsoft.com/office/word/2023/wordml/word16du" xmlns:w16sdtdh="http://schemas.microsoft.com/office/word/2020/wordml/sdtdatahash" xmlns:w16sdtfl="http://schemas.microsoft.com/office/word/2024/wordml/sdtformatlock" xmlns:w16se="http://schemas.microsoft.com/office/word/2015/wordml/symex" xmlns:wpg="http://schemas.microsoft.com/office/word/2010/wordprocessingGroup" xmlns:wpi="http://schemas.microsoft.com/office/word/2010/wordprocessingInk" xmlns:wne="http://schemas.microsoft.com/office/word/2006/wordml" xmlns:wps="http://schemas.microsoft.com/office/word/2010/wordprocessingShape" mc:Ignorable="w14 w15 w16se w16cid w16 w16cex w16sdtdh w16sdtfl w16du wp14">
   <w:abstractNum w:abstractNumId="0" w15:restartNumberingAfterBreak="0">
-    <w:nsid w:val="06B44E74"/>
+    <w:nsid w:val="2A553E7D"/>
     <w:multiLevelType w:val="hybridMultilevel"/>
-    <w:tmpl w:val="ED6AB45A"/>
-    <w:lvl w:ilvl="0" w:tplc="70BA0D44">
+    <w:tmpl w:val="10D06EB0"/>
+    <w:lvl w:ilvl="0" w:tplc="E59E7BEE">
+      <w:start w:val="1"/>
+      <w:numFmt w:val="bullet"/>
+      <w:lvlText w:val="•"/>
+      <w:lvlJc w:val="left"/>
+      <w:pPr>
+        <w:ind w:left="560" w:hanging="280"/>
+      </w:pPr>
+    </w:lvl>
+    <w:lvl w:ilvl="1" w:tplc="E7B0EEA2">
+      <w:numFmt w:val="decimal"/>
+      <w:lvlText w:val=""/>
+      <w:lvlJc w:val="left"/>
+    </w:lvl>
+    <w:lvl w:ilvl="2" w:tplc="731689C6">
+      <w:numFmt w:val="decimal"/>
+      <w:lvlText w:val=""/>
+      <w:lvlJc w:val="left"/>
+    </w:lvl>
+    <w:lvl w:ilvl="3" w:tplc="D5BE606E">
+      <w:numFmt w:val="decimal"/>
+      <w:lvlText w:val=""/>
+      <w:lvlJc w:val="left"/>
+    </w:lvl>
+    <w:lvl w:ilvl="4" w:tplc="C82AA72E">
+      <w:numFmt w:val="decimal"/>
+      <w:lvlText w:val=""/>
+      <w:lvlJc w:val="left"/>
+    </w:lvl>
+    <w:lvl w:ilvl="5" w:tplc="3A066570">
+      <w:numFmt w:val="decimal"/>
+      <w:lvlText w:val=""/>
+      <w:lvlJc w:val="left"/>
+    </w:lvl>
+    <w:lvl w:ilvl="6" w:tplc="0B367EEA">
+      <w:numFmt w:val="decimal"/>
+      <w:lvlText w:val=""/>
+      <w:lvlJc w:val="left"/>
+    </w:lvl>
+    <w:lvl w:ilvl="7" w:tplc="3DF072A2">
+      <w:numFmt w:val="decimal"/>
+      <w:lvlText w:val=""/>
+      <w:lvlJc w:val="left"/>
+    </w:lvl>
+    <w:lvl w:ilvl="8" w:tplc="3402BAB4">
+      <w:numFmt w:val="decimal"/>
+      <w:lvlText w:val=""/>
+      <w:lvlJc w:val="left"/>
+    </w:lvl>
+  </w:abstractNum>
+  <w:abstractNum w:abstractNumId="1" w15:restartNumberingAfterBreak="0">
+    <w:nsid w:val="45063127"/>
+    <w:multiLevelType w:val="hybridMultilevel"/>
+    <w:tmpl w:val="EA0C81BE"/>
+    <w:lvl w:ilvl="0" w:tplc="EF122B02">
+      <w:start w:val="1"/>
+      <w:numFmt w:val="decimal"/>
+      <w:lvlText w:val="%1."/>
+      <w:lvlJc w:val="left"/>
+      <w:pPr>
+        <w:ind w:left="560" w:hanging="340"/>
+      </w:pPr>
+    </w:lvl>
+    <w:lvl w:ilvl="1" w:tplc="3EBE5D60">
+      <w:numFmt w:val="decimal"/>
+      <w:lvlText w:val=""/>
+      <w:lvlJc w:val="left"/>
+    </w:lvl>
+    <w:lvl w:ilvl="2" w:tplc="C59A34B6">
+      <w:numFmt w:val="decimal"/>
+      <w:lvlText w:val=""/>
+      <w:lvlJc w:val="left"/>
+    </w:lvl>
+    <w:lvl w:ilvl="3" w:tplc="A95CDED2">
+      <w:numFmt w:val="decimal"/>
+      <w:lvlText w:val=""/>
+      <w:lvlJc w:val="left"/>
+    </w:lvl>
+    <w:lvl w:ilvl="4" w:tplc="A84637D2">
+      <w:numFmt w:val="decimal"/>
+      <w:lvlText w:val=""/>
+      <w:lvlJc w:val="left"/>
+    </w:lvl>
+    <w:lvl w:ilvl="5" w:tplc="D4008A40">
+      <w:numFmt w:val="decimal"/>
+      <w:lvlText w:val=""/>
+      <w:lvlJc w:val="left"/>
+    </w:lvl>
+    <w:lvl w:ilvl="6" w:tplc="443AD236">
+      <w:numFmt w:val="decimal"/>
+      <w:lvlText w:val=""/>
+      <w:lvlJc w:val="left"/>
+    </w:lvl>
+    <w:lvl w:ilvl="7" w:tplc="20C6B356">
+      <w:numFmt w:val="decimal"/>
+      <w:lvlText w:val=""/>
+      <w:lvlJc w:val="left"/>
+    </w:lvl>
+    <w:lvl w:ilvl="8" w:tplc="5954740C">
+      <w:numFmt w:val="decimal"/>
+      <w:lvlText w:val=""/>
+      <w:lvlJc w:val="left"/>
+    </w:lvl>
+  </w:abstractNum>
+  <w:abstractNum w:abstractNumId="2" w15:restartNumberingAfterBreak="0">
+    <w:nsid w:val="5DE263BE"/>
+    <w:multiLevelType w:val="hybridMultilevel"/>
+    <w:tmpl w:val="649292A4"/>
+    <w:lvl w:ilvl="0" w:tplc="380A585E">
       <w:start w:val="1"/>
       <w:numFmt w:val="bullet"/>
       <w:lvlText w:val="●"/>
@@ -6886,7 +6994,7 @@
         <w:ind w:left="720" w:hanging="360"/>
       </w:pPr>
     </w:lvl>
-    <w:lvl w:ilvl="1" w:tplc="25302C98">
+    <w:lvl w:ilvl="1" w:tplc="77E29D4C">
       <w:start w:val="1"/>
       <w:numFmt w:val="bullet"/>
       <w:lvlText w:val="○"/>
@@ -6895,7 +7003,7 @@
         <w:ind w:left="1440" w:hanging="360"/>
       </w:pPr>
     </w:lvl>
-    <w:lvl w:ilvl="2" w:tplc="0D5CE2FA">
+    <w:lvl w:ilvl="2" w:tplc="0C6C091C">
       <w:start w:val="1"/>
       <w:numFmt w:val="bullet"/>
       <w:lvlText w:val="■"/>
@@ -6904,7 +7012,7 @@
         <w:ind w:left="2160" w:hanging="360"/>
       </w:pPr>
     </w:lvl>
-    <w:lvl w:ilvl="3" w:tplc="121657EC">
+    <w:lvl w:ilvl="3" w:tplc="F4A8904C">
       <w:start w:val="1"/>
       <w:numFmt w:val="bullet"/>
       <w:lvlText w:val="●"/>
@@ -6913,7 +7021,7 @@
         <w:ind w:left="2880" w:hanging="360"/>
       </w:pPr>
     </w:lvl>
-    <w:lvl w:ilvl="4" w:tplc="4A2C0F02">
+    <w:lvl w:ilvl="4" w:tplc="484E2FD8">
       <w:start w:val="1"/>
       <w:numFmt w:val="bullet"/>
       <w:lvlText w:val="○"/>
@@ -6922,7 +7030,7 @@
         <w:ind w:left="3600" w:hanging="360"/>
       </w:pPr>
     </w:lvl>
-    <w:lvl w:ilvl="5" w:tplc="2378FB56">
+    <w:lvl w:ilvl="5" w:tplc="BB8447D2">
       <w:start w:val="1"/>
       <w:numFmt w:val="bullet"/>
       <w:lvlText w:val="■"/>
@@ -6931,7 +7039,7 @@
         <w:ind w:left="4320" w:hanging="360"/>
       </w:pPr>
     </w:lvl>
-    <w:lvl w:ilvl="6" w:tplc="99303B66">
+    <w:lvl w:ilvl="6" w:tplc="A7CCC614">
       <w:start w:val="1"/>
       <w:numFmt w:val="bullet"/>
       <w:lvlText w:val="●"/>
@@ -6940,7 +7048,7 @@
         <w:ind w:left="5040" w:hanging="360"/>
       </w:pPr>
     </w:lvl>
-    <w:lvl w:ilvl="7" w:tplc="128A8FAE">
+    <w:lvl w:ilvl="7" w:tplc="9D124762">
       <w:start w:val="1"/>
       <w:numFmt w:val="bullet"/>
       <w:lvlText w:val="●"/>
@@ -6949,7 +7057,7 @@
         <w:ind w:left="5760" w:hanging="360"/>
       </w:pPr>
     </w:lvl>
-    <w:lvl w:ilvl="8" w:tplc="B1520606">
+    <w:lvl w:ilvl="8" w:tplc="0750E3D2">
       <w:start w:val="1"/>
       <w:numFmt w:val="bullet"/>
       <w:lvlText w:val="●"/>
@@ -6959,122 +7067,14 @@
       </w:pPr>
     </w:lvl>
   </w:abstractNum>
-  <w:abstractNum w:abstractNumId="1" w15:restartNumberingAfterBreak="0">
-    <w:nsid w:val="1CE06AA0"/>
-    <w:multiLevelType w:val="hybridMultilevel"/>
-    <w:tmpl w:val="8F484B1C"/>
-    <w:lvl w:ilvl="0" w:tplc="CAC43A34">
-      <w:start w:val="1"/>
-      <w:numFmt w:val="bullet"/>
-      <w:lvlText w:val="•"/>
-      <w:lvlJc w:val="left"/>
-      <w:pPr>
-        <w:ind w:left="560" w:hanging="280"/>
-      </w:pPr>
-    </w:lvl>
-    <w:lvl w:ilvl="1" w:tplc="58E4A326">
-      <w:numFmt w:val="decimal"/>
-      <w:lvlText w:val=""/>
-      <w:lvlJc w:val="left"/>
-    </w:lvl>
-    <w:lvl w:ilvl="2" w:tplc="7BF85738">
-      <w:numFmt w:val="decimal"/>
-      <w:lvlText w:val=""/>
-      <w:lvlJc w:val="left"/>
-    </w:lvl>
-    <w:lvl w:ilvl="3" w:tplc="56EC2128">
-      <w:numFmt w:val="decimal"/>
-      <w:lvlText w:val=""/>
-      <w:lvlJc w:val="left"/>
-    </w:lvl>
-    <w:lvl w:ilvl="4" w:tplc="401865AA">
-      <w:numFmt w:val="decimal"/>
-      <w:lvlText w:val=""/>
-      <w:lvlJc w:val="left"/>
-    </w:lvl>
-    <w:lvl w:ilvl="5" w:tplc="A170F826">
-      <w:numFmt w:val="decimal"/>
-      <w:lvlText w:val=""/>
-      <w:lvlJc w:val="left"/>
-    </w:lvl>
-    <w:lvl w:ilvl="6" w:tplc="720E07F0">
-      <w:numFmt w:val="decimal"/>
-      <w:lvlText w:val=""/>
-      <w:lvlJc w:val="left"/>
-    </w:lvl>
-    <w:lvl w:ilvl="7" w:tplc="F7807870">
-      <w:numFmt w:val="decimal"/>
-      <w:lvlText w:val=""/>
-      <w:lvlJc w:val="left"/>
-    </w:lvl>
-    <w:lvl w:ilvl="8" w:tplc="F3B60E68">
-      <w:numFmt w:val="decimal"/>
-      <w:lvlText w:val=""/>
-      <w:lvlJc w:val="left"/>
-    </w:lvl>
-  </w:abstractNum>
-  <w:abstractNum w:abstractNumId="2" w15:restartNumberingAfterBreak="0">
-    <w:nsid w:val="5C697EFF"/>
-    <w:multiLevelType w:val="hybridMultilevel"/>
-    <w:tmpl w:val="A09E4AB2"/>
-    <w:lvl w:ilvl="0" w:tplc="0E5E98DA">
-      <w:start w:val="1"/>
-      <w:numFmt w:val="decimal"/>
-      <w:lvlText w:val="%1."/>
-      <w:lvlJc w:val="left"/>
-      <w:pPr>
-        <w:ind w:left="560" w:hanging="340"/>
-      </w:pPr>
-    </w:lvl>
-    <w:lvl w:ilvl="1" w:tplc="721ADC86">
-      <w:numFmt w:val="decimal"/>
-      <w:lvlText w:val=""/>
-      <w:lvlJc w:val="left"/>
-    </w:lvl>
-    <w:lvl w:ilvl="2" w:tplc="A19A103C">
-      <w:numFmt w:val="decimal"/>
-      <w:lvlText w:val=""/>
-      <w:lvlJc w:val="left"/>
-    </w:lvl>
-    <w:lvl w:ilvl="3" w:tplc="1B7CE3A4">
-      <w:numFmt w:val="decimal"/>
-      <w:lvlText w:val=""/>
-      <w:lvlJc w:val="left"/>
-    </w:lvl>
-    <w:lvl w:ilvl="4" w:tplc="CB20FEE6">
-      <w:numFmt w:val="decimal"/>
-      <w:lvlText w:val=""/>
-      <w:lvlJc w:val="left"/>
-    </w:lvl>
-    <w:lvl w:ilvl="5" w:tplc="51BAAB04">
-      <w:numFmt w:val="decimal"/>
-      <w:lvlText w:val=""/>
-      <w:lvlJc w:val="left"/>
-    </w:lvl>
-    <w:lvl w:ilvl="6" w:tplc="4492FC14">
-      <w:numFmt w:val="decimal"/>
-      <w:lvlText w:val=""/>
-      <w:lvlJc w:val="left"/>
-    </w:lvl>
-    <w:lvl w:ilvl="7" w:tplc="555032DA">
-      <w:numFmt w:val="decimal"/>
-      <w:lvlText w:val=""/>
-      <w:lvlJc w:val="left"/>
-    </w:lvl>
-    <w:lvl w:ilvl="8" w:tplc="618A44C4">
-      <w:numFmt w:val="decimal"/>
-      <w:lvlText w:val=""/>
-      <w:lvlJc w:val="left"/>
-    </w:lvl>
-  </w:abstractNum>
-  <w:num w:numId="1" w16cid:durableId="293142680">
-    <w:abstractNumId w:val="0"/>
+  <w:num w:numId="1" w16cid:durableId="1851410236">
+    <w:abstractNumId w:val="2"/>
     <w:lvlOverride w:ilvl="0">
       <w:startOverride w:val="1"/>
     </w:lvlOverride>
   </w:num>
-  <w:num w:numId="2" w16cid:durableId="1027364854">
-    <w:abstractNumId w:val="1"/>
+  <w:num w:numId="2" w16cid:durableId="1562474253">
+    <w:abstractNumId w:val="0"/>
     <w:lvlOverride w:ilvl="0">
       <w:startOverride w:val="1"/>
     </w:lvlOverride>
@@ -7667,7 +7667,7 @@
     <w:autoRedefine/>
     <w:uiPriority w:val="39"/>
     <w:unhideWhenUsed/>
-    <w:rsid w:val="00CF60C0"/>
+    <w:rsid w:val="003F7635"/>
     <w:pPr>
       <w:spacing w:after="100"/>
     </w:pPr>

--- a/public/documentos/GOB-11-informe-de-cierre-de-la-fase-de-formulacion.docx
+++ b/public/documentos/GOB-11-informe-de-cierre-de-la-fase-de-formulacion.docx
@@ -52,7 +52,7 @@
                 <w:noProof/>
               </w:rPr>
               <w:drawing>
-                <wp:inline distT="0" distB="0" distL="0" distR="0" wp14:anchorId="63F417C4" wp14:editId="26409DA3">
+                <wp:inline distT="0" distB="0" distL="0" distR="0" wp14:anchorId="260A55AB" wp14:editId="758558EF">
                   <wp:extent cx="990600" cy="990600"/>
                   <wp:effectExtent l="0" t="0" r="0" b="0"/>
                   <wp:docPr id="1" name="Imagen 1"/>
@@ -171,10 +171,10 @@
                 <w:noProof/>
               </w:rPr>
               <w:drawing>
-                <wp:inline distT="0" distB="0" distL="0" distR="0" wp14:anchorId="17EC2B1E" wp14:editId="5A3EDA84">
+                <wp:inline distT="0" distB="0" distL="0" distR="0" wp14:anchorId="17B1C489" wp14:editId="19CD6B0D">
                   <wp:extent cx="800100" cy="800100"/>
                   <wp:effectExtent l="0" t="0" r="0" b="0"/>
-                  <wp:docPr id="490115124" name="Imagen 490115124"/>
+                  <wp:docPr id="1925512025" name="Imagen 1925512025"/>
                   <wp:cNvGraphicFramePr>
                     <a:graphicFrameLocks xmlns:a="http://schemas.openxmlformats.org/drawingml/2006/main" noChangeAspect="1"/>
                   </wp:cNvGraphicFramePr>
@@ -2585,7 +2585,7 @@
     <w:sdt>
       <w:sdtPr>
         <w:alias w:val="Contenido"/>
-        <w:id w:val="-850715825"/>
+        <w:id w:val="2031837019"/>
       </w:sdtPr>
       <w:sdtEndPr/>
       <w:sdtContent>
@@ -2611,7 +2611,7 @@
           <w:r>
             <w:fldChar w:fldCharType="separate"/>
           </w:r>
-          <w:hyperlink w:anchor="_Toc242545379" w:history="1">
+          <w:hyperlink w:anchor="_Toc242549593" w:history="1">
             <w:r>
               <w:rPr>
                 <w:rStyle w:val="Hipervnculo"/>
@@ -2635,7 +2635,7 @@
               <w:rPr>
                 <w:noProof/>
               </w:rPr>
-              <w:instrText xml:space="preserve"> PAGEREF _Toc242545379 \h </w:instrText>
+              <w:instrText xml:space="preserve"> PAGEREF _Toc242549593 \h </w:instrText>
             </w:r>
             <w:r>
               <w:rPr>
@@ -2675,7 +2675,7 @@
               <w14:ligatures w14:val="standardContextual"/>
             </w:rPr>
           </w:pPr>
-          <w:hyperlink w:anchor="_Toc242545380" w:history="1">
+          <w:hyperlink w:anchor="_Toc242549594" w:history="1">
             <w:r>
               <w:rPr>
                 <w:rStyle w:val="Hipervnculo"/>
@@ -2699,7 +2699,7 @@
               <w:rPr>
                 <w:noProof/>
               </w:rPr>
-              <w:instrText xml:space="preserve"> PAGEREF _Toc242545380 \h </w:instrText>
+              <w:instrText xml:space="preserve"> PAGEREF _Toc242549594 \h </w:instrText>
             </w:r>
             <w:r>
               <w:rPr>
@@ -2739,7 +2739,7 @@
               <w14:ligatures w14:val="standardContextual"/>
             </w:rPr>
           </w:pPr>
-          <w:hyperlink w:anchor="_Toc242545381" w:history="1">
+          <w:hyperlink w:anchor="_Toc242549595" w:history="1">
             <w:r>
               <w:rPr>
                 <w:rStyle w:val="Hipervnculo"/>
@@ -2763,7 +2763,7 @@
               <w:rPr>
                 <w:noProof/>
               </w:rPr>
-              <w:instrText xml:space="preserve"> PAGEREF _Toc242545381 \h </w:instrText>
+              <w:instrText xml:space="preserve"> PAGEREF _Toc242549595 \h </w:instrText>
             </w:r>
             <w:r>
               <w:rPr>
@@ -2803,7 +2803,7 @@
               <w14:ligatures w14:val="standardContextual"/>
             </w:rPr>
           </w:pPr>
-          <w:hyperlink w:anchor="_Toc242545382" w:history="1">
+          <w:hyperlink w:anchor="_Toc242549596" w:history="1">
             <w:r>
               <w:rPr>
                 <w:rStyle w:val="Hipervnculo"/>
@@ -2827,7 +2827,7 @@
               <w:rPr>
                 <w:noProof/>
               </w:rPr>
-              <w:instrText xml:space="preserve"> PAGEREF _Toc242545382 \h </w:instrText>
+              <w:instrText xml:space="preserve"> PAGEREF _Toc242549596 \h </w:instrText>
             </w:r>
             <w:r>
               <w:rPr>
@@ -2867,7 +2867,7 @@
               <w14:ligatures w14:val="standardContextual"/>
             </w:rPr>
           </w:pPr>
-          <w:hyperlink w:anchor="_Toc242545383" w:history="1">
+          <w:hyperlink w:anchor="_Toc242549597" w:history="1">
             <w:r>
               <w:rPr>
                 <w:rStyle w:val="Hipervnculo"/>
@@ -2891,7 +2891,7 @@
               <w:rPr>
                 <w:noProof/>
               </w:rPr>
-              <w:instrText xml:space="preserve"> PAGEREF _Toc242545383 \h </w:instrText>
+              <w:instrText xml:space="preserve"> PAGEREF _Toc242549597 \h </w:instrText>
             </w:r>
             <w:r>
               <w:rPr>
@@ -2931,7 +2931,7 @@
               <w14:ligatures w14:val="standardContextual"/>
             </w:rPr>
           </w:pPr>
-          <w:hyperlink w:anchor="_Toc242545384" w:history="1">
+          <w:hyperlink w:anchor="_Toc242549598" w:history="1">
             <w:r>
               <w:rPr>
                 <w:rStyle w:val="Hipervnculo"/>
@@ -2955,7 +2955,7 @@
               <w:rPr>
                 <w:noProof/>
               </w:rPr>
-              <w:instrText xml:space="preserve"> PAGEREF _Toc242545384 \h </w:instrText>
+              <w:instrText xml:space="preserve"> PAGEREF _Toc242549598 \h </w:instrText>
             </w:r>
             <w:r>
               <w:rPr>
@@ -2995,7 +2995,7 @@
               <w14:ligatures w14:val="standardContextual"/>
             </w:rPr>
           </w:pPr>
-          <w:hyperlink w:anchor="_Toc242545385" w:history="1">
+          <w:hyperlink w:anchor="_Toc242549599" w:history="1">
             <w:r>
               <w:rPr>
                 <w:rStyle w:val="Hipervnculo"/>
@@ -3019,7 +3019,7 @@
               <w:rPr>
                 <w:noProof/>
               </w:rPr>
-              <w:instrText xml:space="preserve"> PAGEREF _Toc242545385 \h </w:instrText>
+              <w:instrText xml:space="preserve"> PAGEREF _Toc242549599 \h </w:instrText>
             </w:r>
             <w:r>
               <w:rPr>
@@ -3069,7 +3069,7 @@
       <w:pPr>
         <w:pStyle w:val="Ttulo1"/>
       </w:pPr>
-      <w:bookmarkStart w:id="0" w:name="_Toc242545379"/>
+      <w:bookmarkStart w:id="0" w:name="_Toc242549593"/>
       <w:r>
         <w:lastRenderedPageBreak/>
         <w:t>1. Datos de la fase</w:t>
@@ -3498,7 +3498,7 @@
       <w:pPr>
         <w:pStyle w:val="Ttulo1"/>
       </w:pPr>
-      <w:bookmarkStart w:id="1" w:name="_Toc242545380"/>
+      <w:bookmarkStart w:id="1" w:name="_Toc242549594"/>
       <w:r>
         <w:t>2. Objetivo de la fase y resultado</w:t>
       </w:r>
@@ -3526,7 +3526,7 @@
       <w:pPr>
         <w:pStyle w:val="Ttulo1"/>
       </w:pPr>
-      <w:bookmarkStart w:id="2" w:name="_Toc242545381"/>
+      <w:bookmarkStart w:id="2" w:name="_Toc242549595"/>
       <w:r>
         <w:t>3. Entregables de la fase</w:t>
       </w:r>
@@ -4579,7 +4579,7 @@
       <w:pPr>
         <w:pStyle w:val="Ttulo1"/>
       </w:pPr>
-      <w:bookmarkStart w:id="3" w:name="_Toc242545382"/>
+      <w:bookmarkStart w:id="3" w:name="_Toc242549596"/>
       <w:r>
         <w:lastRenderedPageBreak/>
         <w:t>4. Verificación del cierre</w:t>
@@ -5645,7 +5645,7 @@
       <w:pPr>
         <w:pStyle w:val="Ttulo1"/>
       </w:pPr>
-      <w:bookmarkStart w:id="4" w:name="_Toc242545383"/>
+      <w:bookmarkStart w:id="4" w:name="_Toc242549597"/>
       <w:r>
         <w:t>5. Pendientes que pasan a la fase actual</w:t>
       </w:r>
@@ -6401,7 +6401,7 @@
       <w:pPr>
         <w:pStyle w:val="Ttulo1"/>
       </w:pPr>
-      <w:bookmarkStart w:id="5" w:name="_Toc242545384"/>
+      <w:bookmarkStart w:id="5" w:name="_Toc242549598"/>
       <w:r>
         <w:t>6. Transferencia al equipo actual</w:t>
       </w:r>
@@ -6467,7 +6467,7 @@
       <w:pPr>
         <w:pStyle w:val="Ttulo1"/>
       </w:pPr>
-      <w:bookmarkStart w:id="6" w:name="_Toc242545385"/>
+      <w:bookmarkStart w:id="6" w:name="_Toc242549599"/>
       <w:r>
         <w:lastRenderedPageBreak/>
         <w:t>7. Conclusión</w:t>
@@ -6874,118 +6874,10 @@
 <file path=word/numbering.xml><?xml version="1.0" encoding="utf-8"?>
 <w:numbering xmlns:wpc="http://schemas.microsoft.com/office/word/2010/wordprocessingCanvas" xmlns:cx="http://schemas.microsoft.com/office/drawing/2014/chartex" xmlns:cx1="http://schemas.microsoft.com/office/drawing/2015/9/8/chartex" xmlns:cx2="http://schemas.microsoft.com/office/drawing/2015/10/21/chartex" xmlns:cx3="http://schemas.microsoft.com/office/drawing/2016/5/9/chartex" xmlns:cx4="http://schemas.microsoft.com/office/drawing/2016/5/10/chartex" xmlns:cx5="http://schemas.microsoft.com/office/drawing/2016/5/11/chartex" xmlns:cx6="http://schemas.microsoft.com/office/drawing/2016/5/12/chartex" xmlns:cx7="http://schemas.microsoft.com/office/drawing/2016/5/13/chartex" xmlns:cx8="http://schemas.microsoft.com/office/drawing/2016/5/14/chartex" xmlns:mc="http://schemas.openxmlformats.org/markup-compatibility/2006" xmlns:aink="http://schemas.microsoft.com/office/drawing/2016/ink" xmlns:am3d="http://schemas.microsoft.com/office/drawing/2017/model3d" xmlns:o="urn:schemas-microsoft-com:office:office" xmlns:oel="http://schemas.microsoft.com/office/2019/extlst" xmlns:r="http://schemas.openxmlformats.org/officeDocument/2006/relationships" xmlns:m="http://schemas.openxmlformats.org/officeDocument/2006/math" xmlns:v="urn:schemas-microsoft-com:vml" xmlns:wp14="http://schemas.microsoft.com/office/word/2010/wordprocessingDrawing" xmlns:wp="http://schemas.openxmlformats.org/drawingml/2006/wordprocessingDrawing" xmlns:w10="urn:schemas-microsoft-com:office:word" xmlns:w="http://schemas.openxmlformats.org/wordprocessingml/2006/main" xmlns:w14="http://schemas.microsoft.com/office/word/2010/wordml" xmlns:w15="http://schemas.microsoft.com/office/word/2012/wordml" xmlns:w16cex="http://schemas.microsoft.com/office/word/2018/wordml/cex" xmlns:w16cid="http://schemas.microsoft.com/office/word/2016/wordml/cid" xmlns:w16="http://schemas.microsoft.com/office/word/2018/wordml" xmlns:w16du="http://schemas.microsoft.com/office/word/2023/wordml/word16du" xmlns:w16sdtdh="http://schemas.microsoft.com/office/word/2020/wordml/sdtdatahash" xmlns:w16sdtfl="http://schemas.microsoft.com/office/word/2024/wordml/sdtformatlock" xmlns:w16se="http://schemas.microsoft.com/office/word/2015/wordml/symex" xmlns:wpg="http://schemas.microsoft.com/office/word/2010/wordprocessingGroup" xmlns:wpi="http://schemas.microsoft.com/office/word/2010/wordprocessingInk" xmlns:wne="http://schemas.microsoft.com/office/word/2006/wordml" xmlns:wps="http://schemas.microsoft.com/office/word/2010/wordprocessingShape" mc:Ignorable="w14 w15 w16se w16cid w16 w16cex w16sdtdh w16sdtfl w16du wp14">
   <w:abstractNum w:abstractNumId="0" w15:restartNumberingAfterBreak="0">
-    <w:nsid w:val="2A553E7D"/>
+    <w:nsid w:val="086E089E"/>
     <w:multiLevelType w:val="hybridMultilevel"/>
-    <w:tmpl w:val="10D06EB0"/>
-    <w:lvl w:ilvl="0" w:tplc="E59E7BEE">
-      <w:start w:val="1"/>
-      <w:numFmt w:val="bullet"/>
-      <w:lvlText w:val="•"/>
-      <w:lvlJc w:val="left"/>
-      <w:pPr>
-        <w:ind w:left="560" w:hanging="280"/>
-      </w:pPr>
-    </w:lvl>
-    <w:lvl w:ilvl="1" w:tplc="E7B0EEA2">
-      <w:numFmt w:val="decimal"/>
-      <w:lvlText w:val=""/>
-      <w:lvlJc w:val="left"/>
-    </w:lvl>
-    <w:lvl w:ilvl="2" w:tplc="731689C6">
-      <w:numFmt w:val="decimal"/>
-      <w:lvlText w:val=""/>
-      <w:lvlJc w:val="left"/>
-    </w:lvl>
-    <w:lvl w:ilvl="3" w:tplc="D5BE606E">
-      <w:numFmt w:val="decimal"/>
-      <w:lvlText w:val=""/>
-      <w:lvlJc w:val="left"/>
-    </w:lvl>
-    <w:lvl w:ilvl="4" w:tplc="C82AA72E">
-      <w:numFmt w:val="decimal"/>
-      <w:lvlText w:val=""/>
-      <w:lvlJc w:val="left"/>
-    </w:lvl>
-    <w:lvl w:ilvl="5" w:tplc="3A066570">
-      <w:numFmt w:val="decimal"/>
-      <w:lvlText w:val=""/>
-      <w:lvlJc w:val="left"/>
-    </w:lvl>
-    <w:lvl w:ilvl="6" w:tplc="0B367EEA">
-      <w:numFmt w:val="decimal"/>
-      <w:lvlText w:val=""/>
-      <w:lvlJc w:val="left"/>
-    </w:lvl>
-    <w:lvl w:ilvl="7" w:tplc="3DF072A2">
-      <w:numFmt w:val="decimal"/>
-      <w:lvlText w:val=""/>
-      <w:lvlJc w:val="left"/>
-    </w:lvl>
-    <w:lvl w:ilvl="8" w:tplc="3402BAB4">
-      <w:numFmt w:val="decimal"/>
-      <w:lvlText w:val=""/>
-      <w:lvlJc w:val="left"/>
-    </w:lvl>
-  </w:abstractNum>
-  <w:abstractNum w:abstractNumId="1" w15:restartNumberingAfterBreak="0">
-    <w:nsid w:val="45063127"/>
-    <w:multiLevelType w:val="hybridMultilevel"/>
-    <w:tmpl w:val="EA0C81BE"/>
-    <w:lvl w:ilvl="0" w:tplc="EF122B02">
-      <w:start w:val="1"/>
-      <w:numFmt w:val="decimal"/>
-      <w:lvlText w:val="%1."/>
-      <w:lvlJc w:val="left"/>
-      <w:pPr>
-        <w:ind w:left="560" w:hanging="340"/>
-      </w:pPr>
-    </w:lvl>
-    <w:lvl w:ilvl="1" w:tplc="3EBE5D60">
-      <w:numFmt w:val="decimal"/>
-      <w:lvlText w:val=""/>
-      <w:lvlJc w:val="left"/>
-    </w:lvl>
-    <w:lvl w:ilvl="2" w:tplc="C59A34B6">
-      <w:numFmt w:val="decimal"/>
-      <w:lvlText w:val=""/>
-      <w:lvlJc w:val="left"/>
-    </w:lvl>
-    <w:lvl w:ilvl="3" w:tplc="A95CDED2">
-      <w:numFmt w:val="decimal"/>
-      <w:lvlText w:val=""/>
-      <w:lvlJc w:val="left"/>
-    </w:lvl>
-    <w:lvl w:ilvl="4" w:tplc="A84637D2">
-      <w:numFmt w:val="decimal"/>
-      <w:lvlText w:val=""/>
-      <w:lvlJc w:val="left"/>
-    </w:lvl>
-    <w:lvl w:ilvl="5" w:tplc="D4008A40">
-      <w:numFmt w:val="decimal"/>
-      <w:lvlText w:val=""/>
-      <w:lvlJc w:val="left"/>
-    </w:lvl>
-    <w:lvl w:ilvl="6" w:tplc="443AD236">
-      <w:numFmt w:val="decimal"/>
-      <w:lvlText w:val=""/>
-      <w:lvlJc w:val="left"/>
-    </w:lvl>
-    <w:lvl w:ilvl="7" w:tplc="20C6B356">
-      <w:numFmt w:val="decimal"/>
-      <w:lvlText w:val=""/>
-      <w:lvlJc w:val="left"/>
-    </w:lvl>
-    <w:lvl w:ilvl="8" w:tplc="5954740C">
-      <w:numFmt w:val="decimal"/>
-      <w:lvlText w:val=""/>
-      <w:lvlJc w:val="left"/>
-    </w:lvl>
-  </w:abstractNum>
-  <w:abstractNum w:abstractNumId="2" w15:restartNumberingAfterBreak="0">
-    <w:nsid w:val="5DE263BE"/>
-    <w:multiLevelType w:val="hybridMultilevel"/>
-    <w:tmpl w:val="649292A4"/>
-    <w:lvl w:ilvl="0" w:tplc="380A585E">
+    <w:tmpl w:val="6B643A08"/>
+    <w:lvl w:ilvl="0" w:tplc="D61EF4B0">
       <w:start w:val="1"/>
       <w:numFmt w:val="bullet"/>
       <w:lvlText w:val="●"/>
@@ -6994,7 +6886,7 @@
         <w:ind w:left="720" w:hanging="360"/>
       </w:pPr>
     </w:lvl>
-    <w:lvl w:ilvl="1" w:tplc="77E29D4C">
+    <w:lvl w:ilvl="1" w:tplc="A4840A86">
       <w:start w:val="1"/>
       <w:numFmt w:val="bullet"/>
       <w:lvlText w:val="○"/>
@@ -7003,7 +6895,7 @@
         <w:ind w:left="1440" w:hanging="360"/>
       </w:pPr>
     </w:lvl>
-    <w:lvl w:ilvl="2" w:tplc="0C6C091C">
+    <w:lvl w:ilvl="2" w:tplc="04CA271A">
       <w:start w:val="1"/>
       <w:numFmt w:val="bullet"/>
       <w:lvlText w:val="■"/>
@@ -7012,7 +6904,7 @@
         <w:ind w:left="2160" w:hanging="360"/>
       </w:pPr>
     </w:lvl>
-    <w:lvl w:ilvl="3" w:tplc="F4A8904C">
+    <w:lvl w:ilvl="3" w:tplc="6D2464D0">
       <w:start w:val="1"/>
       <w:numFmt w:val="bullet"/>
       <w:lvlText w:val="●"/>
@@ -7021,7 +6913,7 @@
         <w:ind w:left="2880" w:hanging="360"/>
       </w:pPr>
     </w:lvl>
-    <w:lvl w:ilvl="4" w:tplc="484E2FD8">
+    <w:lvl w:ilvl="4" w:tplc="07824226">
       <w:start w:val="1"/>
       <w:numFmt w:val="bullet"/>
       <w:lvlText w:val="○"/>
@@ -7030,7 +6922,7 @@
         <w:ind w:left="3600" w:hanging="360"/>
       </w:pPr>
     </w:lvl>
-    <w:lvl w:ilvl="5" w:tplc="BB8447D2">
+    <w:lvl w:ilvl="5" w:tplc="17FC9A0E">
       <w:start w:val="1"/>
       <w:numFmt w:val="bullet"/>
       <w:lvlText w:val="■"/>
@@ -7039,7 +6931,7 @@
         <w:ind w:left="4320" w:hanging="360"/>
       </w:pPr>
     </w:lvl>
-    <w:lvl w:ilvl="6" w:tplc="A7CCC614">
+    <w:lvl w:ilvl="6" w:tplc="9E28DFFC">
       <w:start w:val="1"/>
       <w:numFmt w:val="bullet"/>
       <w:lvlText w:val="●"/>
@@ -7048,7 +6940,7 @@
         <w:ind w:left="5040" w:hanging="360"/>
       </w:pPr>
     </w:lvl>
-    <w:lvl w:ilvl="7" w:tplc="9D124762">
+    <w:lvl w:ilvl="7" w:tplc="462C961A">
       <w:start w:val="1"/>
       <w:numFmt w:val="bullet"/>
       <w:lvlText w:val="●"/>
@@ -7057,7 +6949,7 @@
         <w:ind w:left="5760" w:hanging="360"/>
       </w:pPr>
     </w:lvl>
-    <w:lvl w:ilvl="8" w:tplc="0750E3D2">
+    <w:lvl w:ilvl="8" w:tplc="F926AD02">
       <w:start w:val="1"/>
       <w:numFmt w:val="bullet"/>
       <w:lvlText w:val="●"/>
@@ -7067,14 +6959,122 @@
       </w:pPr>
     </w:lvl>
   </w:abstractNum>
-  <w:num w:numId="1" w16cid:durableId="1851410236">
-    <w:abstractNumId w:val="2"/>
+  <w:abstractNum w:abstractNumId="1" w15:restartNumberingAfterBreak="0">
+    <w:nsid w:val="3AA917CD"/>
+    <w:multiLevelType w:val="hybridMultilevel"/>
+    <w:tmpl w:val="6E9AA8E8"/>
+    <w:lvl w:ilvl="0" w:tplc="4AB08F38">
+      <w:start w:val="1"/>
+      <w:numFmt w:val="decimal"/>
+      <w:lvlText w:val="%1."/>
+      <w:lvlJc w:val="left"/>
+      <w:pPr>
+        <w:ind w:left="560" w:hanging="340"/>
+      </w:pPr>
+    </w:lvl>
+    <w:lvl w:ilvl="1" w:tplc="C756E37C">
+      <w:numFmt w:val="decimal"/>
+      <w:lvlText w:val=""/>
+      <w:lvlJc w:val="left"/>
+    </w:lvl>
+    <w:lvl w:ilvl="2" w:tplc="BEFE9F58">
+      <w:numFmt w:val="decimal"/>
+      <w:lvlText w:val=""/>
+      <w:lvlJc w:val="left"/>
+    </w:lvl>
+    <w:lvl w:ilvl="3" w:tplc="A328E23E">
+      <w:numFmt w:val="decimal"/>
+      <w:lvlText w:val=""/>
+      <w:lvlJc w:val="left"/>
+    </w:lvl>
+    <w:lvl w:ilvl="4" w:tplc="F5FAFA64">
+      <w:numFmt w:val="decimal"/>
+      <w:lvlText w:val=""/>
+      <w:lvlJc w:val="left"/>
+    </w:lvl>
+    <w:lvl w:ilvl="5" w:tplc="9A66CD02">
+      <w:numFmt w:val="decimal"/>
+      <w:lvlText w:val=""/>
+      <w:lvlJc w:val="left"/>
+    </w:lvl>
+    <w:lvl w:ilvl="6" w:tplc="3C54C952">
+      <w:numFmt w:val="decimal"/>
+      <w:lvlText w:val=""/>
+      <w:lvlJc w:val="left"/>
+    </w:lvl>
+    <w:lvl w:ilvl="7" w:tplc="EA86AA80">
+      <w:numFmt w:val="decimal"/>
+      <w:lvlText w:val=""/>
+      <w:lvlJc w:val="left"/>
+    </w:lvl>
+    <w:lvl w:ilvl="8" w:tplc="9280A02A">
+      <w:numFmt w:val="decimal"/>
+      <w:lvlText w:val=""/>
+      <w:lvlJc w:val="left"/>
+    </w:lvl>
+  </w:abstractNum>
+  <w:abstractNum w:abstractNumId="2" w15:restartNumberingAfterBreak="0">
+    <w:nsid w:val="7E623F79"/>
+    <w:multiLevelType w:val="hybridMultilevel"/>
+    <w:tmpl w:val="6FC092B8"/>
+    <w:lvl w:ilvl="0" w:tplc="3334A2EE">
+      <w:start w:val="1"/>
+      <w:numFmt w:val="bullet"/>
+      <w:lvlText w:val="•"/>
+      <w:lvlJc w:val="left"/>
+      <w:pPr>
+        <w:ind w:left="560" w:hanging="280"/>
+      </w:pPr>
+    </w:lvl>
+    <w:lvl w:ilvl="1" w:tplc="F5846CBC">
+      <w:numFmt w:val="decimal"/>
+      <w:lvlText w:val=""/>
+      <w:lvlJc w:val="left"/>
+    </w:lvl>
+    <w:lvl w:ilvl="2" w:tplc="00F8751E">
+      <w:numFmt w:val="decimal"/>
+      <w:lvlText w:val=""/>
+      <w:lvlJc w:val="left"/>
+    </w:lvl>
+    <w:lvl w:ilvl="3" w:tplc="969A0932">
+      <w:numFmt w:val="decimal"/>
+      <w:lvlText w:val=""/>
+      <w:lvlJc w:val="left"/>
+    </w:lvl>
+    <w:lvl w:ilvl="4" w:tplc="46BE6D4A">
+      <w:numFmt w:val="decimal"/>
+      <w:lvlText w:val=""/>
+      <w:lvlJc w:val="left"/>
+    </w:lvl>
+    <w:lvl w:ilvl="5" w:tplc="31DAD236">
+      <w:numFmt w:val="decimal"/>
+      <w:lvlText w:val=""/>
+      <w:lvlJc w:val="left"/>
+    </w:lvl>
+    <w:lvl w:ilvl="6" w:tplc="FAA08782">
+      <w:numFmt w:val="decimal"/>
+      <w:lvlText w:val=""/>
+      <w:lvlJc w:val="left"/>
+    </w:lvl>
+    <w:lvl w:ilvl="7" w:tplc="0086525E">
+      <w:numFmt w:val="decimal"/>
+      <w:lvlText w:val=""/>
+      <w:lvlJc w:val="left"/>
+    </w:lvl>
+    <w:lvl w:ilvl="8" w:tplc="748815AE">
+      <w:numFmt w:val="decimal"/>
+      <w:lvlText w:val=""/>
+      <w:lvlJc w:val="left"/>
+    </w:lvl>
+  </w:abstractNum>
+  <w:num w:numId="1" w16cid:durableId="103229177">
+    <w:abstractNumId w:val="0"/>
     <w:lvlOverride w:ilvl="0">
       <w:startOverride w:val="1"/>
     </w:lvlOverride>
   </w:num>
-  <w:num w:numId="2" w16cid:durableId="1562474253">
-    <w:abstractNumId w:val="0"/>
+  <w:num w:numId="2" w16cid:durableId="627123435">
+    <w:abstractNumId w:val="2"/>
     <w:lvlOverride w:ilvl="0">
       <w:startOverride w:val="1"/>
     </w:lvlOverride>
@@ -7667,7 +7667,7 @@
     <w:autoRedefine/>
     <w:uiPriority w:val="39"/>
     <w:unhideWhenUsed/>
-    <w:rsid w:val="003F7635"/>
+    <w:rsid w:val="008303BD"/>
     <w:pPr>
       <w:spacing w:after="100"/>
     </w:pPr>

--- a/public/documentos/GOB-11-informe-de-cierre-de-la-fase-de-formulacion.docx
+++ b/public/documentos/GOB-11-informe-de-cierre-de-la-fase-de-formulacion.docx
@@ -52,7 +52,7 @@
                 <w:noProof/>
               </w:rPr>
               <w:drawing>
-                <wp:inline distT="0" distB="0" distL="0" distR="0" wp14:anchorId="260A55AB" wp14:editId="758558EF">
+                <wp:inline distT="0" distB="0" distL="0" distR="0" wp14:anchorId="7571CE4E" wp14:editId="2A048B43">
                   <wp:extent cx="990600" cy="990600"/>
                   <wp:effectExtent l="0" t="0" r="0" b="0"/>
                   <wp:docPr id="1" name="Imagen 1"/>
@@ -171,10 +171,10 @@
                 <w:noProof/>
               </w:rPr>
               <w:drawing>
-                <wp:inline distT="0" distB="0" distL="0" distR="0" wp14:anchorId="17B1C489" wp14:editId="19CD6B0D">
+                <wp:inline distT="0" distB="0" distL="0" distR="0" wp14:anchorId="0B5F45CF" wp14:editId="6105E014">
                   <wp:extent cx="800100" cy="800100"/>
                   <wp:effectExtent l="0" t="0" r="0" b="0"/>
-                  <wp:docPr id="1925512025" name="Imagen 1925512025"/>
+                  <wp:docPr id="167411386" name="Imagen 167411386"/>
                   <wp:cNvGraphicFramePr>
                     <a:graphicFrameLocks xmlns:a="http://schemas.openxmlformats.org/drawingml/2006/main" noChangeAspect="1"/>
                   </wp:cNvGraphicFramePr>
@@ -1117,7 +1117,7 @@
                 <w:sz w:val="17"/>
                 <w:szCs w:val="17"/>
               </w:rPr>
-              <w:t>Responsable del modelo de Machine Learning</w:t>
+              <w:t>Responsable del modelo de Machine Learning y Product Owner</w:t>
             </w:r>
           </w:p>
         </w:tc>
@@ -2585,7 +2585,7 @@
     <w:sdt>
       <w:sdtPr>
         <w:alias w:val="Contenido"/>
-        <w:id w:val="2031837019"/>
+        <w:id w:val="1072467360"/>
       </w:sdtPr>
       <w:sdtEndPr/>
       <w:sdtContent>
@@ -2611,7 +2611,7 @@
           <w:r>
             <w:fldChar w:fldCharType="separate"/>
           </w:r>
-          <w:hyperlink w:anchor="_Toc242549593" w:history="1">
+          <w:hyperlink w:anchor="_Toc243091645" w:history="1">
             <w:r>
               <w:rPr>
                 <w:rStyle w:val="Hipervnculo"/>
@@ -2635,7 +2635,7 @@
               <w:rPr>
                 <w:noProof/>
               </w:rPr>
-              <w:instrText xml:space="preserve"> PAGEREF _Toc242549593 \h </w:instrText>
+              <w:instrText xml:space="preserve"> PAGEREF _Toc243091645 \h </w:instrText>
             </w:r>
             <w:r>
               <w:rPr>
@@ -2675,7 +2675,7 @@
               <w14:ligatures w14:val="standardContextual"/>
             </w:rPr>
           </w:pPr>
-          <w:hyperlink w:anchor="_Toc242549594" w:history="1">
+          <w:hyperlink w:anchor="_Toc243091646" w:history="1">
             <w:r>
               <w:rPr>
                 <w:rStyle w:val="Hipervnculo"/>
@@ -2699,7 +2699,7 @@
               <w:rPr>
                 <w:noProof/>
               </w:rPr>
-              <w:instrText xml:space="preserve"> PAGEREF _Toc242549594 \h </w:instrText>
+              <w:instrText xml:space="preserve"> PAGEREF _Toc243091646 \h </w:instrText>
             </w:r>
             <w:r>
               <w:rPr>
@@ -2739,7 +2739,7 @@
               <w14:ligatures w14:val="standardContextual"/>
             </w:rPr>
           </w:pPr>
-          <w:hyperlink w:anchor="_Toc242549595" w:history="1">
+          <w:hyperlink w:anchor="_Toc243091647" w:history="1">
             <w:r>
               <w:rPr>
                 <w:rStyle w:val="Hipervnculo"/>
@@ -2763,7 +2763,7 @@
               <w:rPr>
                 <w:noProof/>
               </w:rPr>
-              <w:instrText xml:space="preserve"> PAGEREF _Toc242549595 \h </w:instrText>
+              <w:instrText xml:space="preserve"> PAGEREF _Toc243091647 \h </w:instrText>
             </w:r>
             <w:r>
               <w:rPr>
@@ -2803,7 +2803,7 @@
               <w14:ligatures w14:val="standardContextual"/>
             </w:rPr>
           </w:pPr>
-          <w:hyperlink w:anchor="_Toc242549596" w:history="1">
+          <w:hyperlink w:anchor="_Toc243091648" w:history="1">
             <w:r>
               <w:rPr>
                 <w:rStyle w:val="Hipervnculo"/>
@@ -2827,7 +2827,7 @@
               <w:rPr>
                 <w:noProof/>
               </w:rPr>
-              <w:instrText xml:space="preserve"> PAGEREF _Toc242549596 \h </w:instrText>
+              <w:instrText xml:space="preserve"> PAGEREF _Toc243091648 \h </w:instrText>
             </w:r>
             <w:r>
               <w:rPr>
@@ -2867,7 +2867,7 @@
               <w14:ligatures w14:val="standardContextual"/>
             </w:rPr>
           </w:pPr>
-          <w:hyperlink w:anchor="_Toc242549597" w:history="1">
+          <w:hyperlink w:anchor="_Toc243091649" w:history="1">
             <w:r>
               <w:rPr>
                 <w:rStyle w:val="Hipervnculo"/>
@@ -2891,7 +2891,7 @@
               <w:rPr>
                 <w:noProof/>
               </w:rPr>
-              <w:instrText xml:space="preserve"> PAGEREF _Toc242549597 \h </w:instrText>
+              <w:instrText xml:space="preserve"> PAGEREF _Toc243091649 \h </w:instrText>
             </w:r>
             <w:r>
               <w:rPr>
@@ -2931,7 +2931,7 @@
               <w14:ligatures w14:val="standardContextual"/>
             </w:rPr>
           </w:pPr>
-          <w:hyperlink w:anchor="_Toc242549598" w:history="1">
+          <w:hyperlink w:anchor="_Toc243091650" w:history="1">
             <w:r>
               <w:rPr>
                 <w:rStyle w:val="Hipervnculo"/>
@@ -2955,7 +2955,7 @@
               <w:rPr>
                 <w:noProof/>
               </w:rPr>
-              <w:instrText xml:space="preserve"> PAGEREF _Toc242549598 \h </w:instrText>
+              <w:instrText xml:space="preserve"> PAGEREF _Toc243091650 \h </w:instrText>
             </w:r>
             <w:r>
               <w:rPr>
@@ -2995,7 +2995,7 @@
               <w14:ligatures w14:val="standardContextual"/>
             </w:rPr>
           </w:pPr>
-          <w:hyperlink w:anchor="_Toc242549599" w:history="1">
+          <w:hyperlink w:anchor="_Toc243091651" w:history="1">
             <w:r>
               <w:rPr>
                 <w:rStyle w:val="Hipervnculo"/>
@@ -3019,7 +3019,7 @@
               <w:rPr>
                 <w:noProof/>
               </w:rPr>
-              <w:instrText xml:space="preserve"> PAGEREF _Toc242549599 \h </w:instrText>
+              <w:instrText xml:space="preserve"> PAGEREF _Toc243091651 \h </w:instrText>
             </w:r>
             <w:r>
               <w:rPr>
@@ -3069,7 +3069,7 @@
       <w:pPr>
         <w:pStyle w:val="Ttulo1"/>
       </w:pPr>
-      <w:bookmarkStart w:id="0" w:name="_Toc242549593"/>
+      <w:bookmarkStart w:id="0" w:name="_Toc243091645"/>
       <w:r>
         <w:lastRenderedPageBreak/>
         <w:t>1. Datos de la fase</w:t>
@@ -3498,7 +3498,7 @@
       <w:pPr>
         <w:pStyle w:val="Ttulo1"/>
       </w:pPr>
-      <w:bookmarkStart w:id="1" w:name="_Toc242549594"/>
+      <w:bookmarkStart w:id="1" w:name="_Toc243091646"/>
       <w:r>
         <w:t>2. Objetivo de la fase y resultado</w:t>
       </w:r>
@@ -3526,7 +3526,7 @@
       <w:pPr>
         <w:pStyle w:val="Ttulo1"/>
       </w:pPr>
-      <w:bookmarkStart w:id="2" w:name="_Toc242549595"/>
+      <w:bookmarkStart w:id="2" w:name="_Toc243091647"/>
       <w:r>
         <w:t>3. Entregables de la fase</w:t>
       </w:r>
@@ -4579,7 +4579,7 @@
       <w:pPr>
         <w:pStyle w:val="Ttulo1"/>
       </w:pPr>
-      <w:bookmarkStart w:id="3" w:name="_Toc242549596"/>
+      <w:bookmarkStart w:id="3" w:name="_Toc243091648"/>
       <w:r>
         <w:lastRenderedPageBreak/>
         <w:t>4. Verificación del cierre</w:t>
@@ -5645,7 +5645,7 @@
       <w:pPr>
         <w:pStyle w:val="Ttulo1"/>
       </w:pPr>
-      <w:bookmarkStart w:id="4" w:name="_Toc242549597"/>
+      <w:bookmarkStart w:id="4" w:name="_Toc243091649"/>
       <w:r>
         <w:t>5. Pendientes que pasan a la fase actual</w:t>
       </w:r>
@@ -6401,7 +6401,7 @@
       <w:pPr>
         <w:pStyle w:val="Ttulo1"/>
       </w:pPr>
-      <w:bookmarkStart w:id="5" w:name="_Toc242549598"/>
+      <w:bookmarkStart w:id="5" w:name="_Toc243091650"/>
       <w:r>
         <w:t>6. Transferencia al equipo actual</w:t>
       </w:r>
@@ -6467,7 +6467,7 @@
       <w:pPr>
         <w:pStyle w:val="Ttulo1"/>
       </w:pPr>
-      <w:bookmarkStart w:id="6" w:name="_Toc242549599"/>
+      <w:bookmarkStart w:id="6" w:name="_Toc243091651"/>
       <w:r>
         <w:lastRenderedPageBreak/>
         <w:t>7. Conclusión</w:t>
@@ -6874,10 +6874,118 @@
 <file path=word/numbering.xml><?xml version="1.0" encoding="utf-8"?>
 <w:numbering xmlns:wpc="http://schemas.microsoft.com/office/word/2010/wordprocessingCanvas" xmlns:cx="http://schemas.microsoft.com/office/drawing/2014/chartex" xmlns:cx1="http://schemas.microsoft.com/office/drawing/2015/9/8/chartex" xmlns:cx2="http://schemas.microsoft.com/office/drawing/2015/10/21/chartex" xmlns:cx3="http://schemas.microsoft.com/office/drawing/2016/5/9/chartex" xmlns:cx4="http://schemas.microsoft.com/office/drawing/2016/5/10/chartex" xmlns:cx5="http://schemas.microsoft.com/office/drawing/2016/5/11/chartex" xmlns:cx6="http://schemas.microsoft.com/office/drawing/2016/5/12/chartex" xmlns:cx7="http://schemas.microsoft.com/office/drawing/2016/5/13/chartex" xmlns:cx8="http://schemas.microsoft.com/office/drawing/2016/5/14/chartex" xmlns:mc="http://schemas.openxmlformats.org/markup-compatibility/2006" xmlns:aink="http://schemas.microsoft.com/office/drawing/2016/ink" xmlns:am3d="http://schemas.microsoft.com/office/drawing/2017/model3d" xmlns:o="urn:schemas-microsoft-com:office:office" xmlns:oel="http://schemas.microsoft.com/office/2019/extlst" xmlns:r="http://schemas.openxmlformats.org/officeDocument/2006/relationships" xmlns:m="http://schemas.openxmlformats.org/officeDocument/2006/math" xmlns:v="urn:schemas-microsoft-com:vml" xmlns:wp14="http://schemas.microsoft.com/office/word/2010/wordprocessingDrawing" xmlns:wp="http://schemas.openxmlformats.org/drawingml/2006/wordprocessingDrawing" xmlns:w10="urn:schemas-microsoft-com:office:word" xmlns:w="http://schemas.openxmlformats.org/wordprocessingml/2006/main" xmlns:w14="http://schemas.microsoft.com/office/word/2010/wordml" xmlns:w15="http://schemas.microsoft.com/office/word/2012/wordml" xmlns:w16cex="http://schemas.microsoft.com/office/word/2018/wordml/cex" xmlns:w16cid="http://schemas.microsoft.com/office/word/2016/wordml/cid" xmlns:w16="http://schemas.microsoft.com/office/word/2018/wordml" xmlns:w16du="http://schemas.microsoft.com/office/word/2023/wordml/word16du" xmlns:w16sdtdh="http://schemas.microsoft.com/office/word/2020/wordml/sdtdatahash" xmlns:w16sdtfl="http://schemas.microsoft.com/office/word/2024/wordml/sdtformatlock" xmlns:w16se="http://schemas.microsoft.com/office/word/2015/wordml/symex" xmlns:wpg="http://schemas.microsoft.com/office/word/2010/wordprocessingGroup" xmlns:wpi="http://schemas.microsoft.com/office/word/2010/wordprocessingInk" xmlns:wne="http://schemas.microsoft.com/office/word/2006/wordml" xmlns:wps="http://schemas.microsoft.com/office/word/2010/wordprocessingShape" mc:Ignorable="w14 w15 w16se w16cid w16 w16cex w16sdtdh w16sdtfl w16du wp14">
   <w:abstractNum w:abstractNumId="0" w15:restartNumberingAfterBreak="0">
-    <w:nsid w:val="086E089E"/>
+    <w:nsid w:val="0B7D68B9"/>
     <w:multiLevelType w:val="hybridMultilevel"/>
-    <w:tmpl w:val="6B643A08"/>
-    <w:lvl w:ilvl="0" w:tplc="D61EF4B0">
+    <w:tmpl w:val="96AEFFD2"/>
+    <w:lvl w:ilvl="0" w:tplc="AB266E0C">
+      <w:start w:val="1"/>
+      <w:numFmt w:val="bullet"/>
+      <w:lvlText w:val="•"/>
+      <w:lvlJc w:val="left"/>
+      <w:pPr>
+        <w:ind w:left="560" w:hanging="280"/>
+      </w:pPr>
+    </w:lvl>
+    <w:lvl w:ilvl="1" w:tplc="5EB26692">
+      <w:numFmt w:val="decimal"/>
+      <w:lvlText w:val=""/>
+      <w:lvlJc w:val="left"/>
+    </w:lvl>
+    <w:lvl w:ilvl="2" w:tplc="85429ED8">
+      <w:numFmt w:val="decimal"/>
+      <w:lvlText w:val=""/>
+      <w:lvlJc w:val="left"/>
+    </w:lvl>
+    <w:lvl w:ilvl="3" w:tplc="6632FB8C">
+      <w:numFmt w:val="decimal"/>
+      <w:lvlText w:val=""/>
+      <w:lvlJc w:val="left"/>
+    </w:lvl>
+    <w:lvl w:ilvl="4" w:tplc="DD98BC60">
+      <w:numFmt w:val="decimal"/>
+      <w:lvlText w:val=""/>
+      <w:lvlJc w:val="left"/>
+    </w:lvl>
+    <w:lvl w:ilvl="5" w:tplc="5FD4BE1E">
+      <w:numFmt w:val="decimal"/>
+      <w:lvlText w:val=""/>
+      <w:lvlJc w:val="left"/>
+    </w:lvl>
+    <w:lvl w:ilvl="6" w:tplc="FFCA8508">
+      <w:numFmt w:val="decimal"/>
+      <w:lvlText w:val=""/>
+      <w:lvlJc w:val="left"/>
+    </w:lvl>
+    <w:lvl w:ilvl="7" w:tplc="ED30ED9E">
+      <w:numFmt w:val="decimal"/>
+      <w:lvlText w:val=""/>
+      <w:lvlJc w:val="left"/>
+    </w:lvl>
+    <w:lvl w:ilvl="8" w:tplc="7C228264">
+      <w:numFmt w:val="decimal"/>
+      <w:lvlText w:val=""/>
+      <w:lvlJc w:val="left"/>
+    </w:lvl>
+  </w:abstractNum>
+  <w:abstractNum w:abstractNumId="1" w15:restartNumberingAfterBreak="0">
+    <w:nsid w:val="61071C4F"/>
+    <w:multiLevelType w:val="hybridMultilevel"/>
+    <w:tmpl w:val="694E4200"/>
+    <w:lvl w:ilvl="0" w:tplc="5672E1A6">
+      <w:start w:val="1"/>
+      <w:numFmt w:val="decimal"/>
+      <w:lvlText w:val="%1."/>
+      <w:lvlJc w:val="left"/>
+      <w:pPr>
+        <w:ind w:left="560" w:hanging="340"/>
+      </w:pPr>
+    </w:lvl>
+    <w:lvl w:ilvl="1" w:tplc="5F0A86DE">
+      <w:numFmt w:val="decimal"/>
+      <w:lvlText w:val=""/>
+      <w:lvlJc w:val="left"/>
+    </w:lvl>
+    <w:lvl w:ilvl="2" w:tplc="89E8F8C4">
+      <w:numFmt w:val="decimal"/>
+      <w:lvlText w:val=""/>
+      <w:lvlJc w:val="left"/>
+    </w:lvl>
+    <w:lvl w:ilvl="3" w:tplc="1E04D39A">
+      <w:numFmt w:val="decimal"/>
+      <w:lvlText w:val=""/>
+      <w:lvlJc w:val="left"/>
+    </w:lvl>
+    <w:lvl w:ilvl="4" w:tplc="5AB8A5BA">
+      <w:numFmt w:val="decimal"/>
+      <w:lvlText w:val=""/>
+      <w:lvlJc w:val="left"/>
+    </w:lvl>
+    <w:lvl w:ilvl="5" w:tplc="5088D970">
+      <w:numFmt w:val="decimal"/>
+      <w:lvlText w:val=""/>
+      <w:lvlJc w:val="left"/>
+    </w:lvl>
+    <w:lvl w:ilvl="6" w:tplc="5E402624">
+      <w:numFmt w:val="decimal"/>
+      <w:lvlText w:val=""/>
+      <w:lvlJc w:val="left"/>
+    </w:lvl>
+    <w:lvl w:ilvl="7" w:tplc="7EBA2336">
+      <w:numFmt w:val="decimal"/>
+      <w:lvlText w:val=""/>
+      <w:lvlJc w:val="left"/>
+    </w:lvl>
+    <w:lvl w:ilvl="8" w:tplc="44A83C5E">
+      <w:numFmt w:val="decimal"/>
+      <w:lvlText w:val=""/>
+      <w:lvlJc w:val="left"/>
+    </w:lvl>
+  </w:abstractNum>
+  <w:abstractNum w:abstractNumId="2" w15:restartNumberingAfterBreak="0">
+    <w:nsid w:val="73723E29"/>
+    <w:multiLevelType w:val="hybridMultilevel"/>
+    <w:tmpl w:val="D12C2D7E"/>
+    <w:lvl w:ilvl="0" w:tplc="B6E4DA04">
       <w:start w:val="1"/>
       <w:numFmt w:val="bullet"/>
       <w:lvlText w:val="●"/>
@@ -6886,7 +6994,7 @@
         <w:ind w:left="720" w:hanging="360"/>
       </w:pPr>
     </w:lvl>
-    <w:lvl w:ilvl="1" w:tplc="A4840A86">
+    <w:lvl w:ilvl="1" w:tplc="49F496E8">
       <w:start w:val="1"/>
       <w:numFmt w:val="bullet"/>
       <w:lvlText w:val="○"/>
@@ -6895,7 +7003,7 @@
         <w:ind w:left="1440" w:hanging="360"/>
       </w:pPr>
     </w:lvl>
-    <w:lvl w:ilvl="2" w:tplc="04CA271A">
+    <w:lvl w:ilvl="2" w:tplc="A83A279A">
       <w:start w:val="1"/>
       <w:numFmt w:val="bullet"/>
       <w:lvlText w:val="■"/>
@@ -6904,7 +7012,7 @@
         <w:ind w:left="2160" w:hanging="360"/>
       </w:pPr>
     </w:lvl>
-    <w:lvl w:ilvl="3" w:tplc="6D2464D0">
+    <w:lvl w:ilvl="3" w:tplc="BFB284A0">
       <w:start w:val="1"/>
       <w:numFmt w:val="bullet"/>
       <w:lvlText w:val="●"/>
@@ -6913,7 +7021,7 @@
         <w:ind w:left="2880" w:hanging="360"/>
       </w:pPr>
     </w:lvl>
-    <w:lvl w:ilvl="4" w:tplc="07824226">
+    <w:lvl w:ilvl="4" w:tplc="590C82E6">
       <w:start w:val="1"/>
       <w:numFmt w:val="bullet"/>
       <w:lvlText w:val="○"/>
@@ -6922,7 +7030,7 @@
         <w:ind w:left="3600" w:hanging="360"/>
       </w:pPr>
     </w:lvl>
-    <w:lvl w:ilvl="5" w:tplc="17FC9A0E">
+    <w:lvl w:ilvl="5" w:tplc="4BDE0C30">
       <w:start w:val="1"/>
       <w:numFmt w:val="bullet"/>
       <w:lvlText w:val="■"/>
@@ -6931,7 +7039,7 @@
         <w:ind w:left="4320" w:hanging="360"/>
       </w:pPr>
     </w:lvl>
-    <w:lvl w:ilvl="6" w:tplc="9E28DFFC">
+    <w:lvl w:ilvl="6" w:tplc="D9E4A1E6">
       <w:start w:val="1"/>
       <w:numFmt w:val="bullet"/>
       <w:lvlText w:val="●"/>
@@ -6940,7 +7048,7 @@
         <w:ind w:left="5040" w:hanging="360"/>
       </w:pPr>
     </w:lvl>
-    <w:lvl w:ilvl="7" w:tplc="462C961A">
+    <w:lvl w:ilvl="7" w:tplc="63261F1E">
       <w:start w:val="1"/>
       <w:numFmt w:val="bullet"/>
       <w:lvlText w:val="●"/>
@@ -6949,7 +7057,7 @@
         <w:ind w:left="5760" w:hanging="360"/>
       </w:pPr>
     </w:lvl>
-    <w:lvl w:ilvl="8" w:tplc="F926AD02">
+    <w:lvl w:ilvl="8" w:tplc="3140AD1A">
       <w:start w:val="1"/>
       <w:numFmt w:val="bullet"/>
       <w:lvlText w:val="●"/>
@@ -6959,122 +7067,14 @@
       </w:pPr>
     </w:lvl>
   </w:abstractNum>
-  <w:abstractNum w:abstractNumId="1" w15:restartNumberingAfterBreak="0">
-    <w:nsid w:val="3AA917CD"/>
-    <w:multiLevelType w:val="hybridMultilevel"/>
-    <w:tmpl w:val="6E9AA8E8"/>
-    <w:lvl w:ilvl="0" w:tplc="4AB08F38">
-      <w:start w:val="1"/>
-      <w:numFmt w:val="decimal"/>
-      <w:lvlText w:val="%1."/>
-      <w:lvlJc w:val="left"/>
-      <w:pPr>
-        <w:ind w:left="560" w:hanging="340"/>
-      </w:pPr>
-    </w:lvl>
-    <w:lvl w:ilvl="1" w:tplc="C756E37C">
-      <w:numFmt w:val="decimal"/>
-      <w:lvlText w:val=""/>
-      <w:lvlJc w:val="left"/>
-    </w:lvl>
-    <w:lvl w:ilvl="2" w:tplc="BEFE9F58">
-      <w:numFmt w:val="decimal"/>
-      <w:lvlText w:val=""/>
-      <w:lvlJc w:val="left"/>
-    </w:lvl>
-    <w:lvl w:ilvl="3" w:tplc="A328E23E">
-      <w:numFmt w:val="decimal"/>
-      <w:lvlText w:val=""/>
-      <w:lvlJc w:val="left"/>
-    </w:lvl>
-    <w:lvl w:ilvl="4" w:tplc="F5FAFA64">
-      <w:numFmt w:val="decimal"/>
-      <w:lvlText w:val=""/>
-      <w:lvlJc w:val="left"/>
-    </w:lvl>
-    <w:lvl w:ilvl="5" w:tplc="9A66CD02">
-      <w:numFmt w:val="decimal"/>
-      <w:lvlText w:val=""/>
-      <w:lvlJc w:val="left"/>
-    </w:lvl>
-    <w:lvl w:ilvl="6" w:tplc="3C54C952">
-      <w:numFmt w:val="decimal"/>
-      <w:lvlText w:val=""/>
-      <w:lvlJc w:val="left"/>
-    </w:lvl>
-    <w:lvl w:ilvl="7" w:tplc="EA86AA80">
-      <w:numFmt w:val="decimal"/>
-      <w:lvlText w:val=""/>
-      <w:lvlJc w:val="left"/>
-    </w:lvl>
-    <w:lvl w:ilvl="8" w:tplc="9280A02A">
-      <w:numFmt w:val="decimal"/>
-      <w:lvlText w:val=""/>
-      <w:lvlJc w:val="left"/>
-    </w:lvl>
-  </w:abstractNum>
-  <w:abstractNum w:abstractNumId="2" w15:restartNumberingAfterBreak="0">
-    <w:nsid w:val="7E623F79"/>
-    <w:multiLevelType w:val="hybridMultilevel"/>
-    <w:tmpl w:val="6FC092B8"/>
-    <w:lvl w:ilvl="0" w:tplc="3334A2EE">
-      <w:start w:val="1"/>
-      <w:numFmt w:val="bullet"/>
-      <w:lvlText w:val="•"/>
-      <w:lvlJc w:val="left"/>
-      <w:pPr>
-        <w:ind w:left="560" w:hanging="280"/>
-      </w:pPr>
-    </w:lvl>
-    <w:lvl w:ilvl="1" w:tplc="F5846CBC">
-      <w:numFmt w:val="decimal"/>
-      <w:lvlText w:val=""/>
-      <w:lvlJc w:val="left"/>
-    </w:lvl>
-    <w:lvl w:ilvl="2" w:tplc="00F8751E">
-      <w:numFmt w:val="decimal"/>
-      <w:lvlText w:val=""/>
-      <w:lvlJc w:val="left"/>
-    </w:lvl>
-    <w:lvl w:ilvl="3" w:tplc="969A0932">
-      <w:numFmt w:val="decimal"/>
-      <w:lvlText w:val=""/>
-      <w:lvlJc w:val="left"/>
-    </w:lvl>
-    <w:lvl w:ilvl="4" w:tplc="46BE6D4A">
-      <w:numFmt w:val="decimal"/>
-      <w:lvlText w:val=""/>
-      <w:lvlJc w:val="left"/>
-    </w:lvl>
-    <w:lvl w:ilvl="5" w:tplc="31DAD236">
-      <w:numFmt w:val="decimal"/>
-      <w:lvlText w:val=""/>
-      <w:lvlJc w:val="left"/>
-    </w:lvl>
-    <w:lvl w:ilvl="6" w:tplc="FAA08782">
-      <w:numFmt w:val="decimal"/>
-      <w:lvlText w:val=""/>
-      <w:lvlJc w:val="left"/>
-    </w:lvl>
-    <w:lvl w:ilvl="7" w:tplc="0086525E">
-      <w:numFmt w:val="decimal"/>
-      <w:lvlText w:val=""/>
-      <w:lvlJc w:val="left"/>
-    </w:lvl>
-    <w:lvl w:ilvl="8" w:tplc="748815AE">
-      <w:numFmt w:val="decimal"/>
-      <w:lvlText w:val=""/>
-      <w:lvlJc w:val="left"/>
-    </w:lvl>
-  </w:abstractNum>
-  <w:num w:numId="1" w16cid:durableId="103229177">
-    <w:abstractNumId w:val="0"/>
+  <w:num w:numId="1" w16cid:durableId="1341927607">
+    <w:abstractNumId w:val="2"/>
     <w:lvlOverride w:ilvl="0">
       <w:startOverride w:val="1"/>
     </w:lvlOverride>
   </w:num>
-  <w:num w:numId="2" w16cid:durableId="627123435">
-    <w:abstractNumId w:val="2"/>
+  <w:num w:numId="2" w16cid:durableId="516193522">
+    <w:abstractNumId w:val="0"/>
     <w:lvlOverride w:ilvl="0">
       <w:startOverride w:val="1"/>
     </w:lvlOverride>
@@ -7667,7 +7667,7 @@
     <w:autoRedefine/>
     <w:uiPriority w:val="39"/>
     <w:unhideWhenUsed/>
-    <w:rsid w:val="008303BD"/>
+    <w:rsid w:val="00671016"/>
     <w:pPr>
       <w:spacing w:after="100"/>
     </w:pPr>

--- a/public/documentos/GOB-11-informe-de-cierre-de-la-fase-de-formulacion.docx
+++ b/public/documentos/GOB-11-informe-de-cierre-de-la-fase-de-formulacion.docx
@@ -18,7 +18,7 @@
           <w:left w:w="10" w:type="dxa"/>
           <w:right w:w="10" w:type="dxa"/>
         </w:tblCellMar>
-        <w:tblLook w:val="04A0" w:firstRow="1" w:lastRow="0" w:firstColumn="1" w:lastColumn="0" w:noHBand="0" w:noVBand="1"/>
+        <w:tblLook w:val="0000" w:firstRow="0" w:lastRow="0" w:firstColumn="0" w:lastColumn="0" w:noHBand="0" w:noVBand="0"/>
       </w:tblPr>
       <w:tblGrid>
         <w:gridCol w:w="1757"/>
@@ -52,7 +52,7 @@
                 <w:noProof/>
               </w:rPr>
               <w:drawing>
-                <wp:inline distT="0" distB="0" distL="0" distR="0" wp14:anchorId="7571CE4E" wp14:editId="2A048B43">
+                <wp:inline distT="0" distB="0" distL="0" distR="0" wp14:anchorId="144B7874" wp14:editId="2E58A693">
                   <wp:extent cx="990600" cy="990600"/>
                   <wp:effectExtent l="0" t="0" r="0" b="0"/>
                   <wp:docPr id="1" name="Imagen 1"/>
@@ -171,10 +171,10 @@
                 <w:noProof/>
               </w:rPr>
               <w:drawing>
-                <wp:inline distT="0" distB="0" distL="0" distR="0" wp14:anchorId="0B5F45CF" wp14:editId="6105E014">
+                <wp:inline distT="0" distB="0" distL="0" distR="0" wp14:anchorId="19FB243B" wp14:editId="52A9A235">
                   <wp:extent cx="800100" cy="800100"/>
                   <wp:effectExtent l="0" t="0" r="0" b="0"/>
-                  <wp:docPr id="167411386" name="Imagen 167411386"/>
+                  <wp:docPr id="2718219" name="Imagen 2718219"/>
                   <wp:cNvGraphicFramePr>
                     <a:graphicFrameLocks xmlns:a="http://schemas.openxmlformats.org/drawingml/2006/main" noChangeAspect="1"/>
                   </wp:cNvGraphicFramePr>
@@ -308,7 +308,7 @@
           <w:left w:w="10" w:type="dxa"/>
           <w:right w:w="10" w:type="dxa"/>
         </w:tblCellMar>
-        <w:tblLook w:val="04A0" w:firstRow="1" w:lastRow="0" w:firstColumn="1" w:lastColumn="0" w:noHBand="0" w:noVBand="1"/>
+        <w:tblLook w:val="0000" w:firstRow="0" w:lastRow="0" w:firstColumn="0" w:lastColumn="0" w:noHBand="0" w:noVBand="0"/>
       </w:tblPr>
       <w:tblGrid>
         <w:gridCol w:w="2636"/>
@@ -786,7 +786,7 @@
           <w:left w:w="10" w:type="dxa"/>
           <w:right w:w="10" w:type="dxa"/>
         </w:tblCellMar>
-        <w:tblLook w:val="04A0" w:firstRow="1" w:lastRow="0" w:firstColumn="1" w:lastColumn="0" w:noHBand="0" w:noVBand="1"/>
+        <w:tblLook w:val="0000" w:firstRow="0" w:lastRow="0" w:firstColumn="0" w:lastColumn="0" w:noHBand="0" w:noVBand="0"/>
       </w:tblPr>
       <w:tblGrid>
         <w:gridCol w:w="4042"/>
@@ -1399,7 +1399,7 @@
           <w:left w:w="10" w:type="dxa"/>
           <w:right w:w="10" w:type="dxa"/>
         </w:tblCellMar>
-        <w:tblLook w:val="04A0" w:firstRow="1" w:lastRow="0" w:firstColumn="1" w:lastColumn="0" w:noHBand="0" w:noVBand="1"/>
+        <w:tblLook w:val="0000" w:firstRow="0" w:lastRow="0" w:firstColumn="0" w:lastColumn="0" w:noHBand="0" w:noVBand="0"/>
       </w:tblPr>
       <w:tblGrid>
         <w:gridCol w:w="2636"/>
@@ -1817,7 +1817,7 @@
           <w:left w:w="10" w:type="dxa"/>
           <w:right w:w="10" w:type="dxa"/>
         </w:tblCellMar>
-        <w:tblLook w:val="04A0" w:firstRow="1" w:lastRow="0" w:firstColumn="1" w:lastColumn="0" w:noHBand="0" w:noVBand="1"/>
+        <w:tblLook w:val="0000" w:firstRow="0" w:lastRow="0" w:firstColumn="0" w:lastColumn="0" w:noHBand="0" w:noVBand="0"/>
       </w:tblPr>
       <w:tblGrid>
         <w:gridCol w:w="1054"/>
@@ -2158,7 +2158,7 @@
           <w:left w:w="10" w:type="dxa"/>
           <w:right w:w="10" w:type="dxa"/>
         </w:tblCellMar>
-        <w:tblLook w:val="04A0" w:firstRow="1" w:lastRow="0" w:firstColumn="1" w:lastColumn="0" w:noHBand="0" w:noVBand="1"/>
+        <w:tblLook w:val="0000" w:firstRow="0" w:lastRow="0" w:firstColumn="0" w:lastColumn="0" w:noHBand="0" w:noVBand="0"/>
       </w:tblPr>
       <w:tblGrid>
         <w:gridCol w:w="2636"/>
@@ -2498,7 +2498,7 @@
           <w:left w:w="10" w:type="dxa"/>
           <w:right w:w="10" w:type="dxa"/>
         </w:tblCellMar>
-        <w:tblLook w:val="04A0" w:firstRow="1" w:lastRow="0" w:firstColumn="1" w:lastColumn="0" w:noHBand="0" w:noVBand="1"/>
+        <w:tblLook w:val="0000" w:firstRow="0" w:lastRow="0" w:firstColumn="0" w:lastColumn="0" w:noHBand="0" w:noVBand="0"/>
       </w:tblPr>
       <w:tblGrid>
         <w:gridCol w:w="8787"/>
@@ -2585,7 +2585,7 @@
     <w:sdt>
       <w:sdtPr>
         <w:alias w:val="Contenido"/>
-        <w:id w:val="1072467360"/>
+        <w:id w:val="-631324741"/>
       </w:sdtPr>
       <w:sdtEndPr/>
       <w:sdtContent>
@@ -2611,7 +2611,7 @@
           <w:r>
             <w:fldChar w:fldCharType="separate"/>
           </w:r>
-          <w:hyperlink w:anchor="_Toc243091645" w:history="1">
+          <w:hyperlink w:anchor="_Toc243093458" w:history="1">
             <w:r>
               <w:rPr>
                 <w:rStyle w:val="Hipervnculo"/>
@@ -2635,7 +2635,7 @@
               <w:rPr>
                 <w:noProof/>
               </w:rPr>
-              <w:instrText xml:space="preserve"> PAGEREF _Toc243091645 \h </w:instrText>
+              <w:instrText xml:space="preserve"> PAGEREF _Toc243093458 \h </w:instrText>
             </w:r>
             <w:r>
               <w:rPr>
@@ -2675,7 +2675,7 @@
               <w14:ligatures w14:val="standardContextual"/>
             </w:rPr>
           </w:pPr>
-          <w:hyperlink w:anchor="_Toc243091646" w:history="1">
+          <w:hyperlink w:anchor="_Toc243093459" w:history="1">
             <w:r>
               <w:rPr>
                 <w:rStyle w:val="Hipervnculo"/>
@@ -2699,7 +2699,7 @@
               <w:rPr>
                 <w:noProof/>
               </w:rPr>
-              <w:instrText xml:space="preserve"> PAGEREF _Toc243091646 \h </w:instrText>
+              <w:instrText xml:space="preserve"> PAGEREF _Toc243093459 \h </w:instrText>
             </w:r>
             <w:r>
               <w:rPr>
@@ -2739,7 +2739,7 @@
               <w14:ligatures w14:val="standardContextual"/>
             </w:rPr>
           </w:pPr>
-          <w:hyperlink w:anchor="_Toc243091647" w:history="1">
+          <w:hyperlink w:anchor="_Toc243093460" w:history="1">
             <w:r>
               <w:rPr>
                 <w:rStyle w:val="Hipervnculo"/>
@@ -2763,7 +2763,7 @@
               <w:rPr>
                 <w:noProof/>
               </w:rPr>
-              <w:instrText xml:space="preserve"> PAGEREF _Toc243091647 \h </w:instrText>
+              <w:instrText xml:space="preserve"> PAGEREF _Toc243093460 \h </w:instrText>
             </w:r>
             <w:r>
               <w:rPr>
@@ -2803,7 +2803,7 @@
               <w14:ligatures w14:val="standardContextual"/>
             </w:rPr>
           </w:pPr>
-          <w:hyperlink w:anchor="_Toc243091648" w:history="1">
+          <w:hyperlink w:anchor="_Toc243093461" w:history="1">
             <w:r>
               <w:rPr>
                 <w:rStyle w:val="Hipervnculo"/>
@@ -2827,7 +2827,7 @@
               <w:rPr>
                 <w:noProof/>
               </w:rPr>
-              <w:instrText xml:space="preserve"> PAGEREF _Toc243091648 \h </w:instrText>
+              <w:instrText xml:space="preserve"> PAGEREF _Toc243093461 \h </w:instrText>
             </w:r>
             <w:r>
               <w:rPr>
@@ -2867,7 +2867,7 @@
               <w14:ligatures w14:val="standardContextual"/>
             </w:rPr>
           </w:pPr>
-          <w:hyperlink w:anchor="_Toc243091649" w:history="1">
+          <w:hyperlink w:anchor="_Toc243093462" w:history="1">
             <w:r>
               <w:rPr>
                 <w:rStyle w:val="Hipervnculo"/>
@@ -2891,7 +2891,7 @@
               <w:rPr>
                 <w:noProof/>
               </w:rPr>
-              <w:instrText xml:space="preserve"> PAGEREF _Toc243091649 \h </w:instrText>
+              <w:instrText xml:space="preserve"> PAGEREF _Toc243093462 \h </w:instrText>
             </w:r>
             <w:r>
               <w:rPr>
@@ -2931,7 +2931,7 @@
               <w14:ligatures w14:val="standardContextual"/>
             </w:rPr>
           </w:pPr>
-          <w:hyperlink w:anchor="_Toc243091650" w:history="1">
+          <w:hyperlink w:anchor="_Toc243093463" w:history="1">
             <w:r>
               <w:rPr>
                 <w:rStyle w:val="Hipervnculo"/>
@@ -2955,7 +2955,7 @@
               <w:rPr>
                 <w:noProof/>
               </w:rPr>
-              <w:instrText xml:space="preserve"> PAGEREF _Toc243091650 \h </w:instrText>
+              <w:instrText xml:space="preserve"> PAGEREF _Toc243093463 \h </w:instrText>
             </w:r>
             <w:r>
               <w:rPr>
@@ -2995,7 +2995,7 @@
               <w14:ligatures w14:val="standardContextual"/>
             </w:rPr>
           </w:pPr>
-          <w:hyperlink w:anchor="_Toc243091651" w:history="1">
+          <w:hyperlink w:anchor="_Toc243093464" w:history="1">
             <w:r>
               <w:rPr>
                 <w:rStyle w:val="Hipervnculo"/>
@@ -3019,7 +3019,7 @@
               <w:rPr>
                 <w:noProof/>
               </w:rPr>
-              <w:instrText xml:space="preserve"> PAGEREF _Toc243091651 \h </w:instrText>
+              <w:instrText xml:space="preserve"> PAGEREF _Toc243093464 \h </w:instrText>
             </w:r>
             <w:r>
               <w:rPr>
@@ -3069,7 +3069,7 @@
       <w:pPr>
         <w:pStyle w:val="Ttulo1"/>
       </w:pPr>
-      <w:bookmarkStart w:id="0" w:name="_Toc243091645"/>
+      <w:bookmarkStart w:id="0" w:name="_Toc243093458"/>
       <w:r>
         <w:lastRenderedPageBreak/>
         <w:t>1. Datos de la fase</w:t>
@@ -3092,7 +3092,7 @@
           <w:left w:w="10" w:type="dxa"/>
           <w:right w:w="10" w:type="dxa"/>
         </w:tblCellMar>
-        <w:tblLook w:val="04A0" w:firstRow="1" w:lastRow="0" w:firstColumn="1" w:lastColumn="0" w:noHBand="0" w:noVBand="1"/>
+        <w:tblLook w:val="0000" w:firstRow="0" w:lastRow="0" w:firstColumn="0" w:lastColumn="0" w:noHBand="0" w:noVBand="0"/>
       </w:tblPr>
       <w:tblGrid>
         <w:gridCol w:w="2636"/>
@@ -3498,7 +3498,7 @@
       <w:pPr>
         <w:pStyle w:val="Ttulo1"/>
       </w:pPr>
-      <w:bookmarkStart w:id="1" w:name="_Toc243091646"/>
+      <w:bookmarkStart w:id="1" w:name="_Toc243093459"/>
       <w:r>
         <w:t>2. Objetivo de la fase y resultado</w:t>
       </w:r>
@@ -3526,7 +3526,7 @@
       <w:pPr>
         <w:pStyle w:val="Ttulo1"/>
       </w:pPr>
-      <w:bookmarkStart w:id="2" w:name="_Toc243091647"/>
+      <w:bookmarkStart w:id="2" w:name="_Toc243093460"/>
       <w:r>
         <w:t>3. Entregables de la fase</w:t>
       </w:r>
@@ -3574,7 +3574,7 @@
           <w:left w:w="10" w:type="dxa"/>
           <w:right w:w="10" w:type="dxa"/>
         </w:tblCellMar>
-        <w:tblLook w:val="04A0" w:firstRow="1" w:lastRow="0" w:firstColumn="1" w:lastColumn="0" w:noHBand="0" w:noVBand="1"/>
+        <w:tblLook w:val="0000" w:firstRow="0" w:lastRow="0" w:firstColumn="0" w:lastColumn="0" w:noHBand="0" w:noVBand="0"/>
       </w:tblPr>
       <w:tblGrid>
         <w:gridCol w:w="3339"/>
@@ -4579,7 +4579,7 @@
       <w:pPr>
         <w:pStyle w:val="Ttulo1"/>
       </w:pPr>
-      <w:bookmarkStart w:id="3" w:name="_Toc243091648"/>
+      <w:bookmarkStart w:id="3" w:name="_Toc243093461"/>
       <w:r>
         <w:lastRenderedPageBreak/>
         <w:t>4. Verificación del cierre</w:t>
@@ -4628,7 +4628,7 @@
           <w:left w:w="10" w:type="dxa"/>
           <w:right w:w="10" w:type="dxa"/>
         </w:tblCellMar>
-        <w:tblLook w:val="04A0" w:firstRow="1" w:lastRow="0" w:firstColumn="1" w:lastColumn="0" w:noHBand="0" w:noVBand="1"/>
+        <w:tblLook w:val="0000" w:firstRow="0" w:lastRow="0" w:firstColumn="0" w:lastColumn="0" w:noHBand="0" w:noVBand="0"/>
       </w:tblPr>
       <w:tblGrid>
         <w:gridCol w:w="3514"/>
@@ -5645,7 +5645,7 @@
       <w:pPr>
         <w:pStyle w:val="Ttulo1"/>
       </w:pPr>
-      <w:bookmarkStart w:id="4" w:name="_Toc243091649"/>
+      <w:bookmarkStart w:id="4" w:name="_Toc243093462"/>
       <w:r>
         <w:t>5. Pendientes que pasan a la fase actual</w:t>
       </w:r>
@@ -5693,7 +5693,7 @@
           <w:left w:w="10" w:type="dxa"/>
           <w:right w:w="10" w:type="dxa"/>
         </w:tblCellMar>
-        <w:tblLook w:val="04A0" w:firstRow="1" w:lastRow="0" w:firstColumn="1" w:lastColumn="0" w:noHBand="0" w:noVBand="1"/>
+        <w:tblLook w:val="0000" w:firstRow="0" w:lastRow="0" w:firstColumn="0" w:lastColumn="0" w:noHBand="0" w:noVBand="0"/>
       </w:tblPr>
       <w:tblGrid>
         <w:gridCol w:w="5272"/>
@@ -6401,7 +6401,7 @@
       <w:pPr>
         <w:pStyle w:val="Ttulo1"/>
       </w:pPr>
-      <w:bookmarkStart w:id="5" w:name="_Toc243091650"/>
+      <w:bookmarkStart w:id="5" w:name="_Toc243093463"/>
       <w:r>
         <w:t>6. Transferencia al equipo actual</w:t>
       </w:r>
@@ -6467,7 +6467,7 @@
       <w:pPr>
         <w:pStyle w:val="Ttulo1"/>
       </w:pPr>
-      <w:bookmarkStart w:id="6" w:name="_Toc243091651"/>
+      <w:bookmarkStart w:id="6" w:name="_Toc243093464"/>
       <w:r>
         <w:lastRenderedPageBreak/>
         <w:t>7. Conclusión</w:t>
@@ -6874,64 +6874,10 @@
 <file path=word/numbering.xml><?xml version="1.0" encoding="utf-8"?>
 <w:numbering xmlns:wpc="http://schemas.microsoft.com/office/word/2010/wordprocessingCanvas" xmlns:cx="http://schemas.microsoft.com/office/drawing/2014/chartex" xmlns:cx1="http://schemas.microsoft.com/office/drawing/2015/9/8/chartex" xmlns:cx2="http://schemas.microsoft.com/office/drawing/2015/10/21/chartex" xmlns:cx3="http://schemas.microsoft.com/office/drawing/2016/5/9/chartex" xmlns:cx4="http://schemas.microsoft.com/office/drawing/2016/5/10/chartex" xmlns:cx5="http://schemas.microsoft.com/office/drawing/2016/5/11/chartex" xmlns:cx6="http://schemas.microsoft.com/office/drawing/2016/5/12/chartex" xmlns:cx7="http://schemas.microsoft.com/office/drawing/2016/5/13/chartex" xmlns:cx8="http://schemas.microsoft.com/office/drawing/2016/5/14/chartex" xmlns:mc="http://schemas.openxmlformats.org/markup-compatibility/2006" xmlns:aink="http://schemas.microsoft.com/office/drawing/2016/ink" xmlns:am3d="http://schemas.microsoft.com/office/drawing/2017/model3d" xmlns:o="urn:schemas-microsoft-com:office:office" xmlns:oel="http://schemas.microsoft.com/office/2019/extlst" xmlns:r="http://schemas.openxmlformats.org/officeDocument/2006/relationships" xmlns:m="http://schemas.openxmlformats.org/officeDocument/2006/math" xmlns:v="urn:schemas-microsoft-com:vml" xmlns:wp14="http://schemas.microsoft.com/office/word/2010/wordprocessingDrawing" xmlns:wp="http://schemas.openxmlformats.org/drawingml/2006/wordprocessingDrawing" xmlns:w10="urn:schemas-microsoft-com:office:word" xmlns:w="http://schemas.openxmlformats.org/wordprocessingml/2006/main" xmlns:w14="http://schemas.microsoft.com/office/word/2010/wordml" xmlns:w15="http://schemas.microsoft.com/office/word/2012/wordml" xmlns:w16cex="http://schemas.microsoft.com/office/word/2018/wordml/cex" xmlns:w16cid="http://schemas.microsoft.com/office/word/2016/wordml/cid" xmlns:w16="http://schemas.microsoft.com/office/word/2018/wordml" xmlns:w16du="http://schemas.microsoft.com/office/word/2023/wordml/word16du" xmlns:w16sdtdh="http://schemas.microsoft.com/office/word/2020/wordml/sdtdatahash" xmlns:w16sdtfl="http://schemas.microsoft.com/office/word/2024/wordml/sdtformatlock" xmlns:w16se="http://schemas.microsoft.com/office/word/2015/wordml/symex" xmlns:wpg="http://schemas.microsoft.com/office/word/2010/wordprocessingGroup" xmlns:wpi="http://schemas.microsoft.com/office/word/2010/wordprocessingInk" xmlns:wne="http://schemas.microsoft.com/office/word/2006/wordml" xmlns:wps="http://schemas.microsoft.com/office/word/2010/wordprocessingShape" mc:Ignorable="w14 w15 w16se w16cid w16 w16cex w16sdtdh w16sdtfl w16du wp14">
   <w:abstractNum w:abstractNumId="0" w15:restartNumberingAfterBreak="0">
-    <w:nsid w:val="0B7D68B9"/>
+    <w:nsid w:val="25335128"/>
     <w:multiLevelType w:val="hybridMultilevel"/>
-    <w:tmpl w:val="96AEFFD2"/>
-    <w:lvl w:ilvl="0" w:tplc="AB266E0C">
-      <w:start w:val="1"/>
-      <w:numFmt w:val="bullet"/>
-      <w:lvlText w:val="•"/>
-      <w:lvlJc w:val="left"/>
-      <w:pPr>
-        <w:ind w:left="560" w:hanging="280"/>
-      </w:pPr>
-    </w:lvl>
-    <w:lvl w:ilvl="1" w:tplc="5EB26692">
-      <w:numFmt w:val="decimal"/>
-      <w:lvlText w:val=""/>
-      <w:lvlJc w:val="left"/>
-    </w:lvl>
-    <w:lvl w:ilvl="2" w:tplc="85429ED8">
-      <w:numFmt w:val="decimal"/>
-      <w:lvlText w:val=""/>
-      <w:lvlJc w:val="left"/>
-    </w:lvl>
-    <w:lvl w:ilvl="3" w:tplc="6632FB8C">
-      <w:numFmt w:val="decimal"/>
-      <w:lvlText w:val=""/>
-      <w:lvlJc w:val="left"/>
-    </w:lvl>
-    <w:lvl w:ilvl="4" w:tplc="DD98BC60">
-      <w:numFmt w:val="decimal"/>
-      <w:lvlText w:val=""/>
-      <w:lvlJc w:val="left"/>
-    </w:lvl>
-    <w:lvl w:ilvl="5" w:tplc="5FD4BE1E">
-      <w:numFmt w:val="decimal"/>
-      <w:lvlText w:val=""/>
-      <w:lvlJc w:val="left"/>
-    </w:lvl>
-    <w:lvl w:ilvl="6" w:tplc="FFCA8508">
-      <w:numFmt w:val="decimal"/>
-      <w:lvlText w:val=""/>
-      <w:lvlJc w:val="left"/>
-    </w:lvl>
-    <w:lvl w:ilvl="7" w:tplc="ED30ED9E">
-      <w:numFmt w:val="decimal"/>
-      <w:lvlText w:val=""/>
-      <w:lvlJc w:val="left"/>
-    </w:lvl>
-    <w:lvl w:ilvl="8" w:tplc="7C228264">
-      <w:numFmt w:val="decimal"/>
-      <w:lvlText w:val=""/>
-      <w:lvlJc w:val="left"/>
-    </w:lvl>
-  </w:abstractNum>
-  <w:abstractNum w:abstractNumId="1" w15:restartNumberingAfterBreak="0">
-    <w:nsid w:val="61071C4F"/>
-    <w:multiLevelType w:val="hybridMultilevel"/>
-    <w:tmpl w:val="694E4200"/>
-    <w:lvl w:ilvl="0" w:tplc="5672E1A6">
+    <w:tmpl w:val="59767AD4"/>
+    <w:lvl w:ilvl="0" w:tplc="BD004930">
       <w:start w:val="1"/>
       <w:numFmt w:val="decimal"/>
       <w:lvlText w:val="%1."/>
@@ -6940,52 +6886,52 @@
         <w:ind w:left="560" w:hanging="340"/>
       </w:pPr>
     </w:lvl>
-    <w:lvl w:ilvl="1" w:tplc="5F0A86DE">
+    <w:lvl w:ilvl="1" w:tplc="091CF496">
       <w:numFmt w:val="decimal"/>
       <w:lvlText w:val=""/>
       <w:lvlJc w:val="left"/>
     </w:lvl>
-    <w:lvl w:ilvl="2" w:tplc="89E8F8C4">
+    <w:lvl w:ilvl="2" w:tplc="E7C8866C">
       <w:numFmt w:val="decimal"/>
       <w:lvlText w:val=""/>
       <w:lvlJc w:val="left"/>
     </w:lvl>
-    <w:lvl w:ilvl="3" w:tplc="1E04D39A">
+    <w:lvl w:ilvl="3" w:tplc="634A662C">
       <w:numFmt w:val="decimal"/>
       <w:lvlText w:val=""/>
       <w:lvlJc w:val="left"/>
     </w:lvl>
-    <w:lvl w:ilvl="4" w:tplc="5AB8A5BA">
+    <w:lvl w:ilvl="4" w:tplc="2964411C">
       <w:numFmt w:val="decimal"/>
       <w:lvlText w:val=""/>
       <w:lvlJc w:val="left"/>
     </w:lvl>
-    <w:lvl w:ilvl="5" w:tplc="5088D970">
+    <w:lvl w:ilvl="5" w:tplc="3B186B3E">
       <w:numFmt w:val="decimal"/>
       <w:lvlText w:val=""/>
       <w:lvlJc w:val="left"/>
     </w:lvl>
-    <w:lvl w:ilvl="6" w:tplc="5E402624">
+    <w:lvl w:ilvl="6" w:tplc="96085FFE">
       <w:numFmt w:val="decimal"/>
       <w:lvlText w:val=""/>
       <w:lvlJc w:val="left"/>
     </w:lvl>
-    <w:lvl w:ilvl="7" w:tplc="7EBA2336">
+    <w:lvl w:ilvl="7" w:tplc="2DDCAA9C">
       <w:numFmt w:val="decimal"/>
       <w:lvlText w:val=""/>
       <w:lvlJc w:val="left"/>
     </w:lvl>
-    <w:lvl w:ilvl="8" w:tplc="44A83C5E">
+    <w:lvl w:ilvl="8" w:tplc="AA2036BA">
       <w:numFmt w:val="decimal"/>
       <w:lvlText w:val=""/>
       <w:lvlJc w:val="left"/>
     </w:lvl>
   </w:abstractNum>
-  <w:abstractNum w:abstractNumId="2" w15:restartNumberingAfterBreak="0">
-    <w:nsid w:val="73723E29"/>
+  <w:abstractNum w:abstractNumId="1" w15:restartNumberingAfterBreak="0">
+    <w:nsid w:val="5289160C"/>
     <w:multiLevelType w:val="hybridMultilevel"/>
-    <w:tmpl w:val="D12C2D7E"/>
-    <w:lvl w:ilvl="0" w:tplc="B6E4DA04">
+    <w:tmpl w:val="E656F150"/>
+    <w:lvl w:ilvl="0" w:tplc="1F8CA368">
       <w:start w:val="1"/>
       <w:numFmt w:val="bullet"/>
       <w:lvlText w:val="●"/>
@@ -6994,7 +6940,7 @@
         <w:ind w:left="720" w:hanging="360"/>
       </w:pPr>
     </w:lvl>
-    <w:lvl w:ilvl="1" w:tplc="49F496E8">
+    <w:lvl w:ilvl="1" w:tplc="458C7356">
       <w:start w:val="1"/>
       <w:numFmt w:val="bullet"/>
       <w:lvlText w:val="○"/>
@@ -7003,7 +6949,7 @@
         <w:ind w:left="1440" w:hanging="360"/>
       </w:pPr>
     </w:lvl>
-    <w:lvl w:ilvl="2" w:tplc="A83A279A">
+    <w:lvl w:ilvl="2" w:tplc="16BEC7DE">
       <w:start w:val="1"/>
       <w:numFmt w:val="bullet"/>
       <w:lvlText w:val="■"/>
@@ -7012,7 +6958,7 @@
         <w:ind w:left="2160" w:hanging="360"/>
       </w:pPr>
     </w:lvl>
-    <w:lvl w:ilvl="3" w:tplc="BFB284A0">
+    <w:lvl w:ilvl="3" w:tplc="4E5EC55A">
       <w:start w:val="1"/>
       <w:numFmt w:val="bullet"/>
       <w:lvlText w:val="●"/>
@@ -7021,7 +6967,7 @@
         <w:ind w:left="2880" w:hanging="360"/>
       </w:pPr>
     </w:lvl>
-    <w:lvl w:ilvl="4" w:tplc="590C82E6">
+    <w:lvl w:ilvl="4" w:tplc="8E106EEA">
       <w:start w:val="1"/>
       <w:numFmt w:val="bullet"/>
       <w:lvlText w:val="○"/>
@@ -7030,7 +6976,7 @@
         <w:ind w:left="3600" w:hanging="360"/>
       </w:pPr>
     </w:lvl>
-    <w:lvl w:ilvl="5" w:tplc="4BDE0C30">
+    <w:lvl w:ilvl="5" w:tplc="A126C7F0">
       <w:start w:val="1"/>
       <w:numFmt w:val="bullet"/>
       <w:lvlText w:val="■"/>
@@ -7039,7 +6985,7 @@
         <w:ind w:left="4320" w:hanging="360"/>
       </w:pPr>
     </w:lvl>
-    <w:lvl w:ilvl="6" w:tplc="D9E4A1E6">
+    <w:lvl w:ilvl="6" w:tplc="CFBE3C90">
       <w:start w:val="1"/>
       <w:numFmt w:val="bullet"/>
       <w:lvlText w:val="●"/>
@@ -7048,7 +6994,7 @@
         <w:ind w:left="5040" w:hanging="360"/>
       </w:pPr>
     </w:lvl>
-    <w:lvl w:ilvl="7" w:tplc="63261F1E">
+    <w:lvl w:ilvl="7" w:tplc="C92E874C">
       <w:start w:val="1"/>
       <w:numFmt w:val="bullet"/>
       <w:lvlText w:val="●"/>
@@ -7057,7 +7003,7 @@
         <w:ind w:left="5760" w:hanging="360"/>
       </w:pPr>
     </w:lvl>
-    <w:lvl w:ilvl="8" w:tplc="3140AD1A">
+    <w:lvl w:ilvl="8" w:tplc="0F86DE76">
       <w:start w:val="1"/>
       <w:numFmt w:val="bullet"/>
       <w:lvlText w:val="●"/>
@@ -7067,14 +7013,68 @@
       </w:pPr>
     </w:lvl>
   </w:abstractNum>
-  <w:num w:numId="1" w16cid:durableId="1341927607">
-    <w:abstractNumId w:val="2"/>
+  <w:abstractNum w:abstractNumId="2" w15:restartNumberingAfterBreak="0">
+    <w:nsid w:val="7E955D81"/>
+    <w:multiLevelType w:val="hybridMultilevel"/>
+    <w:tmpl w:val="F1782B6E"/>
+    <w:lvl w:ilvl="0" w:tplc="92AC6EE4">
+      <w:start w:val="1"/>
+      <w:numFmt w:val="bullet"/>
+      <w:lvlText w:val="•"/>
+      <w:lvlJc w:val="left"/>
+      <w:pPr>
+        <w:ind w:left="560" w:hanging="280"/>
+      </w:pPr>
+    </w:lvl>
+    <w:lvl w:ilvl="1" w:tplc="98BAC04C">
+      <w:numFmt w:val="decimal"/>
+      <w:lvlText w:val=""/>
+      <w:lvlJc w:val="left"/>
+    </w:lvl>
+    <w:lvl w:ilvl="2" w:tplc="A2B8F2E4">
+      <w:numFmt w:val="decimal"/>
+      <w:lvlText w:val=""/>
+      <w:lvlJc w:val="left"/>
+    </w:lvl>
+    <w:lvl w:ilvl="3" w:tplc="B56C5E80">
+      <w:numFmt w:val="decimal"/>
+      <w:lvlText w:val=""/>
+      <w:lvlJc w:val="left"/>
+    </w:lvl>
+    <w:lvl w:ilvl="4" w:tplc="DBB8E674">
+      <w:numFmt w:val="decimal"/>
+      <w:lvlText w:val=""/>
+      <w:lvlJc w:val="left"/>
+    </w:lvl>
+    <w:lvl w:ilvl="5" w:tplc="87E0FB9C">
+      <w:numFmt w:val="decimal"/>
+      <w:lvlText w:val=""/>
+      <w:lvlJc w:val="left"/>
+    </w:lvl>
+    <w:lvl w:ilvl="6" w:tplc="330A794C">
+      <w:numFmt w:val="decimal"/>
+      <w:lvlText w:val=""/>
+      <w:lvlJc w:val="left"/>
+    </w:lvl>
+    <w:lvl w:ilvl="7" w:tplc="E384D7F6">
+      <w:numFmt w:val="decimal"/>
+      <w:lvlText w:val=""/>
+      <w:lvlJc w:val="left"/>
+    </w:lvl>
+    <w:lvl w:ilvl="8" w:tplc="BB22B80C">
+      <w:numFmt w:val="decimal"/>
+      <w:lvlText w:val=""/>
+      <w:lvlJc w:val="left"/>
+    </w:lvl>
+  </w:abstractNum>
+  <w:num w:numId="1" w16cid:durableId="1352757457">
+    <w:abstractNumId w:val="1"/>
     <w:lvlOverride w:ilvl="0">
       <w:startOverride w:val="1"/>
     </w:lvlOverride>
   </w:num>
-  <w:num w:numId="2" w16cid:durableId="516193522">
-    <w:abstractNumId w:val="0"/>
+  <w:num w:numId="2" w16cid:durableId="1806696524">
+    <w:abstractNumId w:val="2"/>
     <w:lvlOverride w:ilvl="0">
       <w:startOverride w:val="1"/>
     </w:lvlOverride>
@@ -7667,7 +7667,7 @@
     <w:autoRedefine/>
     <w:uiPriority w:val="39"/>
     <w:unhideWhenUsed/>
-    <w:rsid w:val="00671016"/>
+    <w:rsid w:val="00941EA7"/>
     <w:pPr>
       <w:spacing w:after="100"/>
     </w:pPr>
